--- a/backend/templates/contract_goods_single.docx
+++ b/backend/templates/contract_goods_single.docx
@@ -2368,7 +2368,31 @@
         </w:rPr>
       </w:pPr>
       <w:commentRangeStart w:id="32"/>
+      <w:r>
+        <w:t>{%p if not is_prepayment %}</w:t>
+      </w:r>
+      <w:commentRangeEnd w:id="32"/>
+      <w:r>
+        <w:rPr>
+          <w:rStyle w:val="CommentReference"/>
+        </w:rPr>
+        <w:commentReference w:id="32"/>
+      </w:r>
+    </w:p>
+    <w:p>
+      <w:pPr>
+        <w:spacing w:after="0"/>
+        <w:ind w:firstLine="708"/>
+        <w:jc w:val="both"/>
+        <w:rPr>
+          <w:i/>
+          <w:iCs/>
+          <w:sz w:val="24"/>
+          <w:szCs w:val="24"/>
+        </w:rPr>
+      </w:pPr>
       <w:commentRangeStart w:id="33"/>
+      <w:commentRangeStart w:id="34"/>
       <w:r>
         <w:rPr>
           <w:i/>
@@ -2377,7 +2401,14 @@
           <w:szCs w:val="24"/>
           <w:highlight w:val="yellow"/>
         </w:rPr>
-        <w:t xml:space="preserve">4.3. Расчеты осуществляются без авансирования в безналичной форме путем перечисления денежных средств на расчетный счет Поставщика за фактически полученные и принятые Покупателем товары в течение {{ payment_term_days }} ({{ payment_term_days }}) рабочих дней с даты принятия решения Покупателя о принятии товара (подписания Покупателем документов, подтверждающих принятие товара). Платеж считается осуществленным с момента списания денежных средств со счета Покупателя.</w:t>
+        <w:t xml:space="preserve">4.3. Расчеты осуществляются без авансирования в безналичной форме путем перечисления денежных средств на расчетный счет Поставщика за фактически полученные и принятые Покупателем товары в течение {{ payment_term_days or '____' }} ({{ payment_term_days_words or '____' }}) рабочих дней с даты принятия решения Покупателя о принятии товара (подписания Покупателем документов, подтверждающих принятие товара). Платеж считается осуществленным с момента списания денежных средств со счета Покупателя.</w:t>
+      </w:r>
+      <w:commentRangeEnd w:id="34"/>
+      <w:r>
+        <w:rPr>
+          <w:rStyle w:val="CommentReference"/>
+        </w:rPr>
+        <w:commentReference w:id="34"/>
       </w:r>
       <w:commentRangeEnd w:id="33"/>
       <w:r>
@@ -2386,12 +2417,29 @@
         </w:rPr>
         <w:commentReference w:id="33"/>
       </w:r>
-      <w:commentRangeEnd w:id="32"/>
-      <w:r>
-        <w:rPr>
-          <w:rStyle w:val="CommentReference"/>
-        </w:rPr>
-        <w:commentReference w:id="32"/>
+    </w:p>
+    <w:p>
+      <w:pPr>
+        <w:spacing w:after="0"/>
+        <w:ind w:firstLine="708"/>
+        <w:jc w:val="both"/>
+        <w:rPr>
+          <w:i/>
+          <w:iCs/>
+          <w:sz w:val="24"/>
+          <w:szCs w:val="24"/>
+        </w:rPr>
+      </w:pPr>
+      <w:commentRangeStart w:id="35"/>
+      <w:r>
+        <w:t>{%p else %}</w:t>
+      </w:r>
+      <w:commentRangeEnd w:id="35"/>
+      <w:r>
+        <w:rPr>
+          <w:rStyle w:val="CommentReference"/>
+        </w:rPr>
+        <w:commentReference w:id="35"/>
       </w:r>
     </w:p>
     <w:p>
@@ -2428,341 +2476,121 @@
         </w:rPr>
         <w:t xml:space="preserve">4.3. </w:t>
       </w:r>
-      <w:commentRangeStart w:id="34"/>
-      <w:commentRangeStart w:id="35"/>
-      <w:r>
-        <w:rPr>
-          <w:i/>
-          <w:iCs/>
-          <w:sz w:val="24"/>
-          <w:szCs w:val="24"/>
-          <w:highlight w:val="yellow"/>
-        </w:rPr>
-        <w:t xml:space="preserve">Расчеты осуществляются в формате 100% предоплаты в безналичной форме путем перечисления денежных средств на расчетный счет Поставщика в течение {{ payment_term_days }} ({{ payment_term_days }}) рабочих дней с момента заключения настоящего Договора, при условии получения Покупателем от Поставщика счета на оплату. Покупатель не несет ответственности </w:t>
-      </w:r>
-      <w:commentRangeEnd w:id="35"/>
-      <w:r>
-        <w:rPr>
-          <w:rStyle w:val="CommentReference"/>
-        </w:rPr>
-        <w:commentReference w:id="35"/>
-      </w:r>
-      <w:commentRangeEnd w:id="34"/>
-      <w:r>
-        <w:rPr>
-          <w:rStyle w:val="CommentReference"/>
-        </w:rPr>
-        <w:commentReference w:id="34"/>
-      </w:r>
-      <w:r>
-        <w:rPr>
-          <w:i/>
-          <w:iCs/>
-          <w:sz w:val="24"/>
-          <w:szCs w:val="24"/>
-          <w:highlight w:val="yellow"/>
-        </w:rPr>
-        <w:br/>
-      </w:r>
-      <w:r>
-        <w:rPr>
-          <w:i/>
-          <w:iCs/>
-          <w:sz w:val="24"/>
-          <w:szCs w:val="24"/>
-          <w:highlight w:val="yellow"/>
-        </w:rPr>
-        <w:t xml:space="preserve">за просрочки обязательств по оплате в случае, если Покупателем </w:t>
-      </w:r>
-      <w:r>
-        <w:rPr>
-          <w:i/>
-          <w:iCs/>
-          <w:sz w:val="24"/>
-          <w:szCs w:val="24"/>
-          <w:highlight w:val="yellow"/>
-        </w:rPr>
-        <w:br/>
-      </w:r>
-      <w:r>
-        <w:rPr>
-          <w:i/>
-          <w:iCs/>
-          <w:sz w:val="24"/>
-          <w:szCs w:val="24"/>
-          <w:highlight w:val="yellow"/>
-        </w:rPr>
-        <w:t>не получен счет</w:t>
-      </w:r>
-      <w:r>
-        <w:rPr>
-          <w:i/>
-          <w:iCs/>
-          <w:sz w:val="24"/>
-          <w:szCs w:val="24"/>
-        </w:rPr>
-        <w:t>.</w:t>
-      </w:r>
-    </w:p>
-    <w:p>
-      <w:pPr>
-        <w:spacing w:after="0"/>
-        <w:ind w:firstLine="708"/>
-        <w:jc w:val="both"/>
-        <w:rPr>
-          <w:i/>
-          <w:iCs/>
-          <w:sz w:val="24"/>
-          <w:szCs w:val="24"/>
-        </w:rPr>
-      </w:pPr>
-    </w:p>
-    <w:p>
-      <w:pPr>
-        <w:spacing w:after="0"/>
-        <w:ind w:firstLine="708"/>
-        <w:jc w:val="both"/>
-        <w:rPr>
-          <w:i/>
-          <w:iCs/>
-          <w:sz w:val="24"/>
-          <w:szCs w:val="24"/>
-          <w:highlight w:val="yellow"/>
-        </w:rPr>
-      </w:pPr>
       <w:commentRangeStart w:id="36"/>
-      <w:r>
-        <w:t>{%p if delivery_by_supplier %}</w:t>
-      </w:r>
-      <w:commentRangeEnd w:id="36"/>
-      <w:r>
-        <w:rPr>
-          <w:rStyle w:val="CommentReference"/>
-        </w:rPr>
-        <w:commentReference w:id="36"/>
-      </w:r>
-    </w:p>
-    <w:p>
-      <w:pPr>
-        <w:spacing w:after="0"/>
-        <w:ind w:firstLine="708"/>
-        <w:jc w:val="both"/>
-        <w:rPr>
-          <w:i/>
-          <w:iCs/>
-          <w:sz w:val="24"/>
-          <w:szCs w:val="24"/>
-          <w:highlight w:val="yellow"/>
-        </w:rPr>
-      </w:pPr>
-      <w:r>
-        <w:rPr>
-          <w:i/>
-          <w:iCs/>
-          <w:sz w:val="24"/>
-          <w:szCs w:val="24"/>
-          <w:highlight w:val="yellow"/>
-        </w:rPr>
-        <w:t xml:space="preserve">4.4. Доставка товара Поставщиком Покупателю до адреса (адресов) Покупателя, согласованного (согласованных) Сторонами включена в общую стоимость товаров, указанную в п. 4.1. Договора и отдельной дополнительной оплате Покупателем не подлежит. </w:t>
-      </w:r>
-    </w:p>
-    <w:p>
-      <w:pPr>
-        <w:spacing w:after="0"/>
-        <w:ind w:firstLine="708"/>
-        <w:jc w:val="both"/>
-        <w:rPr>
-          <w:i/>
-          <w:iCs/>
-          <w:sz w:val="24"/>
-          <w:szCs w:val="24"/>
-          <w:highlight w:val="yellow"/>
-        </w:rPr>
-      </w:pPr>
-      <w:r>
-        <w:rPr>
-          <w:i/>
-          <w:iCs/>
-          <w:sz w:val="24"/>
-          <w:szCs w:val="24"/>
-          <w:highlight w:val="yellow"/>
-        </w:rPr>
-        <w:t xml:space="preserve">Стороны вправе согласовать в Спецификации (Приложении № 1 к Договору) стоимость доставки товара Поставщиком Покупателю до адреса (адресов) Покупателя, согласованного (согласованных) Сторонами, которая также входит в стоимость товаров, указанную в п. 4.1. Договора.</w:t>
-      </w:r>
-    </w:p>
-    <w:p>
-      <w:pPr>
-        <w:spacing w:after="0"/>
-        <w:ind w:firstLine="708"/>
-        <w:jc w:val="both"/>
-        <w:rPr>
-          <w:i/>
-          <w:iCs/>
-          <w:sz w:val="24"/>
-          <w:szCs w:val="24"/>
-          <w:highlight w:val="yellow"/>
-        </w:rPr>
-      </w:pPr>
       <w:commentRangeStart w:id="37"/>
-      <w:r>
-        <w:t>{%p endif %}</w:t>
-      </w:r>
-      <w:commentRangeEnd w:id="37"/>
-      <w:r>
-        <w:rPr>
-          <w:rStyle w:val="CommentReference"/>
-        </w:rPr>
-        <w:commentReference w:id="37"/>
-      </w:r>
-    </w:p>
-    <w:p>
-      <w:pPr>
-        <w:spacing w:after="0"/>
-        <w:ind w:firstLine="708"/>
-        <w:jc w:val="both"/>
-        <w:rPr>
-          <w:i/>
-          <w:iCs/>
-          <w:sz w:val="24"/>
-          <w:szCs w:val="24"/>
-          <w:highlight w:val="yellow"/>
-        </w:rPr>
-      </w:pPr>
-    </w:p>
-    <w:p>
-      <w:pPr>
-        <w:spacing w:after="0"/>
-        <w:ind w:firstLine="708"/>
-        <w:jc w:val="both"/>
-        <w:rPr>
-          <w:i/>
-          <w:iCs/>
-          <w:sz w:val="24"/>
-          <w:szCs w:val="24"/>
-          <w:highlight w:val="yellow"/>
-        </w:rPr>
-      </w:pPr>
-      <w:r>
-        <w:rPr>
-          <w:i/>
-          <w:iCs/>
-          <w:sz w:val="24"/>
-          <w:szCs w:val="24"/>
-          <w:highlight w:val="yellow"/>
-        </w:rPr>
-        <w:t xml:space="preserve">4.5. В случае неисполнения или ненадлежащего выполнения Поставщиком своих обязательств, предусмотренных Договором, Покупатель вправе произвести оплату </w:t>
-      </w:r>
-      <w:r>
-        <w:rPr>
-          <w:i/>
-          <w:iCs/>
-          <w:sz w:val="24"/>
-          <w:szCs w:val="24"/>
-          <w:highlight w:val="yellow"/>
-        </w:rPr>
-        <w:br/>
-      </w:r>
-      <w:r>
-        <w:rPr>
-          <w:i/>
-          <w:iCs/>
-          <w:sz w:val="24"/>
-          <w:szCs w:val="24"/>
-          <w:highlight w:val="yellow"/>
-        </w:rPr>
-        <w:t>по Договору за вычетом соответствующего размера неустойки (штрафа, пени).</w:t>
-      </w:r>
-    </w:p>
-    <w:p>
-      <w:pPr>
-        <w:spacing w:after="0"/>
-        <w:ind w:firstLine="708"/>
-        <w:jc w:val="both"/>
-        <w:rPr>
-          <w:i/>
-          <w:iCs/>
-          <w:sz w:val="24"/>
-          <w:szCs w:val="24"/>
-          <w:highlight w:val="yellow"/>
-        </w:rPr>
-      </w:pPr>
-    </w:p>
-    <w:p>
-      <w:pPr>
-        <w:spacing w:after="0"/>
-        <w:ind w:firstLine="708"/>
-        <w:jc w:val="both"/>
-        <w:rPr>
-          <w:i/>
-          <w:iCs/>
-          <w:sz w:val="24"/>
-          <w:szCs w:val="24"/>
-        </w:rPr>
-      </w:pPr>
-      <w:r>
-        <w:rPr>
-          <w:i/>
-          <w:iCs/>
-          <w:sz w:val="24"/>
-          <w:szCs w:val="24"/>
-          <w:highlight w:val="yellow"/>
-        </w:rPr>
-        <w:t xml:space="preserve">4.5. В случае нарушения сроков оплаты товара, предусмотренных п. 4.3. Договора, настоящий Договор считается автоматически расторгнутым по взаимному согласию Сторон, если Стороны не согласуют иной (новый) срок для оплаты товара по Договору. </w:t>
-      </w:r>
-      <w:r>
-        <w:rPr>
-          <w:i/>
-          <w:iCs/>
-          <w:sz w:val="24"/>
-          <w:szCs w:val="24"/>
-          <w:highlight w:val="yellow"/>
-        </w:rPr>
-        <w:br/>
-        <w:t>По письменному требованию Покупателя внесенные им денежные средства подлежат возврату в течение 5 (пяти) рабочих дней с момента получения требования в полном объеме.</w:t>
-      </w:r>
-    </w:p>
-    <w:p>
-      <w:pPr>
-        <w:spacing w:after="0"/>
-        <w:ind w:firstLine="708"/>
-        <w:jc w:val="both"/>
-        <w:rPr>
-          <w:i/>
-          <w:iCs/>
-          <w:sz w:val="24"/>
-          <w:szCs w:val="24"/>
-        </w:rPr>
-      </w:pPr>
-    </w:p>
-    <w:p>
-      <w:pPr>
-        <w:spacing w:after="0"/>
-        <w:ind w:firstLine="708"/>
-        <w:jc w:val="both"/>
-        <w:rPr>
-          <w:sz w:val="24"/>
-          <w:szCs w:val="24"/>
-        </w:rPr>
-      </w:pPr>
-      <w:r>
-        <w:rPr>
-          <w:sz w:val="24"/>
-          <w:szCs w:val="24"/>
-        </w:rPr>
-        <w:t xml:space="preserve">4.6. Финансирование </w:t>
-      </w:r>
       <w:commentRangeStart w:id="38"/>
       <w:commentRangeStart w:id="39"/>
       <w:commentRangeStart w:id="40"/>
+      <w:r>
+        <w:rPr>
+          <w:i/>
+          <w:iCs/>
+          <w:sz w:val="24"/>
+          <w:szCs w:val="24"/>
+          <w:highlight w:val="yellow"/>
+        </w:rPr>
+        <w:t xml:space="preserve">Расчеты осуществляются в формате 100% предоплаты в безналичной форме путем перечисления денежных средств на расчетный счет Поставщика в течение {{ payment_term_days or '____' }} ({{ payment_term_days_words or '____' }}) рабочих дней с момента заключения настоящего Договора, при условии получения Покупателем от Поставщика счета на оплату. {% if advance_amount %}Сумма аванса: {{ advance_amount }} руб.{% endif %} Покупатель не несет ответственности </w:t>
+      </w:r>
+      <w:commentRangeEnd w:id="40"/>
+      <w:r>
+        <w:rPr>
+          <w:rStyle w:val="CommentReference"/>
+        </w:rPr>
+        <w:commentReference w:id="40"/>
+      </w:r>
+      <w:commentRangeEnd w:id="39"/>
+      <w:r>
+        <w:rPr>
+          <w:rStyle w:val="CommentReference"/>
+        </w:rPr>
+        <w:commentReference w:id="39"/>
+      </w:r>
+      <w:commentRangeEnd w:id="38"/>
+      <w:r>
+        <w:rPr>
+          <w:rStyle w:val="CommentReference"/>
+        </w:rPr>
+        <w:commentReference w:id="38"/>
+      </w:r>
+      <w:commentRangeEnd w:id="37"/>
+      <w:r>
+        <w:rPr>
+          <w:rStyle w:val="CommentReference"/>
+        </w:rPr>
+        <w:commentReference w:id="37"/>
+      </w:r>
+      <w:commentRangeEnd w:id="36"/>
+      <w:r>
+        <w:rPr>
+          <w:rStyle w:val="CommentReference"/>
+        </w:rPr>
+        <w:commentReference w:id="36"/>
+      </w:r>
+      <w:r>
+        <w:rPr>
+          <w:i/>
+          <w:iCs/>
+          <w:sz w:val="24"/>
+          <w:szCs w:val="24"/>
+          <w:highlight w:val="yellow"/>
+        </w:rPr>
+        <w:br/>
+      </w:r>
+      <w:r>
+        <w:rPr>
+          <w:i/>
+          <w:iCs/>
+          <w:sz w:val="24"/>
+          <w:szCs w:val="24"/>
+          <w:highlight w:val="yellow"/>
+        </w:rPr>
+        <w:t xml:space="preserve">за просрочки обязательств по оплате в случае, если Покупателем </w:t>
+      </w:r>
+      <w:r>
+        <w:rPr>
+          <w:i/>
+          <w:iCs/>
+          <w:sz w:val="24"/>
+          <w:szCs w:val="24"/>
+          <w:highlight w:val="yellow"/>
+        </w:rPr>
+        <w:br/>
+      </w:r>
+      <w:r>
+        <w:rPr>
+          <w:i/>
+          <w:iCs/>
+          <w:sz w:val="24"/>
+          <w:szCs w:val="24"/>
+          <w:highlight w:val="yellow"/>
+        </w:rPr>
+        <w:t>не получен счет</w:t>
+      </w:r>
+      <w:r>
+        <w:rPr>
+          <w:i/>
+          <w:iCs/>
+          <w:sz w:val="24"/>
+          <w:szCs w:val="24"/>
+        </w:rPr>
+        <w:t>.</w:t>
+      </w:r>
+    </w:p>
+    <w:p>
+      <w:pPr>
+        <w:spacing w:after="0"/>
+        <w:ind w:firstLine="708"/>
+        <w:jc w:val="both"/>
+        <w:rPr>
+          <w:i/>
+          <w:iCs/>
+          <w:sz w:val="24"/>
+          <w:szCs w:val="24"/>
+        </w:rPr>
+      </w:pPr>
       <w:commentRangeStart w:id="41"/>
       <w:r>
-        <w:rPr>
-          <w:rFonts w:eastAsia="Times New Roman" w:cs="Times New Roman"/>
-          <w:color w:val="000000"/>
-          <w:sz w:val="24"/>
-          <w:szCs w:val="24"/>
-        </w:rPr>
-        <w:t xml:space="preserve">договора осуществляется в рамках соглашения о предоставлении субсидии, заключенного между ВСКС и {{ subsidy_ministry_name }} № {{ subsidy_agreement_number }} от {{ subsidy_agreement_date }} г. В связи с оплатой стоимости настоящего договора за счет средств федеральной субсидии, подрядчик (Поставщик) дает свое согласие на осуществление главным распорядителем бюджетных средств, предоставившим субсидию ({{ subsidy_ministry_name }}), и органами государственного (муниципального) финансового контроля проверок (в т.ч. в соответствии </w:t>
+        <w:t>{%p endif %}</w:t>
       </w:r>
       <w:commentRangeEnd w:id="41"/>
       <w:r>
@@ -2771,214 +2599,254 @@
         </w:rPr>
         <w:commentReference w:id="41"/>
       </w:r>
-      <w:commentRangeEnd w:id="40"/>
-      <w:r>
-        <w:rPr>
-          <w:rStyle w:val="CommentReference"/>
-        </w:rPr>
-        <w:commentReference w:id="40"/>
-      </w:r>
-      <w:commentRangeEnd w:id="39"/>
-      <w:r>
-        <w:rPr>
-          <w:rStyle w:val="CommentReference"/>
-        </w:rPr>
-        <w:commentReference w:id="39"/>
-      </w:r>
-      <w:commentRangeEnd w:id="38"/>
-      <w:r>
-        <w:rPr>
-          <w:rStyle w:val="CommentReference"/>
-        </w:rPr>
-        <w:commentReference w:id="38"/>
-      </w:r>
-      <w:r>
-        <w:rPr>
-          <w:rFonts w:eastAsia="Times New Roman" w:cs="Times New Roman"/>
-          <w:color w:val="000000"/>
-          <w:sz w:val="24"/>
-          <w:szCs w:val="24"/>
+    </w:p>
+    <w:p>
+      <w:pPr>
+        <w:spacing w:after="0"/>
+        <w:ind w:firstLine="708"/>
+        <w:jc w:val="both"/>
+        <w:rPr>
+          <w:i/>
+          <w:iCs/>
+          <w:sz w:val="24"/>
+          <w:szCs w:val="24"/>
+        </w:rPr>
+      </w:pPr>
+    </w:p>
+    <w:p>
+      <w:pPr>
+        <w:spacing w:after="0"/>
+        <w:ind w:firstLine="708"/>
+        <w:jc w:val="both"/>
+        <w:rPr>
+          <w:i/>
+          <w:iCs/>
+          <w:sz w:val="24"/>
+          <w:szCs w:val="24"/>
+          <w:highlight w:val="yellow"/>
+        </w:rPr>
+      </w:pPr>
+      <w:commentRangeStart w:id="42"/>
+      <w:r>
+        <w:t>{%p if delivery_by_supplier %}</w:t>
+      </w:r>
+      <w:commentRangeEnd w:id="42"/>
+      <w:r>
+        <w:rPr>
+          <w:rStyle w:val="CommentReference"/>
+        </w:rPr>
+        <w:commentReference w:id="42"/>
+      </w:r>
+    </w:p>
+    <w:p>
+      <w:pPr>
+        <w:spacing w:after="0"/>
+        <w:ind w:firstLine="708"/>
+        <w:jc w:val="both"/>
+        <w:rPr>
+          <w:i/>
+          <w:iCs/>
+          <w:sz w:val="24"/>
+          <w:szCs w:val="24"/>
+          <w:highlight w:val="yellow"/>
+        </w:rPr>
+      </w:pPr>
+      <w:r>
+        <w:rPr>
+          <w:i/>
+          <w:iCs/>
+          <w:sz w:val="24"/>
+          <w:szCs w:val="24"/>
+          <w:highlight w:val="yellow"/>
+        </w:rPr>
+        <w:t xml:space="preserve">4.4. Доставка товара Поставщиком Покупателю до адреса (адресов) Покупателя, согласованного (согласованных) Сторонами включена в общую стоимость товаров, указанную в п. 4.1. Договора и отдельной дополнительной оплате Покупателем не подлежит. </w:t>
+      </w:r>
+    </w:p>
+    <w:p>
+      <w:pPr>
+        <w:spacing w:after="0"/>
+        <w:ind w:firstLine="708"/>
+        <w:jc w:val="both"/>
+        <w:rPr>
+          <w:i/>
+          <w:iCs/>
+          <w:sz w:val="24"/>
+          <w:szCs w:val="24"/>
+          <w:highlight w:val="yellow"/>
+        </w:rPr>
+      </w:pPr>
+      <w:r>
+        <w:rPr>
+          <w:i/>
+          <w:iCs/>
+          <w:sz w:val="24"/>
+          <w:szCs w:val="24"/>
+          <w:highlight w:val="yellow"/>
+        </w:rPr>
+        <w:t xml:space="preserve">Стороны вправе согласовать в Спецификации (Приложении № 1 к Договору) стоимость доставки товара Поставщиком Покупателю до адреса (адресов) Покупателя, согласованного (согласованных) Сторонами, которая также входит в стоимость товаров, указанную в п. 4.1. Договора.</w:t>
+      </w:r>
+    </w:p>
+    <w:p>
+      <w:pPr>
+        <w:spacing w:after="0"/>
+        <w:ind w:firstLine="708"/>
+        <w:jc w:val="both"/>
+        <w:rPr>
+          <w:i/>
+          <w:iCs/>
+          <w:sz w:val="24"/>
+          <w:szCs w:val="24"/>
+          <w:highlight w:val="yellow"/>
+        </w:rPr>
+      </w:pPr>
+      <w:commentRangeStart w:id="43"/>
+      <w:r>
+        <w:t>{%p endif %}</w:t>
+      </w:r>
+      <w:commentRangeEnd w:id="43"/>
+      <w:r>
+        <w:rPr>
+          <w:rStyle w:val="CommentReference"/>
+        </w:rPr>
+        <w:commentReference w:id="43"/>
+      </w:r>
+    </w:p>
+    <w:p>
+      <w:pPr>
+        <w:spacing w:after="0"/>
+        <w:ind w:firstLine="708"/>
+        <w:jc w:val="both"/>
+        <w:rPr>
+          <w:i/>
+          <w:iCs/>
+          <w:sz w:val="24"/>
+          <w:szCs w:val="24"/>
+          <w:highlight w:val="yellow"/>
+        </w:rPr>
+      </w:pPr>
+    </w:p>
+    <w:p>
+      <w:pPr>
+        <w:spacing w:after="0"/>
+        <w:ind w:firstLine="708"/>
+        <w:jc w:val="both"/>
+        <w:rPr>
+          <w:i/>
+          <w:iCs/>
+          <w:sz w:val="24"/>
+          <w:szCs w:val="24"/>
+          <w:highlight w:val="yellow"/>
+        </w:rPr>
+      </w:pPr>
+      <w:r>
+        <w:rPr>
+          <w:i/>
+          <w:iCs/>
+          <w:sz w:val="24"/>
+          <w:szCs w:val="24"/>
+          <w:highlight w:val="yellow"/>
+        </w:rPr>
+        <w:t xml:space="preserve">4.5. В случае неисполнения или ненадлежащего выполнения Поставщиком своих обязательств, предусмотренных Договором, Покупатель вправе произвести оплату </w:t>
+      </w:r>
+      <w:r>
+        <w:rPr>
+          <w:i/>
+          <w:iCs/>
+          <w:sz w:val="24"/>
+          <w:szCs w:val="24"/>
+          <w:highlight w:val="yellow"/>
         </w:rPr>
         <w:br/>
       </w:r>
       <w:r>
         <w:rPr>
-          <w:rFonts w:eastAsia="Times New Roman" w:cs="Times New Roman"/>
-          <w:color w:val="000000"/>
-          <w:sz w:val="24"/>
-          <w:szCs w:val="24"/>
-        </w:rPr>
-        <w:t xml:space="preserve">со статьями 268.1 и 269.2 Бюджетного кодекса Российской Федерации) соблюдения Заказчиком (Покупателем) условий, целей и порядка предоставления субсидии.</w:t>
-      </w:r>
-    </w:p>
-    <w:p>
-      <w:pPr>
-        <w:spacing w:after="0"/>
-        <w:ind w:firstLine="708"/>
-        <w:jc w:val="both"/>
-        <w:rPr>
-          <w:sz w:val="24"/>
-          <w:szCs w:val="24"/>
-        </w:rPr>
-      </w:pPr>
-      <w:r>
-        <w:rPr>
-          <w:sz w:val="24"/>
-          <w:szCs w:val="24"/>
-        </w:rPr>
-        <w:t xml:space="preserve">4.6.1. В связи с финансированием Договора за счет средств субсидии, установленной </w:t>
-      </w:r>
-      <w:r>
-        <w:rPr>
-          <w:sz w:val="24"/>
-          <w:szCs w:val="24"/>
+          <w:i/>
+          <w:iCs/>
+          <w:sz w:val="24"/>
+          <w:szCs w:val="24"/>
+          <w:highlight w:val="yellow"/>
+        </w:rPr>
+        <w:t>по Договору за вычетом соответствующего размера неустойки (штрафа, пени).</w:t>
+      </w:r>
+    </w:p>
+    <w:p>
+      <w:pPr>
+        <w:spacing w:after="0"/>
+        <w:ind w:firstLine="708"/>
+        <w:jc w:val="both"/>
+        <w:rPr>
+          <w:i/>
+          <w:iCs/>
+          <w:sz w:val="24"/>
+          <w:szCs w:val="24"/>
+          <w:highlight w:val="yellow"/>
+        </w:rPr>
+      </w:pPr>
+    </w:p>
+    <w:p>
+      <w:pPr>
+        <w:spacing w:after="0"/>
+        <w:ind w:firstLine="708"/>
+        <w:jc w:val="both"/>
+        <w:rPr>
+          <w:i/>
+          <w:iCs/>
+          <w:sz w:val="24"/>
+          <w:szCs w:val="24"/>
+        </w:rPr>
+      </w:pPr>
+      <w:r>
+        <w:rPr>
+          <w:i/>
+          <w:iCs/>
+          <w:sz w:val="24"/>
+          <w:szCs w:val="24"/>
+          <w:highlight w:val="yellow"/>
+        </w:rPr>
+        <w:t xml:space="preserve">4.5. В случае нарушения сроков оплаты товара, предусмотренных п. 4.3. Договора, настоящий Договор считается автоматически расторгнутым по взаимному согласию Сторон, если Стороны не согласуют иной (новый) срок для оплаты товара по Договору. </w:t>
+      </w:r>
+      <w:r>
+        <w:rPr>
+          <w:i/>
+          <w:iCs/>
+          <w:sz w:val="24"/>
+          <w:szCs w:val="24"/>
+          <w:highlight w:val="yellow"/>
         </w:rPr>
         <w:br/>
-        <w:t>п. 4.6. Договора, Подрядчик (Поставщик) обязуется вести</w:t>
-      </w:r>
-      <w:r>
-        <w:rPr>
-          <w:sz w:val="24"/>
-          <w:szCs w:val="24"/>
-        </w:rPr>
-        <w:t xml:space="preserve"> раздельный учет расходов, </w:t>
-      </w:r>
-      <w:r>
-        <w:rPr>
-          <w:sz w:val="24"/>
-          <w:szCs w:val="24"/>
-        </w:rPr>
-        <w:br/>
-      </w:r>
-      <w:r>
-        <w:rPr>
-          <w:sz w:val="24"/>
-          <w:szCs w:val="24"/>
-        </w:rPr>
-        <w:lastRenderedPageBreak/>
-        <w:t>а также предоставл</w:t>
-      </w:r>
-      <w:r>
-        <w:rPr>
-          <w:sz w:val="24"/>
-          <w:szCs w:val="24"/>
-        </w:rPr>
-        <w:t xml:space="preserve">ять по требованию заказчика (Покупателя) и органов финансового контроля (в т.ч. указанных в п. 4.6. Договора) первичные документы, подтверждающие фактически понесенные затраты. Обязательства, установленные настоящим пунктом, распространяются также на субподрядчиков (привлеченных Подрядчиком (Поставщиком)), вплоть до последнего уровня. </w:t>
-      </w:r>
-    </w:p>
-    <w:p>
-      <w:pPr>
-        <w:spacing w:after="0"/>
-        <w:ind w:firstLine="708"/>
-        <w:jc w:val="both"/>
-        <w:rPr>
-          <w:sz w:val="24"/>
-          <w:szCs w:val="24"/>
-        </w:rPr>
-      </w:pPr>
-      <w:commentRangeStart w:id="42"/>
-      <w:r>
-        <w:rPr>
-          <w:sz w:val="24"/>
-          <w:szCs w:val="24"/>
-        </w:rPr>
-        <w:t xml:space="preserve">4.7. В случае уменьшения {{ subsidy_ministry_name }} как получателю</w:t>
-      </w:r>
-      <w:commentRangeEnd w:id="42"/>
-      <w:r>
-        <w:rPr>
-          <w:rStyle w:val="CommentReference"/>
-        </w:rPr>
-        <w:commentReference w:id="42"/>
-      </w:r>
-      <w:r>
-        <w:rPr>
-          <w:rFonts w:eastAsia="Times New Roman" w:cs="Times New Roman"/>
-          <w:color w:val="000000"/>
-          <w:sz w:val="24"/>
-          <w:szCs w:val="24"/>
-        </w:rPr>
-        <w:t xml:space="preserve"> средств федерального бюджета ранее доведенных лимитов бюджетных обязательств, приводящего к невозможности предоставления Субсидии для ВСКС в размере, определенным соглашением, указанным в п. 4.6. настоящего Договора, Стороны проводят переговоры по согласованию новых условий настоящего Договора и заключают соответствующее дополнительное соглашение к настоящему</w:t>
-      </w:r>
-      <w:r>
-        <w:rPr>
-          <w:sz w:val="24"/>
-          <w:szCs w:val="24"/>
-        </w:rPr>
-        <w:t xml:space="preserve"> Договору, а в случае недостижения Сторонами настоящего Договора таких новых условий, расторгают настоящий Договор.</w:t>
-      </w:r>
-    </w:p>
-    <w:p>
-      <w:pPr>
-        <w:spacing w:after="0"/>
-        <w:ind w:firstLine="708"/>
-        <w:jc w:val="center"/>
-        <w:rPr>
-          <w:b/>
-          <w:bCs/>
-          <w:sz w:val="24"/>
-          <w:szCs w:val="24"/>
-        </w:rPr>
-      </w:pPr>
-      <w:r>
-        <w:rPr>
-          <w:b/>
-          <w:bCs/>
-          <w:sz w:val="24"/>
-          <w:szCs w:val="24"/>
-        </w:rPr>
-        <w:t>5. Сроки и условия поставки.</w:t>
-      </w:r>
-    </w:p>
-    <w:p>
-      <w:pPr>
-        <w:spacing w:after="0"/>
-        <w:ind w:firstLine="708"/>
-        <w:jc w:val="both"/>
-        <w:rPr>
-          <w:sz w:val="24"/>
-          <w:szCs w:val="24"/>
-          <w:u w:val="single"/>
-        </w:rPr>
-      </w:pPr>
-      <w:r>
-        <w:rPr>
-          <w:sz w:val="24"/>
-          <w:szCs w:val="24"/>
-          <w:u w:val="single"/>
-        </w:rPr>
-        <w:t>5.1. Срок поставки.</w:t>
-      </w:r>
-    </w:p>
-    <w:p>
-      <w:pPr>
-        <w:spacing w:after="0"/>
-        <w:ind w:firstLine="708"/>
-        <w:jc w:val="both"/>
-        <w:rPr>
-          <w:sz w:val="24"/>
-          <w:szCs w:val="24"/>
-        </w:rPr>
-      </w:pPr>
-      <w:r>
-        <w:rPr>
-          <w:sz w:val="24"/>
-          <w:szCs w:val="24"/>
-        </w:rPr>
-        <w:t xml:space="preserve">5.1.1. Поставка товара должна осуществляться в полном объеме в сроки, установленные Договором и/или Спецификацией (Приложение № 1 к Договору). </w:t>
-      </w:r>
-    </w:p>
-    <w:p>
-      <w:pPr>
-        <w:spacing w:after="0"/>
-        <w:ind w:firstLine="708"/>
-        <w:jc w:val="both"/>
-        <w:rPr>
-          <w:sz w:val="24"/>
-          <w:szCs w:val="24"/>
-        </w:rPr>
-      </w:pPr>
-      <w:commentRangeStart w:id="43"/>
+        <w:t>По письменному требованию Покупателя внесенные им денежные средства подлежат возврату в течение 5 (пяти) рабочих дней с момента получения требования в полном объеме.</w:t>
+      </w:r>
+    </w:p>
+    <w:p>
+      <w:pPr>
+        <w:spacing w:after="0"/>
+        <w:ind w:firstLine="708"/>
+        <w:jc w:val="both"/>
+        <w:rPr>
+          <w:i/>
+          <w:iCs/>
+          <w:sz w:val="24"/>
+          <w:szCs w:val="24"/>
+        </w:rPr>
+      </w:pPr>
+    </w:p>
+    <w:p>
+      <w:pPr>
+        <w:spacing w:after="0"/>
+        <w:ind w:firstLine="708"/>
+        <w:jc w:val="both"/>
+        <w:rPr>
+          <w:sz w:val="24"/>
+          <w:szCs w:val="24"/>
+        </w:rPr>
+      </w:pPr>
+      <w:r>
+        <w:rPr>
+          <w:sz w:val="24"/>
+          <w:szCs w:val="24"/>
+        </w:rPr>
+        <w:t xml:space="preserve">4.6. Финансирование </w:t>
+      </w:r>
       <w:commentRangeStart w:id="44"/>
       <w:commentRangeStart w:id="45"/>
       <w:commentRangeStart w:id="46"/>
@@ -2986,10 +2854,12 @@
       <w:commentRangeStart w:id="48"/>
       <w:r>
         <w:rPr>
-          <w:sz w:val="24"/>
-          <w:szCs w:val="24"/>
-        </w:rPr>
-        <w:t xml:space="preserve">5.1.2. Поставщик обязуется поставить товар {%- if delivery_date %}в срок до {{ delivery_date }} г.{%- else %}в течение {{ service_term_days }} ({{ service_term_days }}) календарных дней с момента заключения{%- endif %}</w:t>
+          <w:rFonts w:eastAsia="Times New Roman" w:cs="Times New Roman"/>
+          <w:color w:val="000000"/>
+          <w:sz w:val="24"/>
+          <w:szCs w:val="24"/>
+        </w:rPr>
+        <w:t xml:space="preserve">договора осуществляется в рамках соглашения о предоставлении субсидии, заключенного между {{ customer_short_name }} и {{ subsidy_ministry_name or '____________________' }} № {{ subsidy_agreement_number }} от {{ subsidy_agreement_date }} г. В связи с оплатой стоимости настоящего договора за счет средств федеральной субсидии, подрядчик (Поставщик) дает свое согласие на осуществление главным распорядителем бюджетных средств, предоставившим субсидию ({{ subsidy_ministry_name or '____________________' }}), и органами государственного (муниципального) финансового контроля проверок (в т.ч. в соответствии </w:t>
       </w:r>
       <w:commentRangeEnd w:id="48"/>
       <w:r>
@@ -3026,62 +2896,10 @@
         </w:rPr>
         <w:commentReference w:id="44"/>
       </w:r>
-      <w:commentRangeEnd w:id="43"/>
-      <w:r>
-        <w:rPr>
-          <w:rStyle w:val="CommentReference"/>
-        </w:rPr>
-        <w:commentReference w:id="43"/>
-      </w:r>
-      <w:r>
-        <w:rPr>
-          <w:i/>
-          <w:iCs/>
-          <w:sz w:val="24"/>
-          <w:szCs w:val="24"/>
-          <w:highlight w:val="yellow"/>
-        </w:rPr>
-        <w:t xml:space="preserve"/>
-      </w:r>
-      <w:r>
-        <w:rPr>
-          <w:i/>
-          <w:iCs/>
-          <w:sz w:val="24"/>
-          <w:szCs w:val="24"/>
-        </w:rPr>
-        <w:t xml:space="preserve"/>
-      </w:r>
-      <w:r>
-        <w:rPr>
-          <w:i/>
-          <w:iCs/>
-          <w:sz w:val="24"/>
-          <w:szCs w:val="24"/>
-          <w:highlight w:val="yellow"/>
-        </w:rPr>
-        <w:t xml:space="preserve"> настоящего Договора.</w:t>
-      </w:r>
-    </w:p>
-    <w:p>
-      <w:pPr>
-        <w:spacing w:after="0"/>
-        <w:ind w:firstLine="708"/>
-        <w:jc w:val="both"/>
-        <w:rPr>
-          <w:sz w:val="24"/>
-          <w:szCs w:val="24"/>
-        </w:rPr>
-      </w:pPr>
-      <w:r>
-        <w:rPr>
-          <w:sz w:val="24"/>
-          <w:szCs w:val="24"/>
-        </w:rPr>
-        <w:t xml:space="preserve">5.1.2.1. В случае если в Спецификации (Приложении № 1 к Договору) для отдельных товаров установлен иной срок для поставки такого/таких товара/товаров, Поставщик обязуется поставлять такой/такие товар/товары в сроки, указанные в Спецификации (Приложение № 1 </w:t>
-      </w:r>
-      <w:r>
-        <w:rPr>
+      <w:r>
+        <w:rPr>
+          <w:rFonts w:eastAsia="Times New Roman" w:cs="Times New Roman"/>
+          <w:color w:val="000000"/>
           <w:sz w:val="24"/>
           <w:szCs w:val="24"/>
         </w:rPr>
@@ -3089,28 +2907,30 @@
       </w:r>
       <w:r>
         <w:rPr>
-          <w:sz w:val="24"/>
-          <w:szCs w:val="24"/>
-        </w:rPr>
-        <w:t xml:space="preserve">к Договору). </w:t>
-      </w:r>
-    </w:p>
-    <w:p>
-      <w:pPr>
-        <w:spacing w:after="0"/>
-        <w:ind w:firstLine="708"/>
-        <w:jc w:val="both"/>
-        <w:rPr>
-          <w:sz w:val="24"/>
-          <w:szCs w:val="24"/>
-        </w:rPr>
-      </w:pPr>
-      <w:r>
-        <w:rPr>
-          <w:sz w:val="24"/>
-          <w:szCs w:val="24"/>
-        </w:rPr>
-        <w:t xml:space="preserve">5.1.3. При нарушении срока/сроков поставки товара Покупатель утрачивает интерес </w:t>
+          <w:rFonts w:eastAsia="Times New Roman" w:cs="Times New Roman"/>
+          <w:color w:val="000000"/>
+          <w:sz w:val="24"/>
+          <w:szCs w:val="24"/>
+        </w:rPr>
+        <w:t xml:space="preserve">со статьями 268.1 и 269.2 Бюджетного кодекса Российской Федерации) соблюдения Заказчиком (Покупателем) условий, целей и порядка предоставления субсидии.</w:t>
+      </w:r>
+    </w:p>
+    <w:p>
+      <w:pPr>
+        <w:spacing w:after="0"/>
+        <w:ind w:firstLine="708"/>
+        <w:jc w:val="both"/>
+        <w:rPr>
+          <w:sz w:val="24"/>
+          <w:szCs w:val="24"/>
+        </w:rPr>
+      </w:pPr>
+      <w:r>
+        <w:rPr>
+          <w:sz w:val="24"/>
+          <w:szCs w:val="24"/>
+        </w:rPr>
+        <w:t xml:space="preserve">4.6.1. В связи с финансированием Договора за счет средств субсидии, установленной </w:t>
       </w:r>
       <w:r>
         <w:rPr>
@@ -3118,13 +2938,108 @@
           <w:szCs w:val="24"/>
         </w:rPr>
         <w:br/>
-      </w:r>
-      <w:r>
-        <w:rPr>
-          <w:sz w:val="24"/>
-          <w:szCs w:val="24"/>
-        </w:rPr>
-        <w:t xml:space="preserve">к Договору и Поставщик вправе продолжать исполнение Договора только с согласия Покупателя.</w:t>
+        <w:t>п. 4.6. Договора, Подрядчик (Поставщик) обязуется вести</w:t>
+      </w:r>
+      <w:r>
+        <w:rPr>
+          <w:sz w:val="24"/>
+          <w:szCs w:val="24"/>
+        </w:rPr>
+        <w:t xml:space="preserve"> раздельный учет расходов, </w:t>
+      </w:r>
+      <w:r>
+        <w:rPr>
+          <w:sz w:val="24"/>
+          <w:szCs w:val="24"/>
+        </w:rPr>
+        <w:br/>
+      </w:r>
+      <w:r>
+        <w:rPr>
+          <w:sz w:val="24"/>
+          <w:szCs w:val="24"/>
+        </w:rPr>
+        <w:lastRenderedPageBreak/>
+        <w:t>а также предоставл</w:t>
+      </w:r>
+      <w:r>
+        <w:rPr>
+          <w:sz w:val="24"/>
+          <w:szCs w:val="24"/>
+        </w:rPr>
+        <w:t xml:space="preserve">ять по требованию заказчика (Покупателя) и органов финансового контроля (в т.ч. указанных в п. 4.6. Договора) первичные документы, подтверждающие фактически понесенные затраты. Обязательства, установленные настоящим пунктом, распространяются также на субподрядчиков (привлеченных Подрядчиком (Поставщиком)), вплоть до последнего уровня. </w:t>
+      </w:r>
+    </w:p>
+    <w:p>
+      <w:pPr>
+        <w:spacing w:after="0"/>
+        <w:ind w:firstLine="708"/>
+        <w:jc w:val="both"/>
+        <w:rPr>
+          <w:sz w:val="24"/>
+          <w:szCs w:val="24"/>
+        </w:rPr>
+      </w:pPr>
+      <w:commentRangeStart w:id="49"/>
+      <w:r>
+        <w:rPr>
+          <w:sz w:val="24"/>
+          <w:szCs w:val="24"/>
+        </w:rPr>
+        <w:t xml:space="preserve">4.7. В случае уменьшения {{ subsidy_ministry_name or '____________________' }} как получателю</w:t>
+      </w:r>
+      <w:commentRangeEnd w:id="49"/>
+      <w:r>
+        <w:rPr>
+          <w:rStyle w:val="CommentReference"/>
+        </w:rPr>
+        <w:commentReference w:id="49"/>
+      </w:r>
+      <w:commentRangeStart w:id="50"/>
+      <w:r>
+        <w:rPr>
+          <w:rFonts w:eastAsia="Times New Roman" w:cs="Times New Roman"/>
+          <w:color w:val="000000"/>
+          <w:sz w:val="24"/>
+          <w:szCs w:val="24"/>
+        </w:rPr>
+        <w:t xml:space="preserve"> средств федерального бюджета ранее доведенных лимитов бюджетных обязательств, приводящего к невозможности предоставления Субсидии для {{ customer_short_name }} в размере, определенным соглашением, указанным в п. 4.6. настоящего Договора, Стороны проводят переговоры по согласованию новых условий настоящего Договора и заключают соответствующее дополнительное соглашение к настоящему</w:t>
+      </w:r>
+      <w:commentRangeEnd w:id="50"/>
+      <w:r>
+        <w:rPr>
+          <w:rStyle w:val="CommentReference"/>
+        </w:rPr>
+        <w:commentReference w:id="50"/>
+      </w:r>
+      <w:r>
+        <w:rPr>
+          <w:sz w:val="24"/>
+          <w:szCs w:val="24"/>
+        </w:rPr>
+        <w:t xml:space="preserve"> Договору, а в случае недостижения Сторонами настоящего Договора таких новых условий, расторгают настоящий Договор.</w:t>
+      </w:r>
+    </w:p>
+    <w:p>
+      <w:pPr>
+        <w:spacing w:after="0"/>
+        <w:ind w:firstLine="708"/>
+        <w:jc w:val="center"/>
+        <w:rPr>
+          <w:b/>
+          <w:bCs/>
+          <w:sz w:val="24"/>
+          <w:szCs w:val="24"/>
+        </w:rPr>
+      </w:pPr>
+      <w:r>
+        <w:rPr>
+          <w:b/>
+          <w:bCs/>
+          <w:sz w:val="24"/>
+          <w:szCs w:val="24"/>
+        </w:rPr>
+        <w:t>5. Сроки и условия поставки.</w:t>
       </w:r>
     </w:p>
     <w:p>
@@ -3144,249 +3059,92 @@
           <w:szCs w:val="24"/>
           <w:u w:val="single"/>
         </w:rPr>
-        <w:t xml:space="preserve">5.2. Условия поставки.</w:t>
-      </w:r>
-    </w:p>
-    <w:p>
-      <w:pPr>
-        <w:spacing w:after="0"/>
-        <w:ind w:firstLine="708"/>
-        <w:jc w:val="both"/>
-        <w:rPr>
-          <w:sz w:val="24"/>
-          <w:szCs w:val="24"/>
-          <w:u w:val="single"/>
-        </w:rPr>
-      </w:pPr>
-    </w:p>
-    <w:p>
-      <w:pPr>
-        <w:spacing w:after="0"/>
-        <w:ind w:firstLine="708"/>
-        <w:jc w:val="both"/>
-        <w:rPr>
-          <w:i/>
-          <w:iCs/>
-          <w:sz w:val="24"/>
-          <w:szCs w:val="24"/>
-          <w:highlight w:val="yellow"/>
-        </w:rPr>
-      </w:pPr>
-      <w:commentRangeStart w:id="49"/>
-      <w:r>
-        <w:t>{%p if not delivery_by_supplier %}</w:t>
-      </w:r>
-      <w:commentRangeEnd w:id="49"/>
-      <w:r>
-        <w:rPr>
-          <w:rStyle w:val="CommentReference"/>
-        </w:rPr>
-        <w:commentReference w:id="49"/>
-      </w:r>
-    </w:p>
-    <w:p>
-      <w:pPr>
-        <w:spacing w:after="0"/>
-        <w:ind w:firstLine="708"/>
-        <w:jc w:val="both"/>
-        <w:rPr>
-          <w:i/>
-          <w:iCs/>
-          <w:sz w:val="24"/>
-          <w:szCs w:val="24"/>
-          <w:highlight w:val="yellow"/>
-        </w:rPr>
-      </w:pPr>
-      <w:r>
-        <w:rPr>
-          <w:i/>
-          <w:iCs/>
-          <w:sz w:val="24"/>
-          <w:szCs w:val="24"/>
-          <w:highlight w:val="yellow"/>
-        </w:rPr>
-        <w:t>5.2.1.</w:t>
-      </w:r>
-      <w:r>
-        <w:rPr>
-          <w:sz w:val="24"/>
-          <w:szCs w:val="24"/>
-        </w:rPr>
-        <w:t xml:space="preserve"> </w:t>
-      </w:r>
-      <w:r>
-        <w:rPr>
-          <w:i/>
-          <w:iCs/>
-          <w:sz w:val="24"/>
-          <w:szCs w:val="24"/>
-          <w:highlight w:val="yellow"/>
-        </w:rPr>
-        <w:t xml:space="preserve">Поставщик обязан до истечения срока поставки направить Покупателю </w:t>
-      </w:r>
-      <w:r>
-        <w:rPr>
-          <w:i/>
-          <w:iCs/>
-          <w:sz w:val="24"/>
-          <w:szCs w:val="24"/>
-          <w:highlight w:val="yellow"/>
-        </w:rPr>
-        <w:br/>
-      </w:r>
-      <w:r>
-        <w:rPr>
-          <w:i/>
-          <w:iCs/>
-          <w:sz w:val="24"/>
-          <w:szCs w:val="24"/>
-          <w:highlight w:val="yellow"/>
-        </w:rPr>
-        <w:t xml:space="preserve">и получателю уведомление о готовности товара к передаче. </w:t>
-      </w:r>
-    </w:p>
-    <w:p>
-      <w:pPr>
-        <w:spacing w:after="0"/>
-        <w:ind w:firstLine="708"/>
-        <w:jc w:val="both"/>
-        <w:rPr>
-          <w:i/>
-          <w:iCs/>
-          <w:sz w:val="24"/>
-          <w:szCs w:val="24"/>
-          <w:highlight w:val="yellow"/>
-        </w:rPr>
-      </w:pPr>
-      <w:commentRangeStart w:id="50"/>
-      <w:r>
-        <w:rPr>
-          <w:i/>
-          <w:iCs/>
-          <w:sz w:val="24"/>
-          <w:szCs w:val="24"/>
-          <w:highlight w:val="yellow"/>
-        </w:rPr>
-        <w:t xml:space="preserve">Поставка товара осуществляется путем его выборки по месту нахождения Поставщика, находящегося по адресу: {{ contractor_address }}. </w:t>
-      </w:r>
-      <w:commentRangeEnd w:id="50"/>
-      <w:r>
-        <w:rPr>
-          <w:rStyle w:val="CommentReference"/>
-        </w:rPr>
-        <w:commentReference w:id="50"/>
-      </w:r>
-    </w:p>
-    <w:p>
-      <w:pPr>
-        <w:spacing w:after="0"/>
-        <w:ind w:firstLine="708"/>
-        <w:jc w:val="both"/>
-        <w:rPr>
-          <w:i/>
-          <w:iCs/>
-          <w:sz w:val="24"/>
-          <w:szCs w:val="24"/>
-          <w:highlight w:val="yellow"/>
-        </w:rPr>
-      </w:pPr>
-      <w:r>
-        <w:rPr>
-          <w:i/>
-          <w:iCs/>
-          <w:sz w:val="24"/>
-          <w:szCs w:val="24"/>
-          <w:highlight w:val="yellow"/>
-        </w:rPr>
-        <w:t xml:space="preserve">Вместе с передачей товара Поставщик должен также передать Покупателю (сотруднику/представителю) документы, предусмотренные настоящим Договором. Отсутствие у Поставщика документов, предусмотренных настоящим Договором, </w:t>
-      </w:r>
-      <w:r>
-        <w:rPr>
-          <w:i/>
-          <w:iCs/>
-          <w:sz w:val="24"/>
-          <w:szCs w:val="24"/>
-          <w:highlight w:val="yellow"/>
-        </w:rPr>
-        <w:br/>
-      </w:r>
-      <w:r>
-        <w:rPr>
-          <w:i/>
-          <w:iCs/>
-          <w:sz w:val="24"/>
-          <w:szCs w:val="24"/>
-          <w:highlight w:val="yellow"/>
-        </w:rPr>
-        <w:t xml:space="preserve">при приемке товара может являться основанием для отказа в приемке товара. В случае отказа Покупателя от приемки товара по данному основанию, товар считается непоставленным Покупателем и Покупатель вправе применить ответственность </w:t>
-      </w:r>
-      <w:r>
-        <w:rPr>
-          <w:i/>
-          <w:iCs/>
-          <w:sz w:val="24"/>
-          <w:szCs w:val="24"/>
-          <w:highlight w:val="yellow"/>
-        </w:rPr>
-        <w:br/>
-      </w:r>
-      <w:r>
-        <w:rPr>
-          <w:i/>
-          <w:iCs/>
-          <w:sz w:val="24"/>
-          <w:szCs w:val="24"/>
-          <w:highlight w:val="yellow"/>
-        </w:rPr>
-        <w:t>за просрочку поставки товара в соответствии с условиями настоящего Договора.</w:t>
-      </w:r>
-    </w:p>
-    <w:p>
-      <w:pPr>
-        <w:spacing w:after="0"/>
-        <w:ind w:firstLine="708"/>
-        <w:jc w:val="both"/>
-        <w:rPr>
-          <w:i/>
-          <w:iCs/>
-          <w:sz w:val="24"/>
-          <w:szCs w:val="24"/>
-        </w:rPr>
-      </w:pPr>
-      <w:r>
-        <w:rPr>
-          <w:i/>
-          <w:iCs/>
-          <w:sz w:val="24"/>
-          <w:szCs w:val="24"/>
-          <w:highlight w:val="yellow"/>
-        </w:rPr>
-        <w:t>Выборку осуществляют получатели, указанные Покупателем в отгрузочных разнарядках (документах)</w:t>
-      </w:r>
-      <w:r>
-        <w:rPr>
-          <w:i/>
-          <w:iCs/>
-          <w:sz w:val="24"/>
-          <w:szCs w:val="24"/>
-        </w:rPr>
-        <w:t>.</w:t>
-      </w:r>
-    </w:p>
-    <w:p>
-      <w:pPr>
-        <w:spacing w:after="0"/>
-        <w:ind w:firstLine="708"/>
-        <w:jc w:val="both"/>
-        <w:rPr>
-          <w:i/>
-          <w:iCs/>
+        <w:t>5.1. Срок поставки.</w:t>
+      </w:r>
+    </w:p>
+    <w:p>
+      <w:pPr>
+        <w:spacing w:after="0"/>
+        <w:ind w:firstLine="708"/>
+        <w:jc w:val="both"/>
+        <w:rPr>
+          <w:sz w:val="24"/>
+          <w:szCs w:val="24"/>
+        </w:rPr>
+      </w:pPr>
+      <w:r>
+        <w:rPr>
+          <w:sz w:val="24"/>
+          <w:szCs w:val="24"/>
+        </w:rPr>
+        <w:t xml:space="preserve">5.1.1. Поставка товара должна осуществляться в полном объеме в сроки, установленные Договором и/или Спецификацией (Приложение № 1 к Договору). </w:t>
+      </w:r>
+    </w:p>
+    <w:p>
+      <w:pPr>
+        <w:spacing w:after="0"/>
+        <w:ind w:firstLine="708"/>
+        <w:jc w:val="both"/>
+        <w:rPr>
           <w:sz w:val="24"/>
           <w:szCs w:val="24"/>
         </w:rPr>
       </w:pPr>
       <w:commentRangeStart w:id="51"/>
       <w:commentRangeStart w:id="52"/>
+      <w:commentRangeStart w:id="53"/>
+      <w:commentRangeStart w:id="54"/>
+      <w:commentRangeStart w:id="55"/>
+      <w:commentRangeStart w:id="56"/>
+      <w:r>
+        <w:rPr>
+          <w:sz w:val="24"/>
+          <w:szCs w:val="24"/>
+        </w:rPr>
+        <w:t xml:space="preserve">5.1.2. Поставщик обязуется поставить товар {%- if delivery_date %}в срок до {{ delivery_date }} г.{%- else %}в течение {{ service_term_days or '____' }} ({{ service_term_days_words or '____' }}) календарных дней с момента заключения{%- endif %}</w:t>
+      </w:r>
+      <w:commentRangeEnd w:id="56"/>
+      <w:r>
+        <w:rPr>
+          <w:rStyle w:val="CommentReference"/>
+        </w:rPr>
+        <w:commentReference w:id="56"/>
+      </w:r>
+      <w:commentRangeEnd w:id="55"/>
+      <w:r>
+        <w:rPr>
+          <w:rStyle w:val="CommentReference"/>
+        </w:rPr>
+        <w:commentReference w:id="55"/>
+      </w:r>
+      <w:commentRangeEnd w:id="54"/>
+      <w:r>
+        <w:rPr>
+          <w:rStyle w:val="CommentReference"/>
+        </w:rPr>
+        <w:commentReference w:id="54"/>
+      </w:r>
+      <w:commentRangeEnd w:id="53"/>
+      <w:r>
+        <w:rPr>
+          <w:rStyle w:val="CommentReference"/>
+        </w:rPr>
+        <w:commentReference w:id="53"/>
+      </w:r>
+      <w:commentRangeEnd w:id="52"/>
+      <w:r>
+        <w:rPr>
+          <w:rStyle w:val="CommentReference"/>
+        </w:rPr>
+        <w:commentReference w:id="52"/>
+      </w:r>
+      <w:commentRangeEnd w:id="51"/>
+      <w:r>
+        <w:rPr>
+          <w:rStyle w:val="CommentReference"/>
+        </w:rPr>
+        <w:commentReference w:id="51"/>
+      </w:r>
       <w:r>
         <w:rPr>
           <w:i/>
@@ -3395,21 +3153,16 @@
           <w:szCs w:val="24"/>
           <w:highlight w:val="yellow"/>
         </w:rPr>
-        <w:t xml:space="preserve">Покупатель обязан обеспечить выборку товара получателем в течение {{ acceptance_term_days }} ({{ acceptance_term_days }}) рабочих дней с момента получения от Поставщика уведомления о готовности товара </w:t>
-      </w:r>
-      <w:commentRangeEnd w:id="52"/>
-      <w:r>
-        <w:rPr>
-          <w:rStyle w:val="CommentReference"/>
-        </w:rPr>
-        <w:commentReference w:id="52"/>
-      </w:r>
-      <w:commentRangeEnd w:id="51"/>
-      <w:r>
-        <w:rPr>
-          <w:rStyle w:val="CommentReference"/>
-        </w:rPr>
-        <w:commentReference w:id="51"/>
+        <w:t xml:space="preserve"/>
+      </w:r>
+      <w:r>
+        <w:rPr>
+          <w:i/>
+          <w:iCs/>
+          <w:sz w:val="24"/>
+          <w:szCs w:val="24"/>
+        </w:rPr>
+        <w:t xml:space="preserve"/>
       </w:r>
       <w:r>
         <w:rPr>
@@ -3419,16 +3172,375 @@
           <w:szCs w:val="24"/>
           <w:highlight w:val="yellow"/>
         </w:rPr>
+        <w:t xml:space="preserve"> настоящего Договора.</w:t>
+      </w:r>
+    </w:p>
+    <w:p>
+      <w:pPr>
+        <w:spacing w:after="0"/>
+        <w:ind w:firstLine="708"/>
+        <w:jc w:val="both"/>
+        <w:rPr>
+          <w:sz w:val="24"/>
+          <w:szCs w:val="24"/>
+        </w:rPr>
+      </w:pPr>
+      <w:r>
+        <w:rPr>
+          <w:sz w:val="24"/>
+          <w:szCs w:val="24"/>
+        </w:rPr>
+        <w:t xml:space="preserve">5.1.2.1. В случае если в Спецификации (Приложении № 1 к Договору) для отдельных товаров установлен иной срок для поставки такого/таких товара/товаров, Поставщик обязуется поставлять такой/такие товар/товары в сроки, указанные в Спецификации (Приложение № 1 </w:t>
+      </w:r>
+      <w:r>
+        <w:rPr>
+          <w:sz w:val="24"/>
+          <w:szCs w:val="24"/>
+        </w:rPr>
         <w:br/>
       </w:r>
       <w:r>
         <w:rPr>
+          <w:sz w:val="24"/>
+          <w:szCs w:val="24"/>
+        </w:rPr>
+        <w:t xml:space="preserve">к Договору). </w:t>
+      </w:r>
+    </w:p>
+    <w:p>
+      <w:pPr>
+        <w:spacing w:after="0"/>
+        <w:ind w:firstLine="708"/>
+        <w:jc w:val="both"/>
+        <w:rPr>
+          <w:sz w:val="24"/>
+          <w:szCs w:val="24"/>
+        </w:rPr>
+      </w:pPr>
+      <w:r>
+        <w:rPr>
+          <w:sz w:val="24"/>
+          <w:szCs w:val="24"/>
+        </w:rPr>
+        <w:t xml:space="preserve">5.1.3. При нарушении срока/сроков поставки товара Покупатель утрачивает интерес </w:t>
+      </w:r>
+      <w:r>
+        <w:rPr>
+          <w:sz w:val="24"/>
+          <w:szCs w:val="24"/>
+        </w:rPr>
+        <w:br/>
+      </w:r>
+      <w:r>
+        <w:rPr>
+          <w:sz w:val="24"/>
+          <w:szCs w:val="24"/>
+        </w:rPr>
+        <w:t xml:space="preserve">к Договору и Поставщик вправе продолжать исполнение Договора только с согласия Покупателя.</w:t>
+      </w:r>
+    </w:p>
+    <w:p>
+      <w:pPr>
+        <w:spacing w:after="0"/>
+        <w:ind w:firstLine="708"/>
+        <w:jc w:val="both"/>
+        <w:rPr>
+          <w:sz w:val="24"/>
+          <w:szCs w:val="24"/>
+          <w:u w:val="single"/>
+        </w:rPr>
+      </w:pPr>
+      <w:r>
+        <w:rPr>
+          <w:sz w:val="24"/>
+          <w:szCs w:val="24"/>
+          <w:u w:val="single"/>
+        </w:rPr>
+        <w:t xml:space="preserve">5.2. Условия поставки.</w:t>
+      </w:r>
+    </w:p>
+    <w:p>
+      <w:pPr>
+        <w:spacing w:after="0"/>
+        <w:ind w:firstLine="708"/>
+        <w:jc w:val="both"/>
+        <w:rPr>
+          <w:sz w:val="24"/>
+          <w:szCs w:val="24"/>
+          <w:u w:val="single"/>
+        </w:rPr>
+      </w:pPr>
+    </w:p>
+    <w:p>
+      <w:pPr>
+        <w:spacing w:after="0"/>
+        <w:ind w:firstLine="708"/>
+        <w:jc w:val="both"/>
+        <w:rPr>
           <w:i/>
           <w:iCs/>
           <w:sz w:val="24"/>
           <w:szCs w:val="24"/>
           <w:highlight w:val="yellow"/>
         </w:rPr>
+      </w:pPr>
+      <w:commentRangeStart w:id="57"/>
+      <w:r>
+        <w:t>{%p if not delivery_by_supplier %}</w:t>
+      </w:r>
+      <w:commentRangeEnd w:id="57"/>
+      <w:r>
+        <w:rPr>
+          <w:rStyle w:val="CommentReference"/>
+        </w:rPr>
+        <w:commentReference w:id="57"/>
+      </w:r>
+    </w:p>
+    <w:p>
+      <w:pPr>
+        <w:spacing w:after="0"/>
+        <w:ind w:firstLine="708"/>
+        <w:jc w:val="both"/>
+        <w:rPr>
+          <w:i/>
+          <w:iCs/>
+          <w:sz w:val="24"/>
+          <w:szCs w:val="24"/>
+          <w:highlight w:val="yellow"/>
+        </w:rPr>
+      </w:pPr>
+      <w:r>
+        <w:rPr>
+          <w:i/>
+          <w:iCs/>
+          <w:sz w:val="24"/>
+          <w:szCs w:val="24"/>
+          <w:highlight w:val="yellow"/>
+        </w:rPr>
+        <w:t>5.2.1.</w:t>
+      </w:r>
+      <w:r>
+        <w:rPr>
+          <w:sz w:val="24"/>
+          <w:szCs w:val="24"/>
+        </w:rPr>
+        <w:t xml:space="preserve"> </w:t>
+      </w:r>
+      <w:r>
+        <w:rPr>
+          <w:i/>
+          <w:iCs/>
+          <w:sz w:val="24"/>
+          <w:szCs w:val="24"/>
+          <w:highlight w:val="yellow"/>
+        </w:rPr>
+        <w:t xml:space="preserve">Поставщик обязан до истечения срока поставки направить Покупателю </w:t>
+      </w:r>
+      <w:r>
+        <w:rPr>
+          <w:i/>
+          <w:iCs/>
+          <w:sz w:val="24"/>
+          <w:szCs w:val="24"/>
+          <w:highlight w:val="yellow"/>
+        </w:rPr>
+        <w:br/>
+      </w:r>
+      <w:r>
+        <w:rPr>
+          <w:i/>
+          <w:iCs/>
+          <w:sz w:val="24"/>
+          <w:szCs w:val="24"/>
+          <w:highlight w:val="yellow"/>
+        </w:rPr>
+        <w:t xml:space="preserve">и получателю уведомление о готовности товара к передаче. </w:t>
+      </w:r>
+    </w:p>
+    <w:p>
+      <w:pPr>
+        <w:spacing w:after="0"/>
+        <w:ind w:firstLine="708"/>
+        <w:jc w:val="both"/>
+        <w:rPr>
+          <w:i/>
+          <w:iCs/>
+          <w:sz w:val="24"/>
+          <w:szCs w:val="24"/>
+          <w:highlight w:val="yellow"/>
+        </w:rPr>
+      </w:pPr>
+      <w:commentRangeStart w:id="58"/>
+      <w:r>
+        <w:rPr>
+          <w:i/>
+          <w:iCs/>
+          <w:sz w:val="24"/>
+          <w:szCs w:val="24"/>
+          <w:highlight w:val="yellow"/>
+        </w:rPr>
+        <w:t xml:space="preserve">Поставка товара осуществляется путем его выборки по месту нахождения Поставщика, находящегося по адресу: {{ contractor_address }}. </w:t>
+      </w:r>
+      <w:commentRangeEnd w:id="58"/>
+      <w:r>
+        <w:rPr>
+          <w:rStyle w:val="CommentReference"/>
+        </w:rPr>
+        <w:commentReference w:id="58"/>
+      </w:r>
+    </w:p>
+    <w:p>
+      <w:pPr>
+        <w:spacing w:after="0"/>
+        <w:ind w:firstLine="708"/>
+        <w:jc w:val="both"/>
+        <w:rPr>
+          <w:i/>
+          <w:iCs/>
+          <w:sz w:val="24"/>
+          <w:szCs w:val="24"/>
+          <w:highlight w:val="yellow"/>
+        </w:rPr>
+      </w:pPr>
+      <w:r>
+        <w:rPr>
+          <w:i/>
+          <w:iCs/>
+          <w:sz w:val="24"/>
+          <w:szCs w:val="24"/>
+          <w:highlight w:val="yellow"/>
+        </w:rPr>
+        <w:t xml:space="preserve">Вместе с передачей товара Поставщик должен также передать Покупателю (сотруднику/представителю) документы, предусмотренные настоящим Договором. Отсутствие у Поставщика документов, предусмотренных настоящим Договором, </w:t>
+      </w:r>
+      <w:r>
+        <w:rPr>
+          <w:i/>
+          <w:iCs/>
+          <w:sz w:val="24"/>
+          <w:szCs w:val="24"/>
+          <w:highlight w:val="yellow"/>
+        </w:rPr>
+        <w:br/>
+      </w:r>
+      <w:r>
+        <w:rPr>
+          <w:i/>
+          <w:iCs/>
+          <w:sz w:val="24"/>
+          <w:szCs w:val="24"/>
+          <w:highlight w:val="yellow"/>
+        </w:rPr>
+        <w:t xml:space="preserve">при приемке товара может являться основанием для отказа в приемке товара. В случае отказа Покупателя от приемки товара по данному основанию, товар считается непоставленным Покупателем и Покупатель вправе применить ответственность </w:t>
+      </w:r>
+      <w:r>
+        <w:rPr>
+          <w:i/>
+          <w:iCs/>
+          <w:sz w:val="24"/>
+          <w:szCs w:val="24"/>
+          <w:highlight w:val="yellow"/>
+        </w:rPr>
+        <w:br/>
+      </w:r>
+      <w:r>
+        <w:rPr>
+          <w:i/>
+          <w:iCs/>
+          <w:sz w:val="24"/>
+          <w:szCs w:val="24"/>
+          <w:highlight w:val="yellow"/>
+        </w:rPr>
+        <w:t>за просрочку поставки товара в соответствии с условиями настоящего Договора.</w:t>
+      </w:r>
+    </w:p>
+    <w:p>
+      <w:pPr>
+        <w:spacing w:after="0"/>
+        <w:ind w:firstLine="708"/>
+        <w:jc w:val="both"/>
+        <w:rPr>
+          <w:i/>
+          <w:iCs/>
+          <w:sz w:val="24"/>
+          <w:szCs w:val="24"/>
+        </w:rPr>
+      </w:pPr>
+      <w:r>
+        <w:rPr>
+          <w:i/>
+          <w:iCs/>
+          <w:sz w:val="24"/>
+          <w:szCs w:val="24"/>
+          <w:highlight w:val="yellow"/>
+        </w:rPr>
+        <w:t>Выборку осуществляют получатели, указанные Покупателем в отгрузочных разнарядках (документах)</w:t>
+      </w:r>
+      <w:r>
+        <w:rPr>
+          <w:i/>
+          <w:iCs/>
+          <w:sz w:val="24"/>
+          <w:szCs w:val="24"/>
+        </w:rPr>
+        <w:t>.</w:t>
+      </w:r>
+    </w:p>
+    <w:p>
+      <w:pPr>
+        <w:spacing w:after="0"/>
+        <w:ind w:firstLine="708"/>
+        <w:jc w:val="both"/>
+        <w:rPr>
+          <w:i/>
+          <w:iCs/>
+          <w:sz w:val="24"/>
+          <w:szCs w:val="24"/>
+        </w:rPr>
+      </w:pPr>
+      <w:commentRangeStart w:id="59"/>
+      <w:commentRangeStart w:id="60"/>
+      <w:r>
+        <w:rPr>
+          <w:i/>
+          <w:iCs/>
+          <w:sz w:val="24"/>
+          <w:szCs w:val="24"/>
+          <w:highlight w:val="yellow"/>
+        </w:rPr>
+        <w:t xml:space="preserve">Покупатель обязан обеспечить выборку товара получателем в течение {{ acceptance_term_days or '____' }} ({{ acceptance_term_days_words or '____' }}) рабочих дней с момента получения от Поставщика уведомления о готовности товара </w:t>
+      </w:r>
+      <w:commentRangeEnd w:id="60"/>
+      <w:r>
+        <w:rPr>
+          <w:rStyle w:val="CommentReference"/>
+        </w:rPr>
+        <w:commentReference w:id="60"/>
+      </w:r>
+      <w:commentRangeEnd w:id="59"/>
+      <w:r>
+        <w:rPr>
+          <w:rStyle w:val="CommentReference"/>
+        </w:rPr>
+        <w:commentReference w:id="59"/>
+      </w:r>
+      <w:r>
+        <w:rPr>
+          <w:i/>
+          <w:iCs/>
+          <w:sz w:val="24"/>
+          <w:szCs w:val="24"/>
+          <w:highlight w:val="yellow"/>
+        </w:rPr>
+        <w:br/>
+      </w:r>
+      <w:r>
+        <w:rPr>
+          <w:i/>
+          <w:iCs/>
+          <w:sz w:val="24"/>
+          <w:szCs w:val="24"/>
+          <w:highlight w:val="yellow"/>
+        </w:rPr>
         <w:t>к передаче.</w:t>
       </w:r>
     </w:p>
@@ -3476,16 +3588,16 @@
           <w:szCs w:val="24"/>
         </w:rPr>
       </w:pPr>
-      <w:commentRangeStart w:id="53"/>
+      <w:commentRangeStart w:id="61"/>
       <w:r>
         <w:t>{%p else %}</w:t>
       </w:r>
-      <w:commentRangeEnd w:id="53"/>
-      <w:r>
-        <w:rPr>
-          <w:rStyle w:val="CommentReference"/>
-        </w:rPr>
-        <w:commentReference w:id="53"/>
+      <w:commentRangeEnd w:id="61"/>
+      <w:r>
+        <w:rPr>
+          <w:rStyle w:val="CommentReference"/>
+        </w:rPr>
+        <w:commentReference w:id="61"/>
       </w:r>
     </w:p>
     <w:p>
@@ -3558,7 +3670,7 @@
           <w:highlight w:val="yellow"/>
         </w:rPr>
       </w:pPr>
-      <w:commentRangeStart w:id="54"/>
+      <w:commentRangeStart w:id="62"/>
       <w:r>
         <w:rPr>
           <w:i/>
@@ -3570,12 +3682,12 @@
         <w:lastRenderedPageBreak/>
         <w:t xml:space="preserve">Доставка товара осуществляется силами Поставщика по месту нахождения Покупателя, находящегося по адресу: {{ delivery_location }}. </w:t>
       </w:r>
-      <w:commentRangeEnd w:id="54"/>
-      <w:r>
-        <w:rPr>
-          <w:rStyle w:val="CommentReference"/>
-        </w:rPr>
-        <w:commentReference w:id="54"/>
+      <w:commentRangeEnd w:id="62"/>
+      <w:r>
+        <w:rPr>
+          <w:rStyle w:val="CommentReference"/>
+        </w:rPr>
+        <w:commentReference w:id="62"/>
       </w:r>
       <w:r>
         <w:rPr>
@@ -3720,16 +3832,16 @@
           <w:szCs w:val="24"/>
         </w:rPr>
       </w:pPr>
-      <w:commentRangeStart w:id="55"/>
+      <w:commentRangeStart w:id="63"/>
       <w:r>
         <w:t>{%p endif %}</w:t>
       </w:r>
-      <w:commentRangeEnd w:id="55"/>
-      <w:r>
-        <w:rPr>
-          <w:rStyle w:val="CommentReference"/>
-        </w:rPr>
-        <w:commentReference w:id="55"/>
+      <w:commentRangeEnd w:id="63"/>
+      <w:r>
+        <w:rPr>
+          <w:rStyle w:val="CommentReference"/>
+        </w:rPr>
+        <w:commentReference w:id="63"/>
       </w:r>
     </w:p>
     <w:p>
@@ -3906,28 +4018,28 @@
           <w:szCs w:val="24"/>
         </w:rPr>
       </w:pPr>
-      <w:commentRangeStart w:id="56"/>
-      <w:commentRangeStart w:id="57"/>
-      <w:r>
-        <w:rPr>
-          <w:sz w:val="24"/>
-          <w:szCs w:val="24"/>
-        </w:rPr>
-        <w:t xml:space="preserve">Приемка товара осуществляется Покупателем в течение {{ acceptance_term_days }} ({{ acceptance_term_days }}) рабочих дней после получения им от Поставщика</w:t>
-      </w:r>
-      <w:commentRangeEnd w:id="57"/>
-      <w:r>
-        <w:rPr>
-          <w:rStyle w:val="CommentReference"/>
-        </w:rPr>
-        <w:commentReference w:id="57"/>
-      </w:r>
-      <w:commentRangeEnd w:id="56"/>
-      <w:r>
-        <w:rPr>
-          <w:rStyle w:val="CommentReference"/>
-        </w:rPr>
-        <w:commentReference w:id="56"/>
+      <w:commentRangeStart w:id="64"/>
+      <w:commentRangeStart w:id="65"/>
+      <w:r>
+        <w:rPr>
+          <w:sz w:val="24"/>
+          <w:szCs w:val="24"/>
+        </w:rPr>
+        <w:t xml:space="preserve">Приемка товара осуществляется Покупателем в течение {{ acceptance_term_days or '____' }} ({{ acceptance_term_days_words or '____' }}) рабочих дней после получения им от Поставщика</w:t>
+      </w:r>
+      <w:commentRangeEnd w:id="65"/>
+      <w:r>
+        <w:rPr>
+          <w:rStyle w:val="CommentReference"/>
+        </w:rPr>
+        <w:commentReference w:id="65"/>
+      </w:r>
+      <w:commentRangeEnd w:id="64"/>
+      <w:r>
+        <w:rPr>
+          <w:rStyle w:val="CommentReference"/>
+        </w:rPr>
+        <w:commentReference w:id="64"/>
       </w:r>
       <w:r>
         <w:rPr>
@@ -4269,7 +4381,7 @@
           <w:szCs w:val="24"/>
         </w:rPr>
       </w:pPr>
-      <w:commentRangeStart w:id="58"/>
+      <w:commentRangeStart w:id="66"/>
       <w:r>
         <w:rPr>
           <w:sz w:val="24"/>
@@ -4277,12 +4389,12 @@
         </w:rPr>
         <w:t xml:space="preserve">7.2.1. В случае просрочки поставки товаров Покупатель вправе потребовать уплаты Поставщиком неустойки (пеней) в размере {{ penalty_rate }}% от общей стоимости непоставленного</w:t>
       </w:r>
-      <w:commentRangeEnd w:id="58"/>
-      <w:r>
-        <w:rPr>
-          <w:rStyle w:val="CommentReference"/>
-        </w:rPr>
-        <w:commentReference w:id="58"/>
+      <w:commentRangeEnd w:id="66"/>
+      <w:r>
+        <w:rPr>
+          <w:rStyle w:val="CommentReference"/>
+        </w:rPr>
+        <w:commentReference w:id="66"/>
       </w:r>
       <w:r>
         <w:rPr>
@@ -4324,7 +4436,7 @@
           <w:szCs w:val="24"/>
         </w:rPr>
       </w:pPr>
-      <w:commentRangeStart w:id="59"/>
+      <w:commentRangeStart w:id="67"/>
       <w:r>
         <w:rPr>
           <w:sz w:val="24"/>
@@ -4333,12 +4445,12 @@
         <w:t xml:space="preserve">7.2.2. В случае просрочки устранения недостатков в товаре Покупатель вправе потребовать уплаты Поставщиком неустойки (пеней) в размере {{ penalty_rate }}% от стоимости товара 
 с недостатками</w:t>
       </w:r>
-      <w:commentRangeEnd w:id="59"/>
-      <w:r>
-        <w:rPr>
-          <w:rStyle w:val="CommentReference"/>
-        </w:rPr>
-        <w:commentReference w:id="59"/>
+      <w:commentRangeEnd w:id="67"/>
+      <w:r>
+        <w:rPr>
+          <w:rStyle w:val="CommentReference"/>
+        </w:rPr>
+        <w:commentReference w:id="67"/>
       </w:r>
       <w:r>
         <w:rPr>
@@ -4380,7 +4492,7 @@
           <w:szCs w:val="24"/>
         </w:rPr>
       </w:pPr>
-      <w:commentRangeStart w:id="60"/>
+      <w:commentRangeStart w:id="68"/>
       <w:r>
         <w:rPr>
           <w:sz w:val="24"/>
@@ -4388,12 +4500,12 @@
         </w:rPr>
         <w:t xml:space="preserve">7.2.3. В случае поставки некачественного и (или) некомплектного товара Покупатель вправе потребовать уплаты Поставщиком штрафа в размере {{ penalty_rate }}% от стоимости такого товара</w:t>
       </w:r>
-      <w:commentRangeEnd w:id="60"/>
-      <w:r>
-        <w:rPr>
-          <w:rStyle w:val="CommentReference"/>
-        </w:rPr>
-        <w:commentReference w:id="60"/>
+      <w:commentRangeEnd w:id="68"/>
+      <w:r>
+        <w:rPr>
+          <w:rStyle w:val="CommentReference"/>
+        </w:rPr>
+        <w:commentReference w:id="68"/>
       </w:r>
       <w:r>
         <w:rPr>
@@ -6112,12 +6224,20 @@
                 <w:szCs w:val="24"/>
               </w:rPr>
             </w:pPr>
+            <w:commentRangeStart w:id="73"/>
             <w:r>
               <w:rPr>
                 <w:sz w:val="24"/>
                 <w:szCs w:val="24"/>
               </w:rPr>
-              <w:t xml:space="preserve">Наименование: ВСКС </w:t>
+              <w:t xml:space="preserve">Наименование: {{ customer_short_name }} </w:t>
+            </w:r>
+            <w:commentRangeEnd w:id="73"/>
+            <w:r>
+              <w:rPr>
+                <w:rStyle w:val="CommentReference"/>
+              </w:rPr>
+              <w:commentReference w:id="73"/>
             </w:r>
           </w:p>
           <w:p>
@@ -6127,7 +6247,7 @@
                 <w:szCs w:val="24"/>
               </w:rPr>
             </w:pPr>
-            <w:commentRangeStart w:id="65"/>
+            <w:commentRangeStart w:id="74"/>
             <w:r>
               <w:rPr>
                 <w:sz w:val="24"/>
@@ -6135,12 +6255,12 @@
               </w:rPr>
               <w:t xml:space="preserve">Адрес местонахождения: {{ customer_address }}</w:t>
             </w:r>
-            <w:commentRangeEnd w:id="65"/>
+            <w:commentRangeEnd w:id="74"/>
             <w:r>
               <w:rPr>
                 <w:rStyle w:val="CommentReference"/>
               </w:rPr>
-              <w:commentReference w:id="65"/>
+              <w:commentReference w:id="74"/>
             </w:r>
           </w:p>
           <w:p>
@@ -6150,7 +6270,7 @@
                 <w:szCs w:val="24"/>
               </w:rPr>
             </w:pPr>
-            <w:commentRangeStart w:id="66"/>
+            <w:commentRangeStart w:id="75"/>
             <w:r>
               <w:rPr>
                 <w:sz w:val="24"/>
@@ -6158,12 +6278,12 @@
               </w:rPr>
               <w:t xml:space="preserve">Почтовый адрес: {{ customer_address }}</w:t>
             </w:r>
-            <w:commentRangeEnd w:id="66"/>
+            <w:commentRangeEnd w:id="75"/>
             <w:r>
               <w:rPr>
                 <w:rStyle w:val="CommentReference"/>
               </w:rPr>
-              <w:commentReference w:id="66"/>
+              <w:commentReference w:id="75"/>
             </w:r>
           </w:p>
           <w:p>
@@ -6173,8 +6293,8 @@
                 <w:szCs w:val="24"/>
               </w:rPr>
             </w:pPr>
-            <w:commentRangeStart w:id="67"/>
-            <w:commentRangeStart w:id="68"/>
+            <w:commentRangeStart w:id="76"/>
+            <w:commentRangeStart w:id="77"/>
             <w:r>
               <w:rPr>
                 <w:sz w:val="24"/>
@@ -6182,19 +6302,19 @@
               </w:rPr>
               <w:t xml:space="preserve">ИНН/КПП {{ customer_inn }}/{{ customer_kpp }}</w:t>
             </w:r>
-            <w:commentRangeEnd w:id="68"/>
+            <w:commentRangeEnd w:id="77"/>
             <w:r>
               <w:rPr>
                 <w:rStyle w:val="CommentReference"/>
               </w:rPr>
-              <w:commentReference w:id="68"/>
+              <w:commentReference w:id="77"/>
             </w:r>
-            <w:commentRangeEnd w:id="67"/>
+            <w:commentRangeEnd w:id="76"/>
             <w:r>
               <w:rPr>
                 <w:rStyle w:val="CommentReference"/>
               </w:rPr>
-              <w:commentReference w:id="67"/>
+              <w:commentReference w:id="76"/>
             </w:r>
           </w:p>
           <w:p>
@@ -6204,7 +6324,7 @@
                 <w:szCs w:val="24"/>
               </w:rPr>
             </w:pPr>
-            <w:commentRangeStart w:id="69"/>
+            <w:commentRangeStart w:id="78"/>
             <w:r>
               <w:rPr>
                 <w:sz w:val="24"/>
@@ -6212,12 +6332,12 @@
               </w:rPr>
               <w:t xml:space="preserve">ОГРН {{ customer_ogrn }}</w:t>
             </w:r>
-            <w:commentRangeEnd w:id="69"/>
+            <w:commentRangeEnd w:id="78"/>
             <w:r>
               <w:rPr>
                 <w:rStyle w:val="CommentReference"/>
               </w:rPr>
-              <w:commentReference w:id="69"/>
+              <w:commentReference w:id="78"/>
             </w:r>
           </w:p>
           <w:p>
@@ -6242,7 +6362,7 @@
                 <w:szCs w:val="24"/>
               </w:rPr>
             </w:pPr>
-            <w:commentRangeStart w:id="70"/>
+            <w:commentRangeStart w:id="79"/>
             <w:r>
               <w:rPr>
                 <w:sz w:val="24"/>
@@ -6250,12 +6370,12 @@
               </w:rPr>
               <w:t xml:space="preserve">Лицевой счет {{ customer_personal_account }}</w:t>
             </w:r>
-            <w:commentRangeEnd w:id="70"/>
+            <w:commentRangeEnd w:id="79"/>
             <w:r>
               <w:rPr>
                 <w:rStyle w:val="CommentReference"/>
               </w:rPr>
-              <w:commentReference w:id="70"/>
+              <w:commentReference w:id="79"/>
             </w:r>
           </w:p>
           <w:p>
@@ -6265,7 +6385,7 @@
                 <w:szCs w:val="24"/>
               </w:rPr>
             </w:pPr>
-            <w:commentRangeStart w:id="71"/>
+            <w:commentRangeStart w:id="80"/>
             <w:r>
               <w:rPr>
                 <w:sz w:val="24"/>
@@ -6273,12 +6393,12 @@
               </w:rPr>
               <w:t xml:space="preserve">Казначейский счет: {{ customer_settlement_account }}</w:t>
             </w:r>
-            <w:commentRangeEnd w:id="71"/>
+            <w:commentRangeEnd w:id="80"/>
             <w:r>
               <w:rPr>
                 <w:rStyle w:val="CommentReference"/>
               </w:rPr>
-              <w:commentReference w:id="71"/>
+              <w:commentReference w:id="80"/>
             </w:r>
           </w:p>
           <w:p>
@@ -6288,7 +6408,7 @@
                 <w:szCs w:val="24"/>
               </w:rPr>
             </w:pPr>
-            <w:commentRangeStart w:id="72"/>
+            <w:commentRangeStart w:id="81"/>
             <w:r>
               <w:rPr>
                 <w:sz w:val="24"/>
@@ -6296,12 +6416,12 @@
               </w:rPr>
               <w:t xml:space="preserve">{{ customer_bank_name }}</w:t>
             </w:r>
-            <w:commentRangeEnd w:id="72"/>
+            <w:commentRangeEnd w:id="81"/>
             <w:r>
               <w:rPr>
                 <w:rStyle w:val="CommentReference"/>
               </w:rPr>
-              <w:commentReference w:id="72"/>
+              <w:commentReference w:id="81"/>
             </w:r>
           </w:p>
           <w:p>
@@ -6311,7 +6431,7 @@
                 <w:szCs w:val="24"/>
               </w:rPr>
             </w:pPr>
-            <w:commentRangeStart w:id="73"/>
+            <w:commentRangeStart w:id="82"/>
             <w:r>
               <w:rPr>
                 <w:sz w:val="24"/>
@@ -6319,12 +6439,12 @@
               </w:rPr>
               <w:t xml:space="preserve">БИК ТОФК: {{ customer_bik }}</w:t>
             </w:r>
-            <w:commentRangeEnd w:id="73"/>
+            <w:commentRangeEnd w:id="82"/>
             <w:r>
               <w:rPr>
                 <w:rStyle w:val="CommentReference"/>
               </w:rPr>
-              <w:commentReference w:id="73"/>
+              <w:commentReference w:id="82"/>
             </w:r>
           </w:p>
           <w:p>
@@ -6334,12 +6454,20 @@
                 <w:szCs w:val="24"/>
               </w:rPr>
             </w:pPr>
+            <w:commentRangeStart w:id="83"/>
             <w:r>
               <w:rPr>
                 <w:sz w:val="24"/>
                 <w:szCs w:val="24"/>
               </w:rPr>
-              <w:t>Единый казначейский счет: 40102810545370000003</w:t>
+              <w:t xml:space="preserve">Единый казначейский счет: {{ customer_correspondent_account }}</w:t>
+            </w:r>
+            <w:commentRangeEnd w:id="83"/>
+            <w:r>
+              <w:rPr>
+                <w:rStyle w:val="CommentReference"/>
+              </w:rPr>
+              <w:commentReference w:id="83"/>
             </w:r>
           </w:p>
           <w:p>
@@ -6349,12 +6477,20 @@
                 <w:szCs w:val="24"/>
               </w:rPr>
             </w:pPr>
+            <w:commentRangeStart w:id="84"/>
             <w:r>
               <w:rPr>
                 <w:sz w:val="24"/>
                 <w:szCs w:val="24"/>
               </w:rPr>
-              <w:t>ОКПО 17777419</w:t>
+              <w:t xml:space="preserve">ОКПО __________</w:t>
+            </w:r>
+            <w:commentRangeEnd w:id="84"/>
+            <w:r>
+              <w:rPr>
+                <w:rStyle w:val="CommentReference"/>
+              </w:rPr>
+              <w:commentReference w:id="84"/>
             </w:r>
           </w:p>
           <w:p>
@@ -6364,7 +6500,7 @@
                 <w:szCs w:val="24"/>
               </w:rPr>
             </w:pPr>
-            <w:commentRangeStart w:id="74"/>
+            <w:commentRangeStart w:id="85"/>
             <w:r>
               <w:rPr>
                 <w:sz w:val="24"/>
@@ -6372,12 +6508,12 @@
               </w:rPr>
               <w:t xml:space="preserve">Тел.: {{ customer_phone }}</w:t>
             </w:r>
-            <w:commentRangeEnd w:id="74"/>
+            <w:commentRangeEnd w:id="85"/>
             <w:r>
               <w:rPr>
                 <w:rStyle w:val="CommentReference"/>
               </w:rPr>
-              <w:commentReference w:id="74"/>
+              <w:commentReference w:id="85"/>
             </w:r>
           </w:p>
           <w:p>
@@ -6387,7 +6523,7 @@
                 <w:szCs w:val="24"/>
               </w:rPr>
             </w:pPr>
-            <w:commentRangeStart w:id="75"/>
+            <w:commentRangeStart w:id="86"/>
             <w:r>
               <w:rPr>
                 <w:sz w:val="24"/>
@@ -6395,12 +6531,12 @@
               </w:rPr>
               <w:t xml:space="preserve">Эл.почта: {{ contractor_email }}</w:t>
             </w:r>
-            <w:commentRangeEnd w:id="75"/>
+            <w:commentRangeEnd w:id="86"/>
             <w:r>
               <w:rPr>
                 <w:rStyle w:val="CommentReference"/>
               </w:rPr>
-              <w:commentReference w:id="75"/>
+              <w:commentReference w:id="86"/>
             </w:r>
           </w:p>
           <w:p>
@@ -6418,7 +6554,7 @@
                 <w:szCs w:val="24"/>
               </w:rPr>
             </w:pPr>
-            <w:commentRangeStart w:id="76"/>
+            <w:commentRangeStart w:id="87"/>
             <w:r>
               <w:rPr>
                 <w:sz w:val="24"/>
@@ -6426,12 +6562,12 @@
               </w:rPr>
               <w:t xml:space="preserve">{{ customer_signatory_position }}</w:t>
             </w:r>
-            <w:commentRangeEnd w:id="76"/>
+            <w:commentRangeEnd w:id="87"/>
             <w:r>
               <w:rPr>
                 <w:rStyle w:val="CommentReference"/>
               </w:rPr>
-              <w:commentReference w:id="76"/>
+              <w:commentReference w:id="87"/>
             </w:r>
           </w:p>
           <w:p>
@@ -6449,7 +6585,7 @@
                 <w:szCs w:val="24"/>
               </w:rPr>
             </w:pPr>
-            <w:commentRangeStart w:id="77"/>
+            <w:commentRangeStart w:id="88"/>
             <w:r>
               <w:rPr>
                 <w:sz w:val="24"/>
@@ -6457,12 +6593,12 @@
               </w:rPr>
               <w:t xml:space="preserve">_________________ / {{ customer_signatory_name_initials }}</w:t>
             </w:r>
-            <w:commentRangeEnd w:id="77"/>
+            <w:commentRangeEnd w:id="88"/>
             <w:r>
               <w:rPr>
                 <w:rStyle w:val="CommentReference"/>
               </w:rPr>
-              <w:commentReference w:id="77"/>
+              <w:commentReference w:id="88"/>
             </w:r>
           </w:p>
           <w:p>
@@ -6511,12 +6647,20 @@
                 <w:szCs w:val="24"/>
               </w:rPr>
             </w:pPr>
+            <w:commentRangeStart w:id="89"/>
             <w:r>
               <w:rPr>
                 <w:sz w:val="24"/>
                 <w:szCs w:val="24"/>
               </w:rPr>
-              <w:t>Наименование:</w:t>
+              <w:t xml:space="preserve">Наименование: {{ contractor_full_name }}</w:t>
+            </w:r>
+            <w:commentRangeEnd w:id="89"/>
+            <w:r>
+              <w:rPr>
+                <w:rStyle w:val="CommentReference"/>
+              </w:rPr>
+              <w:commentReference w:id="89"/>
             </w:r>
           </w:p>
           <w:p>
@@ -6526,12 +6670,20 @@
                 <w:szCs w:val="24"/>
               </w:rPr>
             </w:pPr>
+            <w:commentRangeStart w:id="90"/>
             <w:r>
               <w:rPr>
                 <w:sz w:val="24"/>
                 <w:szCs w:val="24"/>
               </w:rPr>
-              <w:t>Адрес местонахождения:</w:t>
+              <w:t xml:space="preserve">Адрес местонахождения: {{ contractor_address }}</w:t>
+            </w:r>
+            <w:commentRangeEnd w:id="90"/>
+            <w:r>
+              <w:rPr>
+                <w:rStyle w:val="CommentReference"/>
+              </w:rPr>
+              <w:commentReference w:id="90"/>
             </w:r>
           </w:p>
           <w:p>
@@ -6541,12 +6693,20 @@
                 <w:szCs w:val="24"/>
               </w:rPr>
             </w:pPr>
+            <w:commentRangeStart w:id="91"/>
             <w:r>
               <w:rPr>
                 <w:sz w:val="24"/>
                 <w:szCs w:val="24"/>
               </w:rPr>
-              <w:t>Почтовый адрес:</w:t>
+              <w:t xml:space="preserve">Почтовый адрес: {{ contractor_postal_address }}</w:t>
+            </w:r>
+            <w:commentRangeEnd w:id="91"/>
+            <w:r>
+              <w:rPr>
+                <w:rStyle w:val="CommentReference"/>
+              </w:rPr>
+              <w:commentReference w:id="91"/>
             </w:r>
           </w:p>
           <w:p>
@@ -6559,15 +6719,16 @@
                 <w:highlight w:val="yellow"/>
               </w:rPr>
             </w:pPr>
+            <w:commentRangeStart w:id="92"/>
             <w:r>
-              <w:rPr>
-                <w:i/>
-                <w:iCs/>
-                <w:sz w:val="24"/>
-                <w:szCs w:val="24"/>
-                <w:highlight w:val="yellow"/>
-              </w:rPr>
-              <w:t>ИНН/КПП</w:t>
+              <w:t>{%p if contractor_org_type != 'ИП' %}</w:t>
+            </w:r>
+            <w:commentRangeEnd w:id="92"/>
+            <w:r>
+              <w:rPr>
+                <w:rStyle w:val="CommentReference"/>
+              </w:rPr>
+              <w:commentReference w:id="92"/>
             </w:r>
           </w:p>
           <w:p>
@@ -6577,8 +6738,11 @@
                 <w:iCs/>
                 <w:sz w:val="24"/>
                 <w:szCs w:val="24"/>
+                <w:highlight w:val="yellow"/>
               </w:rPr>
             </w:pPr>
+            <w:commentRangeStart w:id="93"/>
+            <w:commentRangeStart w:id="94"/>
             <w:r>
               <w:rPr>
                 <w:i/>
@@ -6587,7 +6751,21 @@
                 <w:szCs w:val="24"/>
                 <w:highlight w:val="yellow"/>
               </w:rPr>
-              <w:t>ОГРН</w:t>
+              <w:t xml:space="preserve">ИНН/КПП {{ contractor_inn or '__________' }}/{{ contractor_kpp or '__________' }}</w:t>
+            </w:r>
+            <w:commentRangeEnd w:id="94"/>
+            <w:r>
+              <w:rPr>
+                <w:rStyle w:val="CommentReference"/>
+              </w:rPr>
+              <w:commentReference w:id="94"/>
+            </w:r>
+            <w:commentRangeEnd w:id="93"/>
+            <w:r>
+              <w:rPr>
+                <w:rStyle w:val="CommentReference"/>
+              </w:rPr>
+              <w:commentReference w:id="93"/>
             </w:r>
           </w:p>
           <w:p>
@@ -6599,9 +6777,8 @@
                 <w:szCs w:val="24"/>
               </w:rPr>
             </w:pPr>
-          </w:p>
-          <w:p>
-            <w:pPr>
+            <w:commentRangeStart w:id="95"/>
+            <w:r>
               <w:rPr>
                 <w:i/>
                 <w:iCs/>
@@ -6609,16 +6786,14 @@
                 <w:szCs w:val="24"/>
                 <w:highlight w:val="yellow"/>
               </w:rPr>
-            </w:pPr>
+              <w:t xml:space="preserve">ОГРН {{ contractor_ogrn or '__________' }}</w:t>
+            </w:r>
+            <w:commentRangeEnd w:id="95"/>
             <w:r>
               <w:rPr>
-                <w:i/>
-                <w:iCs/>
-                <w:sz w:val="24"/>
-                <w:szCs w:val="24"/>
-                <w:highlight w:val="yellow"/>
-              </w:rPr>
-              <w:t>ИНН</w:t>
+                <w:rStyle w:val="CommentReference"/>
+              </w:rPr>
+              <w:commentReference w:id="95"/>
             </w:r>
           </w:p>
           <w:p>
@@ -6630,15 +6805,104 @@
                 <w:szCs w:val="24"/>
               </w:rPr>
             </w:pPr>
+            <w:commentRangeStart w:id="96"/>
             <w:r>
+              <w:t>{%p else %}</w:t>
+            </w:r>
+            <w:commentRangeEnd w:id="96"/>
+            <w:r>
+              <w:rPr>
+                <w:rStyle w:val="CommentReference"/>
+              </w:rPr>
+              <w:commentReference w:id="96"/>
+            </w:r>
+          </w:p>
+          <w:p>
+            <w:pPr>
               <w:rPr>
                 <w:i/>
                 <w:iCs/>
                 <w:sz w:val="24"/>
                 <w:szCs w:val="24"/>
+              </w:rPr>
+            </w:pPr>
+          </w:p>
+          <w:p>
+            <w:pPr>
+              <w:rPr>
+                <w:i/>
+                <w:iCs/>
+                <w:sz w:val="24"/>
+                <w:szCs w:val="24"/>
                 <w:highlight w:val="yellow"/>
               </w:rPr>
-              <w:t>ОГРНИП</w:t>
+            </w:pPr>
+            <w:commentRangeStart w:id="97"/>
+            <w:r>
+              <w:rPr>
+                <w:i/>
+                <w:iCs/>
+                <w:sz w:val="24"/>
+                <w:szCs w:val="24"/>
+                <w:highlight w:val="yellow"/>
+              </w:rPr>
+              <w:t xml:space="preserve">ИНН {{ contractor_inn or '__________' }}</w:t>
+            </w:r>
+            <w:commentRangeEnd w:id="97"/>
+            <w:r>
+              <w:rPr>
+                <w:rStyle w:val="CommentReference"/>
+              </w:rPr>
+              <w:commentReference w:id="97"/>
+            </w:r>
+          </w:p>
+          <w:p>
+            <w:pPr>
+              <w:rPr>
+                <w:i/>
+                <w:iCs/>
+                <w:sz w:val="24"/>
+                <w:szCs w:val="24"/>
+              </w:rPr>
+            </w:pPr>
+            <w:commentRangeStart w:id="98"/>
+            <w:r>
+              <w:rPr>
+                <w:i/>
+                <w:iCs/>
+                <w:sz w:val="24"/>
+                <w:szCs w:val="24"/>
+                <w:highlight w:val="yellow"/>
+              </w:rPr>
+              <w:t xml:space="preserve">ОГРНИП {{ contractor_ogrnip or '__________' }}</w:t>
+            </w:r>
+            <w:commentRangeEnd w:id="98"/>
+            <w:r>
+              <w:rPr>
+                <w:rStyle w:val="CommentReference"/>
+              </w:rPr>
+              <w:commentReference w:id="98"/>
+            </w:r>
+          </w:p>
+          <w:p>
+            <w:pPr>
+              <w:rPr>
+                <w:i/>
+                <w:iCs/>
+                <w:sz w:val="24"/>
+                <w:szCs w:val="24"/>
+              </w:rPr>
+            </w:pPr>
+            <w:commentRangeStart w:id="99"/>
+            <w:r>
+              <w:t>{%p endif %}</w:t>
+            </w:r>
+            <w:commentRangeEnd w:id="99"/>
+            <w:r>
+              <w:rPr>
+                <w:rStyle w:val="CommentReference"/>
+              </w:rPr>
+              <w:commentReference w:id="99"/>
             </w:r>
           </w:p>
           <w:p>
@@ -6671,12 +6935,20 @@
                 <w:szCs w:val="24"/>
               </w:rPr>
             </w:pPr>
+            <w:commentRangeStart w:id="100"/>
             <w:r>
               <w:rPr>
                 <w:sz w:val="24"/>
                 <w:szCs w:val="24"/>
               </w:rPr>
-              <w:t>р/с:</w:t>
+              <w:t xml:space="preserve">р/с: {{ contractor_settlement_account or '__________' }}</w:t>
+            </w:r>
+            <w:commentRangeEnd w:id="100"/>
+            <w:r>
+              <w:rPr>
+                <w:rStyle w:val="CommentReference"/>
+              </w:rPr>
+              <w:commentReference w:id="100"/>
             </w:r>
           </w:p>
           <w:p>
@@ -6686,12 +6958,20 @@
                 <w:szCs w:val="24"/>
               </w:rPr>
             </w:pPr>
+            <w:commentRangeStart w:id="101"/>
             <w:r>
               <w:rPr>
                 <w:sz w:val="24"/>
                 <w:szCs w:val="24"/>
               </w:rPr>
-              <w:t>в</w:t>
+              <w:t xml:space="preserve">в {{ contractor_bank_name or '__________' }}</w:t>
+            </w:r>
+            <w:commentRangeEnd w:id="101"/>
+            <w:r>
+              <w:rPr>
+                <w:rStyle w:val="CommentReference"/>
+              </w:rPr>
+              <w:commentReference w:id="101"/>
             </w:r>
           </w:p>
           <w:p>
@@ -6701,12 +6981,20 @@
                 <w:szCs w:val="24"/>
               </w:rPr>
             </w:pPr>
+            <w:commentRangeStart w:id="102"/>
             <w:r>
               <w:rPr>
                 <w:sz w:val="24"/>
                 <w:szCs w:val="24"/>
               </w:rPr>
-              <w:t>БИК:</w:t>
+              <w:t xml:space="preserve">БИК: {{ contractor_bik or '__________' }}</w:t>
+            </w:r>
+            <w:commentRangeEnd w:id="102"/>
+            <w:r>
+              <w:rPr>
+                <w:rStyle w:val="CommentReference"/>
+              </w:rPr>
+              <w:commentReference w:id="102"/>
             </w:r>
           </w:p>
           <w:p>
@@ -6716,12 +7004,20 @@
                 <w:szCs w:val="24"/>
               </w:rPr>
             </w:pPr>
+            <w:commentRangeStart w:id="103"/>
             <w:r>
               <w:rPr>
                 <w:sz w:val="24"/>
                 <w:szCs w:val="24"/>
               </w:rPr>
-              <w:t>к/с:</w:t>
+              <w:t xml:space="preserve">к/с: {{ contractor_correspondent_account or '__________' }}</w:t>
+            </w:r>
+            <w:commentRangeEnd w:id="103"/>
+            <w:r>
+              <w:rPr>
+                <w:rStyle w:val="CommentReference"/>
+              </w:rPr>
+              <w:commentReference w:id="103"/>
             </w:r>
           </w:p>
           <w:p>
@@ -6731,12 +7027,20 @@
                 <w:szCs w:val="24"/>
               </w:rPr>
             </w:pPr>
+            <w:commentRangeStart w:id="104"/>
             <w:r>
               <w:rPr>
                 <w:sz w:val="24"/>
                 <w:szCs w:val="24"/>
               </w:rPr>
-              <w:t>Тел.:</w:t>
+              <w:t xml:space="preserve">Тел.: {{ contractor_phone }}</w:t>
+            </w:r>
+            <w:commentRangeEnd w:id="104"/>
+            <w:r>
+              <w:rPr>
+                <w:rStyle w:val="CommentReference"/>
+              </w:rPr>
+              <w:commentReference w:id="104"/>
             </w:r>
           </w:p>
           <w:p>
@@ -6746,7 +7050,7 @@
                 <w:szCs w:val="24"/>
               </w:rPr>
             </w:pPr>
-            <w:commentRangeStart w:id="78"/>
+            <w:commentRangeStart w:id="105"/>
             <w:r>
               <w:rPr>
                 <w:sz w:val="24"/>
@@ -6754,12 +7058,12 @@
               </w:rPr>
               <w:t xml:space="preserve">Эл.почта: {{ contractor_email }}</w:t>
             </w:r>
-            <w:commentRangeEnd w:id="78"/>
+            <w:commentRangeEnd w:id="105"/>
             <w:r>
               <w:rPr>
                 <w:rStyle w:val="CommentReference"/>
               </w:rPr>
-              <w:commentReference w:id="78"/>
+              <w:commentReference w:id="105"/>
             </w:r>
           </w:p>
           <w:p>
@@ -6805,12 +7109,20 @@
                 <w:szCs w:val="24"/>
               </w:rPr>
             </w:pPr>
+            <w:commentRangeStart w:id="106"/>
             <w:r>
               <w:rPr>
                 <w:sz w:val="24"/>
                 <w:szCs w:val="24"/>
               </w:rPr>
-              <w:t>____________________ / ФИО</w:t>
+              <w:t xml:space="preserve">____________________ / {{ contractor_signatory_initials }}</w:t>
+            </w:r>
+            <w:commentRangeEnd w:id="106"/>
+            <w:r>
+              <w:rPr>
+                <w:rStyle w:val="CommentReference"/>
+              </w:rPr>
+              <w:commentReference w:id="106"/>
             </w:r>
           </w:p>
           <w:p>
@@ -7020,10 +7332,10 @@
           <w:szCs w:val="24"/>
         </w:rPr>
       </w:pPr>
-      <w:commentRangeStart w:id="61"/>
-      <w:commentRangeStart w:id="62"/>
-      <w:commentRangeStart w:id="63"/>
-      <w:commentRangeStart w:id="64"/>
+      <w:commentRangeStart w:id="69"/>
+      <w:commentRangeStart w:id="70"/>
+      <w:commentRangeStart w:id="71"/>
+      <w:commentRangeStart w:id="72"/>
       <w:r>
         <w:rPr>
           <w:sz w:val="24"/>
@@ -7031,33 +7343,33 @@
         </w:rPr>
         <w:t xml:space="preserve">к Договору поставки № {{ contract_number }} от «{{ contract_date_day }}» {{ contract_date_month }} {{ contract_date_year }} г.</w:t>
       </w:r>
-      <w:commentRangeEnd w:id="64"/>
-      <w:r>
-        <w:rPr>
-          <w:rStyle w:val="CommentReference"/>
-        </w:rPr>
-        <w:commentReference w:id="64"/>
-      </w:r>
-      <w:commentRangeEnd w:id="63"/>
-      <w:r>
-        <w:rPr>
-          <w:rStyle w:val="CommentReference"/>
-        </w:rPr>
-        <w:commentReference w:id="63"/>
-      </w:r>
-      <w:commentRangeEnd w:id="62"/>
-      <w:r>
-        <w:rPr>
-          <w:rStyle w:val="CommentReference"/>
-        </w:rPr>
-        <w:commentReference w:id="62"/>
-      </w:r>
-      <w:commentRangeEnd w:id="61"/>
-      <w:r>
-        <w:rPr>
-          <w:rStyle w:val="CommentReference"/>
-        </w:rPr>
-        <w:commentReference w:id="61"/>
+      <w:commentRangeEnd w:id="72"/>
+      <w:r>
+        <w:rPr>
+          <w:rStyle w:val="CommentReference"/>
+        </w:rPr>
+        <w:commentReference w:id="72"/>
+      </w:r>
+      <w:commentRangeEnd w:id="71"/>
+      <w:r>
+        <w:rPr>
+          <w:rStyle w:val="CommentReference"/>
+        </w:rPr>
+        <w:commentReference w:id="71"/>
+      </w:r>
+      <w:commentRangeEnd w:id="70"/>
+      <w:r>
+        <w:rPr>
+          <w:rStyle w:val="CommentReference"/>
+        </w:rPr>
+        <w:commentReference w:id="70"/>
+      </w:r>
+      <w:commentRangeEnd w:id="69"/>
+      <w:r>
+        <w:rPr>
+          <w:rStyle w:val="CommentReference"/>
+        </w:rPr>
+        <w:commentReference w:id="69"/>
       </w:r>
     </w:p>
     <w:p>
@@ -7334,12 +7646,20 @@
                 <w:szCs w:val="24"/>
               </w:rPr>
             </w:pPr>
+            <w:commentRangeStart w:id="107"/>
             <w:r>
               <w:rPr>
                 <w:sz w:val="24"/>
                 <w:szCs w:val="24"/>
               </w:rPr>
-              <w:t>ВСКС</w:t>
+              <w:t xml:space="preserve">{{ customer_short_name }}</w:t>
+            </w:r>
+            <w:commentRangeEnd w:id="107"/>
+            <w:r>
+              <w:rPr>
+                <w:rStyle w:val="CommentReference"/>
+              </w:rPr>
+              <w:commentReference w:id="107"/>
             </w:r>
           </w:p>
           <w:p>
@@ -7357,7 +7677,7 @@
                 <w:szCs w:val="24"/>
               </w:rPr>
             </w:pPr>
-            <w:commentRangeStart w:id="79"/>
+            <w:commentRangeStart w:id="108"/>
             <w:r>
               <w:rPr>
                 <w:sz w:val="24"/>
@@ -7365,12 +7685,12 @@
               </w:rPr>
               <w:t xml:space="preserve">{{ customer_signatory_position }}</w:t>
             </w:r>
-            <w:commentRangeEnd w:id="79"/>
+            <w:commentRangeEnd w:id="108"/>
             <w:r>
               <w:rPr>
                 <w:rStyle w:val="CommentReference"/>
               </w:rPr>
-              <w:commentReference w:id="79"/>
+              <w:commentReference w:id="108"/>
             </w:r>
           </w:p>
           <w:p>
@@ -7396,7 +7716,7 @@
                 <w:szCs w:val="24"/>
               </w:rPr>
             </w:pPr>
-            <w:commentRangeStart w:id="80"/>
+            <w:commentRangeStart w:id="109"/>
             <w:r>
               <w:rPr>
                 <w:sz w:val="24"/>
@@ -7404,12 +7724,12 @@
               </w:rPr>
               <w:t xml:space="preserve">_________________ / {{ customer_signatory_name_initials }}</w:t>
             </w:r>
-            <w:commentRangeEnd w:id="80"/>
+            <w:commentRangeEnd w:id="109"/>
             <w:r>
               <w:rPr>
                 <w:rStyle w:val="CommentReference"/>
               </w:rPr>
-              <w:commentReference w:id="80"/>
+              <w:commentReference w:id="109"/>
             </w:r>
           </w:p>
           <w:p>
@@ -7454,12 +7774,20 @@
                 <w:szCs w:val="24"/>
               </w:rPr>
             </w:pPr>
+            <w:commentRangeStart w:id="110"/>
             <w:r>
               <w:rPr>
                 <w:sz w:val="24"/>
                 <w:szCs w:val="24"/>
               </w:rPr>
-              <w:t>Наименование</w:t>
+              <w:t xml:space="preserve">Наименование {{ contractor_full_name }}</w:t>
+            </w:r>
+            <w:commentRangeEnd w:id="110"/>
+            <w:r>
+              <w:rPr>
+                <w:rStyle w:val="CommentReference"/>
+              </w:rPr>
+              <w:commentReference w:id="110"/>
             </w:r>
           </w:p>
           <w:p>
@@ -7513,12 +7841,20 @@
                 <w:szCs w:val="24"/>
               </w:rPr>
             </w:pPr>
+            <w:commentRangeStart w:id="111"/>
             <w:r>
               <w:rPr>
                 <w:sz w:val="24"/>
                 <w:szCs w:val="24"/>
               </w:rPr>
-              <w:t>_________________ / ФИО</w:t>
+              <w:t xml:space="preserve">_________________ / {{ contractor_signatory_initials }}</w:t>
+            </w:r>
+            <w:commentRangeEnd w:id="111"/>
+            <w:r>
+              <w:rPr>
+                <w:rStyle w:val="CommentReference"/>
+              </w:rPr>
+              <w:commentReference w:id="111"/>
             </w:r>
           </w:p>
           <w:p>
@@ -7733,7 +8069,7 @@
         <w:annotationRef/>
       </w:r>
       <w:r>
-        <w:t>Полное наименование. Пример: Автономная некоммерческая организация «ВСКС»</w:t>
+        <w:t>Полное наименование. Пример: Автономная некоммерческая организация «Пример»</w:t>
       </w:r>
     </w:p>
   </w:comment>
@@ -7749,7 +8085,7 @@
         <w:annotationRef/>
       </w:r>
       <w:r>
-        <w:t>Краткое наименование Заказчика (из карточки организации). Пример: АНО «ВСКС»</w:t>
+        <w:t>Краткое наименование Заказчика (из карточки организации). Пример: АНО «Пример»</w:t>
       </w:r>
     </w:p>
   </w:comment>
@@ -7781,7 +8117,7 @@
         <w:annotationRef/>
       </w:r>
       <w:r>
-        <w:t>ФИО подписанта (им.падеж). Пример: Козеев Евгений Викторович</w:t>
+        <w:t>ФИО подписанта (им.падеж). Пример: Петров Пётр Петрович</w:t>
       </w:r>
     </w:p>
   </w:comment>
@@ -7861,7 +8197,7 @@
         <w:annotationRef/>
       </w:r>
       <w:r>
-        <w:t>Должность подписанта. Пример: Генеральный директор</w:t>
+        <w:t>Должность подписанта. Пример: Директор</w:t>
       </w:r>
     </w:p>
   </w:comment>
@@ -7877,7 +8213,7 @@
         <w:annotationRef/>
       </w:r>
       <w:r>
-        <w:t>ФИО в им.падеже. Пример: Петров Пётр Петрович</w:t>
+        <w:t>ФИО в им.падеже. Пример: Иванов Иван Иванович</w:t>
       </w:r>
     </w:p>
   </w:comment>
@@ -8165,11 +8501,59 @@
         <w:annotationRef/>
       </w:r>
       <w:r>
+        <w:t>Печатается, если в закупке выбрана постоплата (без аванса). Иначе печатается вариант предоплаты</w:t>
+      </w:r>
+    </w:p>
+  </w:comment>
+  <w:comment w:id="33" w:author="Подсказка" w:initials="П" w:date="2026-01-01T00:00:00Z">
+    <w:p>
+      <w:pPr>
+        <w:pStyle w:val="CommentText"/>
+      </w:pPr>
+      <w:r>
+        <w:rPr>
+          <w:rStyle w:val="CommentReference"/>
+        </w:rPr>
+        <w:annotationRef/>
+      </w:r>
+      <w:r>
         <w:t>Срок оплаты в календарных днях. Пример: 10</w:t>
       </w:r>
     </w:p>
   </w:comment>
-  <w:comment w:id="33" w:author="Подсказка" w:initials="П" w:date="2026-01-01T00:00:00Z">
+  <w:comment w:id="34" w:author="Подсказка" w:initials="П" w:date="2026-01-01T00:00:00Z">
+    <w:p>
+      <w:pPr>
+        <w:pStyle w:val="CommentText"/>
+      </w:pPr>
+      <w:r>
+        <w:rPr>
+          <w:rStyle w:val="CommentReference"/>
+        </w:rPr>
+        <w:annotationRef/>
+      </w:r>
+      <w:r>
+        <w:t>Срок оплаты прописью (число в скобках). Пример: семь</w:t>
+      </w:r>
+    </w:p>
+  </w:comment>
+  <w:comment w:id="35" w:author="Подсказка" w:initials="П" w:date="2026-01-01T00:00:00Z">
+    <w:p>
+      <w:pPr>
+        <w:pStyle w:val="CommentText"/>
+      </w:pPr>
+      <w:r>
+        <w:rPr>
+          <w:rStyle w:val="CommentReference"/>
+        </w:rPr>
+        <w:annotationRef/>
+      </w:r>
+      <w:r>
+        <w:t>Иначе — противоположный случай к условию выше</w:t>
+      </w:r>
+    </w:p>
+  </w:comment>
+  <w:comment w:id="36" w:author="Подсказка" w:initials="П" w:date="2026-01-01T00:00:00Z">
     <w:p>
       <w:pPr>
         <w:pStyle w:val="CommentText"/>
@@ -8185,39 +8569,87 @@
       </w:r>
     </w:p>
   </w:comment>
-  <w:comment w:id="34" w:author="Подсказка" w:initials="П" w:date="2026-01-01T00:00:00Z">
-    <w:p>
-      <w:pPr>
-        <w:pStyle w:val="CommentText"/>
-      </w:pPr>
-      <w:r>
-        <w:rPr>
-          <w:rStyle w:val="CommentReference"/>
-        </w:rPr>
-        <w:annotationRef/>
-      </w:r>
-      <w:r>
-        <w:t>Срок оплаты в календарных днях. Пример: 10</w:t>
-      </w:r>
-    </w:p>
-  </w:comment>
-  <w:comment w:id="35" w:author="Подсказка" w:initials="П" w:date="2026-01-01T00:00:00Z">
-    <w:p>
-      <w:pPr>
-        <w:pStyle w:val="CommentText"/>
-      </w:pPr>
-      <w:r>
-        <w:rPr>
-          <w:rStyle w:val="CommentReference"/>
-        </w:rPr>
-        <w:annotationRef/>
-      </w:r>
-      <w:r>
-        <w:t>Срок оплаты в календарных днях. Пример: 10</w:t>
-      </w:r>
-    </w:p>
-  </w:comment>
-  <w:comment w:id="36" w:author="Подсказка" w:initials="П" w:date="2026-01-01T00:00:00Z">
+  <w:comment w:id="37" w:author="Подсказка" w:initials="П" w:date="2026-01-01T00:00:00Z">
+    <w:p>
+      <w:pPr>
+        <w:pStyle w:val="CommentText"/>
+      </w:pPr>
+      <w:r>
+        <w:rPr>
+          <w:rStyle w:val="CommentReference"/>
+        </w:rPr>
+        <w:annotationRef/>
+      </w:r>
+      <w:r>
+        <w:t>Срок оплаты прописью (число в скобках). Пример: семь</w:t>
+      </w:r>
+    </w:p>
+  </w:comment>
+  <w:comment w:id="38" w:author="Подсказка" w:initials="П" w:date="2026-01-01T00:00:00Z">
+    <w:p>
+      <w:pPr>
+        <w:pStyle w:val="CommentText"/>
+      </w:pPr>
+      <w:r>
+        <w:rPr>
+          <w:rStyle w:val="CommentReference"/>
+        </w:rPr>
+        <w:annotationRef/>
+      </w:r>
+      <w:r>
+        <w:t>Печатается, если по закупке задана сумма аванса</w:t>
+      </w:r>
+    </w:p>
+  </w:comment>
+  <w:comment w:id="39" w:author="Подсказка" w:initials="П" w:date="2026-01-01T00:00:00Z">
+    <w:p>
+      <w:pPr>
+        <w:pStyle w:val="CommentText"/>
+      </w:pPr>
+      <w:r>
+        <w:rPr>
+          <w:rStyle w:val="CommentReference"/>
+        </w:rPr>
+        <w:annotationRef/>
+      </w:r>
+      <w:r>
+        <w:t>Сумма аванса (если в закупке выбрана предоплата). Пример: 50 000,00</w:t>
+      </w:r>
+    </w:p>
+  </w:comment>
+  <w:comment w:id="40" w:author="Подсказка" w:initials="П" w:date="2026-01-01T00:00:00Z">
+    <w:p>
+      <w:pPr>
+        <w:pStyle w:val="CommentText"/>
+      </w:pPr>
+      <w:r>
+        <w:rPr>
+          <w:rStyle w:val="CommentReference"/>
+        </w:rPr>
+        <w:annotationRef/>
+      </w:r>
+      <w:r>
+        <w:t>Конец условия</w:t>
+      </w:r>
+    </w:p>
+  </w:comment>
+  <w:comment w:id="41" w:author="Подсказка" w:initials="П" w:date="2026-01-01T00:00:00Z">
+    <w:p>
+      <w:pPr>
+        <w:pStyle w:val="CommentText"/>
+      </w:pPr>
+      <w:r>
+        <w:rPr>
+          <w:rStyle w:val="CommentReference"/>
+        </w:rPr>
+        <w:annotationRef/>
+      </w:r>
+      <w:r>
+        <w:t>Конец условия</w:t>
+      </w:r>
+    </w:p>
+  </w:comment>
+  <w:comment w:id="42" w:author="Подсказка" w:initials="П" w:date="2026-01-01T00:00:00Z">
     <w:p>
       <w:pPr>
         <w:pStyle w:val="CommentText"/>
@@ -8233,7 +8665,7 @@
       </w:r>
     </w:p>
   </w:comment>
-  <w:comment w:id="37" w:author="Подсказка" w:initials="П" w:date="2026-01-01T00:00:00Z">
+  <w:comment w:id="43" w:author="Подсказка" w:initials="П" w:date="2026-01-01T00:00:00Z">
     <w:p>
       <w:pPr>
         <w:pStyle w:val="CommentText"/>
@@ -8249,7 +8681,23 @@
       </w:r>
     </w:p>
   </w:comment>
-  <w:comment w:id="38" w:author="Подсказка" w:initials="П" w:date="2026-01-01T00:00:00Z">
+  <w:comment w:id="44" w:author="Подсказка" w:initials="П" w:date="2026-01-01T00:00:00Z">
+    <w:p>
+      <w:pPr>
+        <w:pStyle w:val="CommentText"/>
+      </w:pPr>
+      <w:r>
+        <w:rPr>
+          <w:rStyle w:val="CommentReference"/>
+        </w:rPr>
+        <w:annotationRef/>
+      </w:r>
+      <w:r>
+        <w:t>Краткое наименование Заказчика (из карточки организации). Пример: АНО «Пример»</w:t>
+      </w:r>
+    </w:p>
+  </w:comment>
+  <w:comment w:id="45" w:author="Подсказка" w:initials="П" w:date="2026-01-01T00:00:00Z">
     <w:p>
       <w:pPr>
         <w:pStyle w:val="CommentText"/>
@@ -8265,7 +8713,7 @@
       </w:r>
     </w:p>
   </w:comment>
-  <w:comment w:id="39" w:author="Подсказка" w:initials="П" w:date="2026-01-01T00:00:00Z">
+  <w:comment w:id="46" w:author="Подсказка" w:initials="П" w:date="2026-01-01T00:00:00Z">
     <w:p>
       <w:pPr>
         <w:pStyle w:val="CommentText"/>
@@ -8281,7 +8729,7 @@
       </w:r>
     </w:p>
   </w:comment>
-  <w:comment w:id="40" w:author="Подсказка" w:initials="П" w:date="2026-01-01T00:00:00Z">
+  <w:comment w:id="47" w:author="Подсказка" w:initials="П" w:date="2026-01-01T00:00:00Z">
     <w:p>
       <w:pPr>
         <w:pStyle w:val="CommentText"/>
@@ -8297,7 +8745,7 @@
       </w:r>
     </w:p>
   </w:comment>
-  <w:comment w:id="41" w:author="Подсказка" w:initials="П" w:date="2026-01-01T00:00:00Z">
+  <w:comment w:id="48" w:author="Подсказка" w:initials="П" w:date="2026-01-01T00:00:00Z">
     <w:p>
       <w:pPr>
         <w:pStyle w:val="CommentText"/>
@@ -8313,7 +8761,7 @@
       </w:r>
     </w:p>
   </w:comment>
-  <w:comment w:id="42" w:author="Подсказка" w:initials="П" w:date="2026-01-01T00:00:00Z">
+  <w:comment w:id="49" w:author="Подсказка" w:initials="П" w:date="2026-01-01T00:00:00Z">
     <w:p>
       <w:pPr>
         <w:pStyle w:val="CommentText"/>
@@ -8329,7 +8777,23 @@
       </w:r>
     </w:p>
   </w:comment>
-  <w:comment w:id="43" w:author="Подсказка" w:initials="П" w:date="2026-01-01T00:00:00Z">
+  <w:comment w:id="50" w:author="Подсказка" w:initials="П" w:date="2026-01-01T00:00:00Z">
+    <w:p>
+      <w:pPr>
+        <w:pStyle w:val="CommentText"/>
+      </w:pPr>
+      <w:r>
+        <w:rPr>
+          <w:rStyle w:val="CommentReference"/>
+        </w:rPr>
+        <w:annotationRef/>
+      </w:r>
+      <w:r>
+        <w:t>Краткое наименование Заказчика (из карточки организации). Пример: АНО «Пример»</w:t>
+      </w:r>
+    </w:p>
+  </w:comment>
+  <w:comment w:id="51" w:author="Подсказка" w:initials="П" w:date="2026-01-01T00:00:00Z">
     <w:p>
       <w:pPr>
         <w:pStyle w:val="CommentText"/>
@@ -8345,7 +8809,7 @@
       </w:r>
     </w:p>
   </w:comment>
-  <w:comment w:id="44" w:author="Подсказка" w:initials="П" w:date="2026-01-01T00:00:00Z">
+  <w:comment w:id="52" w:author="Подсказка" w:initials="П" w:date="2026-01-01T00:00:00Z">
     <w:p>
       <w:pPr>
         <w:pStyle w:val="CommentText"/>
@@ -8361,7 +8825,7 @@
       </w:r>
     </w:p>
   </w:comment>
-  <w:comment w:id="45" w:author="Подсказка" w:initials="П" w:date="2026-01-01T00:00:00Z">
+  <w:comment w:id="53" w:author="Подсказка" w:initials="П" w:date="2026-01-01T00:00:00Z">
     <w:p>
       <w:pPr>
         <w:pStyle w:val="CommentText"/>
@@ -8377,7 +8841,7 @@
       </w:r>
     </w:p>
   </w:comment>
-  <w:comment w:id="46" w:author="Подсказка" w:initials="П" w:date="2026-01-01T00:00:00Z">
+  <w:comment w:id="54" w:author="Подсказка" w:initials="П" w:date="2026-01-01T00:00:00Z">
     <w:p>
       <w:pPr>
         <w:pStyle w:val="CommentText"/>
@@ -8393,23 +8857,23 @@
       </w:r>
     </w:p>
   </w:comment>
-  <w:comment w:id="47" w:author="Подсказка" w:initials="П" w:date="2026-01-01T00:00:00Z">
-    <w:p>
-      <w:pPr>
-        <w:pStyle w:val="CommentText"/>
-      </w:pPr>
-      <w:r>
-        <w:rPr>
-          <w:rStyle w:val="CommentReference"/>
-        </w:rPr>
-        <w:annotationRef/>
-      </w:r>
-      <w:r>
-        <w:t>Кол-во дней (для mode=duration). Пример: 30</w:t>
-      </w:r>
-    </w:p>
-  </w:comment>
-  <w:comment w:id="48" w:author="Подсказка" w:initials="П" w:date="2026-01-01T00:00:00Z">
+  <w:comment w:id="55" w:author="Подсказка" w:initials="П" w:date="2026-01-01T00:00:00Z">
+    <w:p>
+      <w:pPr>
+        <w:pStyle w:val="CommentText"/>
+      </w:pPr>
+      <w:r>
+        <w:rPr>
+          <w:rStyle w:val="CommentReference"/>
+        </w:rPr>
+        <w:annotationRef/>
+      </w:r>
+      <w:r>
+        <w:t>Кол-во дней прописью (число в скобках). Пример: семь</w:t>
+      </w:r>
+    </w:p>
+  </w:comment>
+  <w:comment w:id="56" w:author="Подсказка" w:initials="П" w:date="2026-01-01T00:00:00Z">
     <w:p>
       <w:pPr>
         <w:pStyle w:val="CommentText"/>
@@ -8425,7 +8889,7 @@
       </w:r>
     </w:p>
   </w:comment>
-  <w:comment w:id="49" w:author="Подсказка" w:initials="П" w:date="2026-01-01T00:00:00Z">
+  <w:comment w:id="57" w:author="Подсказка" w:initials="П" w:date="2026-01-01T00:00:00Z">
     <w:p>
       <w:pPr>
         <w:pStyle w:val="CommentText"/>
@@ -8441,7 +8905,7 @@
       </w:r>
     </w:p>
   </w:comment>
-  <w:comment w:id="50" w:author="Подсказка" w:initials="П" w:date="2026-01-01T00:00:00Z">
+  <w:comment w:id="58" w:author="Подсказка" w:initials="П" w:date="2026-01-01T00:00:00Z">
     <w:p>
       <w:pPr>
         <w:pStyle w:val="CommentText"/>
@@ -8457,7 +8921,7 @@
       </w:r>
     </w:p>
   </w:comment>
-  <w:comment w:id="51" w:author="Подсказка" w:initials="П" w:date="2026-01-01T00:00:00Z">
+  <w:comment w:id="59" w:author="Подсказка" w:initials="П" w:date="2026-01-01T00:00:00Z">
     <w:p>
       <w:pPr>
         <w:pStyle w:val="CommentText"/>
@@ -8473,7 +8937,71 @@
       </w:r>
     </w:p>
   </w:comment>
-  <w:comment w:id="52" w:author="Подсказка" w:initials="П" w:date="2026-01-01T00:00:00Z">
+  <w:comment w:id="60" w:author="Подсказка" w:initials="П" w:date="2026-01-01T00:00:00Z">
+    <w:p>
+      <w:pPr>
+        <w:pStyle w:val="CommentText"/>
+      </w:pPr>
+      <w:r>
+        <w:rPr>
+          <w:rStyle w:val="CommentReference"/>
+        </w:rPr>
+        <w:annotationRef/>
+      </w:r>
+      <w:r>
+        <w:t>Срок приёмки прописью (число в скобках). Пример: семь</w:t>
+      </w:r>
+    </w:p>
+  </w:comment>
+  <w:comment w:id="61" w:author="Подсказка" w:initials="П" w:date="2026-01-01T00:00:00Z">
+    <w:p>
+      <w:pPr>
+        <w:pStyle w:val="CommentText"/>
+      </w:pPr>
+      <w:r>
+        <w:rPr>
+          <w:rStyle w:val="CommentReference"/>
+        </w:rPr>
+        <w:annotationRef/>
+      </w:r>
+      <w:r>
+        <w:t>Иначе — противоположный случай к условию выше</w:t>
+      </w:r>
+    </w:p>
+  </w:comment>
+  <w:comment w:id="62" w:author="Подсказка" w:initials="П" w:date="2026-01-01T00:00:00Z">
+    <w:p>
+      <w:pPr>
+        <w:pStyle w:val="CommentText"/>
+      </w:pPr>
+      <w:r>
+        <w:rPr>
+          <w:rStyle w:val="CommentReference"/>
+        </w:rPr>
+        <w:annotationRef/>
+      </w:r>
+      <w:r>
+        <w:t>Место оказания услуг / доставки. Пример: г. Москва, ул. Ленина, д. 1</w:t>
+      </w:r>
+    </w:p>
+  </w:comment>
+  <w:comment w:id="63" w:author="Подсказка" w:initials="П" w:date="2026-01-01T00:00:00Z">
+    <w:p>
+      <w:pPr>
+        <w:pStyle w:val="CommentText"/>
+      </w:pPr>
+      <w:r>
+        <w:rPr>
+          <w:rStyle w:val="CommentReference"/>
+        </w:rPr>
+        <w:annotationRef/>
+      </w:r>
+      <w:r>
+        <w:t>Конец условия</w:t>
+      </w:r>
+    </w:p>
+  </w:comment>
+  <w:comment w:id="64" w:author="Подсказка" w:initials="П" w:date="2026-01-01T00:00:00Z">
     <w:p>
       <w:pPr>
         <w:pStyle w:val="CommentText"/>
@@ -8489,7 +9017,503 @@
       </w:r>
     </w:p>
   </w:comment>
-  <w:comment w:id="53" w:author="Подсказка" w:initials="П" w:date="2026-01-01T00:00:00Z">
+  <w:comment w:id="65" w:author="Подсказка" w:initials="П" w:date="2026-01-01T00:00:00Z">
+    <w:p>
+      <w:pPr>
+        <w:pStyle w:val="CommentText"/>
+      </w:pPr>
+      <w:r>
+        <w:rPr>
+          <w:rStyle w:val="CommentReference"/>
+        </w:rPr>
+        <w:annotationRef/>
+      </w:r>
+      <w:r>
+        <w:t>Срок приёмки прописью (число в скобках). Пример: семь</w:t>
+      </w:r>
+    </w:p>
+  </w:comment>
+  <w:comment w:id="66" w:author="Подсказка" w:initials="П" w:date="2026-01-01T00:00:00Z">
+    <w:p>
+      <w:pPr>
+        <w:pStyle w:val="CommentText"/>
+      </w:pPr>
+      <w:r>
+        <w:rPr>
+          <w:rStyle w:val="CommentReference"/>
+        </w:rPr>
+        <w:annotationRef/>
+      </w:r>
+      <w:r>
+        <w:t>Ставка неустойки за день просрочки, в процентах. Пример: 0,1</w:t>
+      </w:r>
+    </w:p>
+  </w:comment>
+  <w:comment w:id="67" w:author="Подсказка" w:initials="П" w:date="2026-01-01T00:00:00Z">
+    <w:p>
+      <w:pPr>
+        <w:pStyle w:val="CommentText"/>
+      </w:pPr>
+      <w:r>
+        <w:rPr>
+          <w:rStyle w:val="CommentReference"/>
+        </w:rPr>
+        <w:annotationRef/>
+      </w:r>
+      <w:r>
+        <w:t>Ставка неустойки за день просрочки, в процентах. Пример: 0,1</w:t>
+      </w:r>
+    </w:p>
+  </w:comment>
+  <w:comment w:id="68" w:author="Подсказка" w:initials="П" w:date="2026-01-01T00:00:00Z">
+    <w:p>
+      <w:pPr>
+        <w:pStyle w:val="CommentText"/>
+      </w:pPr>
+      <w:r>
+        <w:rPr>
+          <w:rStyle w:val="CommentReference"/>
+        </w:rPr>
+        <w:annotationRef/>
+      </w:r>
+      <w:r>
+        <w:t>Ставка неустойки за день просрочки, в процентах. Пример: 0,1</w:t>
+      </w:r>
+    </w:p>
+  </w:comment>
+  <w:comment w:id="69" w:author="Подсказка" w:initials="П" w:date="2026-01-01T00:00:00Z">
+    <w:p>
+      <w:pPr>
+        <w:pStyle w:val="CommentText"/>
+      </w:pPr>
+      <w:r>
+        <w:rPr>
+          <w:rStyle w:val="CommentReference"/>
+        </w:rPr>
+        <w:annotationRef/>
+      </w:r>
+      <w:r>
+        <w:t>Номер договора. Пример: 2026/42</w:t>
+      </w:r>
+    </w:p>
+  </w:comment>
+  <w:comment w:id="70" w:author="Подсказка" w:initials="П" w:date="2026-01-01T00:00:00Z">
+    <w:p>
+      <w:pPr>
+        <w:pStyle w:val="CommentText"/>
+      </w:pPr>
+      <w:r>
+        <w:rPr>
+          <w:rStyle w:val="CommentReference"/>
+        </w:rPr>
+        <w:annotationRef/>
+      </w:r>
+      <w:r>
+        <w:t>День. Пример: 15</w:t>
+      </w:r>
+    </w:p>
+  </w:comment>
+  <w:comment w:id="71" w:author="Подсказка" w:initials="П" w:date="2026-01-01T00:00:00Z">
+    <w:p>
+      <w:pPr>
+        <w:pStyle w:val="CommentText"/>
+      </w:pPr>
+      <w:r>
+        <w:rPr>
+          <w:rStyle w:val="CommentReference"/>
+        </w:rPr>
+        <w:annotationRef/>
+      </w:r>
+      <w:r>
+        <w:t>Месяц прописью. Пример: января</w:t>
+      </w:r>
+    </w:p>
+  </w:comment>
+  <w:comment w:id="72" w:author="Подсказка" w:initials="П" w:date="2026-01-01T00:00:00Z">
+    <w:p>
+      <w:pPr>
+        <w:pStyle w:val="CommentText"/>
+      </w:pPr>
+      <w:r>
+        <w:rPr>
+          <w:rStyle w:val="CommentReference"/>
+        </w:rPr>
+        <w:annotationRef/>
+      </w:r>
+      <w:r>
+        <w:t>Год. Пример: 2026</w:t>
+      </w:r>
+    </w:p>
+  </w:comment>
+  <w:comment w:id="73" w:author="Подсказка" w:initials="П" w:date="2026-01-01T00:00:00Z">
+    <w:p>
+      <w:pPr>
+        <w:pStyle w:val="CommentText"/>
+      </w:pPr>
+      <w:r>
+        <w:rPr>
+          <w:rStyle w:val="CommentReference"/>
+        </w:rPr>
+        <w:annotationRef/>
+      </w:r>
+      <w:r>
+        <w:t>Краткое наименование Заказчика (из карточки организации). Пример: АНО «Пример»</w:t>
+      </w:r>
+    </w:p>
+  </w:comment>
+  <w:comment w:id="74" w:author="Подсказка" w:initials="П" w:date="2026-01-01T00:00:00Z">
+    <w:p>
+      <w:pPr>
+        <w:pStyle w:val="CommentText"/>
+      </w:pPr>
+      <w:r>
+        <w:rPr>
+          <w:rStyle w:val="CommentReference"/>
+        </w:rPr>
+        <w:annotationRef/>
+      </w:r>
+      <w:r>
+        <w:t>Юридический адрес. Пример: г. Москва, ул. Ленина, д. 1</w:t>
+      </w:r>
+    </w:p>
+  </w:comment>
+  <w:comment w:id="75" w:author="Подсказка" w:initials="П" w:date="2026-01-01T00:00:00Z">
+    <w:p>
+      <w:pPr>
+        <w:pStyle w:val="CommentText"/>
+      </w:pPr>
+      <w:r>
+        <w:rPr>
+          <w:rStyle w:val="CommentReference"/>
+        </w:rPr>
+        <w:annotationRef/>
+      </w:r>
+      <w:r>
+        <w:t>Юридический адрес. Пример: г. Москва, ул. Ленина, д. 1</w:t>
+      </w:r>
+    </w:p>
+  </w:comment>
+  <w:comment w:id="76" w:author="Подсказка" w:initials="П" w:date="2026-01-01T00:00:00Z">
+    <w:p>
+      <w:pPr>
+        <w:pStyle w:val="CommentText"/>
+      </w:pPr>
+      <w:r>
+        <w:rPr>
+          <w:rStyle w:val="CommentReference"/>
+        </w:rPr>
+        <w:annotationRef/>
+      </w:r>
+      <w:r>
+        <w:t>ИНН Заказчика. Пример: 7700000001</w:t>
+      </w:r>
+    </w:p>
+  </w:comment>
+  <w:comment w:id="77" w:author="Подсказка" w:initials="П" w:date="2026-01-01T00:00:00Z">
+    <w:p>
+      <w:pPr>
+        <w:pStyle w:val="CommentText"/>
+      </w:pPr>
+      <w:r>
+        <w:rPr>
+          <w:rStyle w:val="CommentReference"/>
+        </w:rPr>
+        <w:annotationRef/>
+      </w:r>
+      <w:r>
+        <w:t>КПП Заказчика. Пример: 770001001</w:t>
+      </w:r>
+    </w:p>
+  </w:comment>
+  <w:comment w:id="78" w:author="Подсказка" w:initials="П" w:date="2026-01-01T00:00:00Z">
+    <w:p>
+      <w:pPr>
+        <w:pStyle w:val="CommentText"/>
+      </w:pPr>
+      <w:r>
+        <w:rPr>
+          <w:rStyle w:val="CommentReference"/>
+        </w:rPr>
+        <w:annotationRef/>
+      </w:r>
+      <w:r>
+        <w:t>ОГРН Заказчика. Пример: 1027700000001</w:t>
+      </w:r>
+    </w:p>
+  </w:comment>
+  <w:comment w:id="79" w:author="Подсказка" w:initials="П" w:date="2026-01-01T00:00:00Z">
+    <w:p>
+      <w:pPr>
+        <w:pStyle w:val="CommentText"/>
+      </w:pPr>
+      <w:r>
+        <w:rPr>
+          <w:rStyle w:val="CommentReference"/>
+        </w:rPr>
+        <w:annotationRef/>
+      </w:r>
+      <w:r>
+        <w:t>Лицевой счёт заказчика в казначействе. Пример: 71234Ц56789</w:t>
+      </w:r>
+    </w:p>
+  </w:comment>
+  <w:comment w:id="80" w:author="Подсказка" w:initials="П" w:date="2026-01-01T00:00:00Z">
+    <w:p>
+      <w:pPr>
+        <w:pStyle w:val="CommentText"/>
+      </w:pPr>
+      <w:r>
+        <w:rPr>
+          <w:rStyle w:val="CommentReference"/>
+        </w:rPr>
+        <w:annotationRef/>
+      </w:r>
+      <w:r>
+        <w:t>Расчётный счёт Заказчика. Пример: 40703810000000000000</w:t>
+      </w:r>
+    </w:p>
+  </w:comment>
+  <w:comment w:id="81" w:author="Подсказка" w:initials="П" w:date="2026-01-01T00:00:00Z">
+    <w:p>
+      <w:pPr>
+        <w:pStyle w:val="CommentText"/>
+      </w:pPr>
+      <w:r>
+        <w:rPr>
+          <w:rStyle w:val="CommentReference"/>
+        </w:rPr>
+        <w:annotationRef/>
+      </w:r>
+      <w:r>
+        <w:t>Банк Заказчика. Пример: ПАО «Банк Пример»</w:t>
+      </w:r>
+    </w:p>
+  </w:comment>
+  <w:comment w:id="82" w:author="Подсказка" w:initials="П" w:date="2026-01-01T00:00:00Z">
+    <w:p>
+      <w:pPr>
+        <w:pStyle w:val="CommentText"/>
+      </w:pPr>
+      <w:r>
+        <w:rPr>
+          <w:rStyle w:val="CommentReference"/>
+        </w:rPr>
+        <w:annotationRef/>
+      </w:r>
+      <w:r>
+        <w:t>БИК банка Заказчика. Пример: 044500000</w:t>
+      </w:r>
+    </w:p>
+  </w:comment>
+  <w:comment w:id="83" w:author="Подсказка" w:initials="П" w:date="2026-01-01T00:00:00Z">
+    <w:p>
+      <w:pPr>
+        <w:pStyle w:val="CommentText"/>
+      </w:pPr>
+      <w:r>
+        <w:rPr>
+          <w:rStyle w:val="CommentReference"/>
+        </w:rPr>
+        <w:annotationRef/>
+      </w:r>
+      <w:r>
+        <w:t>Корр. счёт Заказчика. Пример: 30101810000000000000</w:t>
+      </w:r>
+    </w:p>
+  </w:comment>
+  <w:comment w:id="84" w:author="Подсказка" w:initials="П" w:date="2026-01-01T00:00:00Z">
+    <w:p>
+      <w:pPr>
+        <w:pStyle w:val="CommentText"/>
+      </w:pPr>
+      <w:r>
+        <w:rPr>
+          <w:rStyle w:val="CommentReference"/>
+        </w:rPr>
+        <w:annotationRef/>
+      </w:r>
+      <w:r>
+        <w:t>ОКПО вашей организации, 8 цифр. Пример: 12345678</w:t>
+      </w:r>
+    </w:p>
+  </w:comment>
+  <w:comment w:id="85" w:author="Подсказка" w:initials="П" w:date="2026-01-01T00:00:00Z">
+    <w:p>
+      <w:pPr>
+        <w:pStyle w:val="CommentText"/>
+      </w:pPr>
+      <w:r>
+        <w:rPr>
+          <w:rStyle w:val="CommentReference"/>
+        </w:rPr>
+        <w:annotationRef/>
+      </w:r>
+      <w:r>
+        <w:t>Телефон. Пример: +7 (900) 000-00-00</w:t>
+      </w:r>
+    </w:p>
+  </w:comment>
+  <w:comment w:id="86" w:author="Подсказка" w:initials="П" w:date="2026-01-01T00:00:00Z">
+    <w:p>
+      <w:pPr>
+        <w:pStyle w:val="CommentText"/>
+      </w:pPr>
+      <w:r>
+        <w:rPr>
+          <w:rStyle w:val="CommentReference"/>
+        </w:rPr>
+        <w:annotationRef/>
+      </w:r>
+      <w:r>
+        <w:t>E-mail. Пример: info@romashka.ru</w:t>
+      </w:r>
+    </w:p>
+  </w:comment>
+  <w:comment w:id="87" w:author="Подсказка" w:initials="П" w:date="2026-01-01T00:00:00Z">
+    <w:p>
+      <w:pPr>
+        <w:pStyle w:val="CommentText"/>
+      </w:pPr>
+      <w:r>
+        <w:rPr>
+          <w:rStyle w:val="CommentReference"/>
+        </w:rPr>
+        <w:annotationRef/>
+      </w:r>
+      <w:r>
+        <w:t>Должность подписанта. Пример: Президент</w:t>
+      </w:r>
+    </w:p>
+  </w:comment>
+  <w:comment w:id="88" w:author="Подсказка" w:initials="П" w:date="2026-01-01T00:00:00Z">
+    <w:p>
+      <w:pPr>
+        <w:pStyle w:val="CommentText"/>
+      </w:pPr>
+      <w:r>
+        <w:rPr>
+          <w:rStyle w:val="CommentReference"/>
+        </w:rPr>
+        <w:annotationRef/>
+      </w:r>
+      <w:r>
+        <w:t>Подписант заказчика в формате «И.О. Фамилия». Пример: П.П. Петров</w:t>
+      </w:r>
+    </w:p>
+  </w:comment>
+  <w:comment w:id="89" w:author="Подсказка" w:initials="П" w:date="2026-01-01T00:00:00Z">
+    <w:p>
+      <w:pPr>
+        <w:pStyle w:val="CommentText"/>
+      </w:pPr>
+      <w:r>
+        <w:rPr>
+          <w:rStyle w:val="CommentReference"/>
+        </w:rPr>
+        <w:annotationRef/>
+      </w:r>
+      <w:r>
+        <w:t>Полное наименование контрагента. Пример: Общество с ограниченной ответственностью «Ромашка»</w:t>
+      </w:r>
+    </w:p>
+  </w:comment>
+  <w:comment w:id="90" w:author="Подсказка" w:initials="П" w:date="2026-01-01T00:00:00Z">
+    <w:p>
+      <w:pPr>
+        <w:pStyle w:val="CommentText"/>
+      </w:pPr>
+      <w:r>
+        <w:rPr>
+          <w:rStyle w:val="CommentReference"/>
+        </w:rPr>
+        <w:annotationRef/>
+      </w:r>
+      <w:r>
+        <w:t>Юридический адрес. Пример: 101000, г. Москва, ул. Цветочная, д. 1, оф. 5</w:t>
+      </w:r>
+    </w:p>
+  </w:comment>
+  <w:comment w:id="91" w:author="Подсказка" w:initials="П" w:date="2026-01-01T00:00:00Z">
+    <w:p>
+      <w:pPr>
+        <w:pStyle w:val="CommentText"/>
+      </w:pPr>
+      <w:r>
+        <w:rPr>
+          <w:rStyle w:val="CommentReference"/>
+        </w:rPr>
+        <w:annotationRef/>
+      </w:r>
+      <w:r>
+        <w:t>Почтовый адрес. Пример: г. Москва, ул. Садовая, д. 5</w:t>
+      </w:r>
+    </w:p>
+  </w:comment>
+  <w:comment w:id="92" w:author="Подсказка" w:initials="П" w:date="2026-01-01T00:00:00Z">
+    <w:p>
+      <w:pPr>
+        <w:pStyle w:val="CommentText"/>
+      </w:pPr>
+      <w:r>
+        <w:rPr>
+          <w:rStyle w:val="CommentReference"/>
+        </w:rPr>
+        <w:annotationRef/>
+      </w:r>
+      <w:r>
+        <w:t>Печатается, если контрагент НЕ индивидуальный предприниматель</w:t>
+      </w:r>
+    </w:p>
+  </w:comment>
+  <w:comment w:id="93" w:author="Подсказка" w:initials="П" w:date="2026-01-01T00:00:00Z">
+    <w:p>
+      <w:pPr>
+        <w:pStyle w:val="CommentText"/>
+      </w:pPr>
+      <w:r>
+        <w:rPr>
+          <w:rStyle w:val="CommentReference"/>
+        </w:rPr>
+        <w:annotationRef/>
+      </w:r>
+      <w:r>
+        <w:t>ИНН контрагента. Пример: 7700000000</w:t>
+      </w:r>
+    </w:p>
+  </w:comment>
+  <w:comment w:id="94" w:author="Подсказка" w:initials="П" w:date="2026-01-01T00:00:00Z">
+    <w:p>
+      <w:pPr>
+        <w:pStyle w:val="CommentText"/>
+      </w:pPr>
+      <w:r>
+        <w:rPr>
+          <w:rStyle w:val="CommentReference"/>
+        </w:rPr>
+        <w:annotationRef/>
+      </w:r>
+      <w:r>
+        <w:t>КПП контрагента. Пример: 770101001</w:t>
+      </w:r>
+    </w:p>
+  </w:comment>
+  <w:comment w:id="95" w:author="Подсказка" w:initials="П" w:date="2026-01-01T00:00:00Z">
+    <w:p>
+      <w:pPr>
+        <w:pStyle w:val="CommentText"/>
+      </w:pPr>
+      <w:r>
+        <w:rPr>
+          <w:rStyle w:val="CommentReference"/>
+        </w:rPr>
+        <w:annotationRef/>
+      </w:r>
+      <w:r>
+        <w:t>ОГРН / ОГРНИП. Пример: 1157746000000</w:t>
+      </w:r>
+    </w:p>
+  </w:comment>
+  <w:comment w:id="96" w:author="Подсказка" w:initials="П" w:date="2026-01-01T00:00:00Z">
     <w:p>
       <w:pPr>
         <w:pStyle w:val="CommentText"/>
@@ -8505,23 +9529,39 @@
       </w:r>
     </w:p>
   </w:comment>
-  <w:comment w:id="54" w:author="Подсказка" w:initials="П" w:date="2026-01-01T00:00:00Z">
-    <w:p>
-      <w:pPr>
-        <w:pStyle w:val="CommentText"/>
-      </w:pPr>
-      <w:r>
-        <w:rPr>
-          <w:rStyle w:val="CommentReference"/>
-        </w:rPr>
-        <w:annotationRef/>
-      </w:r>
-      <w:r>
-        <w:t>Место оказания услуг / доставки. Пример: г. Москва, ул. Ленина, д. 1</w:t>
-      </w:r>
-    </w:p>
-  </w:comment>
-  <w:comment w:id="55" w:author="Подсказка" w:initials="П" w:date="2026-01-01T00:00:00Z">
+  <w:comment w:id="97" w:author="Подсказка" w:initials="П" w:date="2026-01-01T00:00:00Z">
+    <w:p>
+      <w:pPr>
+        <w:pStyle w:val="CommentText"/>
+      </w:pPr>
+      <w:r>
+        <w:rPr>
+          <w:rStyle w:val="CommentReference"/>
+        </w:rPr>
+        <w:annotationRef/>
+      </w:r>
+      <w:r>
+        <w:t>ИНН контрагента. Пример: 7700000000</w:t>
+      </w:r>
+    </w:p>
+  </w:comment>
+  <w:comment w:id="98" w:author="Подсказка" w:initials="П" w:date="2026-01-01T00:00:00Z">
+    <w:p>
+      <w:pPr>
+        <w:pStyle w:val="CommentText"/>
+      </w:pPr>
+      <w:r>
+        <w:rPr>
+          <w:rStyle w:val="CommentReference"/>
+        </w:rPr>
+        <w:annotationRef/>
+      </w:r>
+      <w:r>
+        <w:t>ОГРНИП (только для ИП). Пример: 304770000000001</w:t>
+      </w:r>
+    </w:p>
+  </w:comment>
+  <w:comment w:id="99" w:author="Подсказка" w:initials="П" w:date="2026-01-01T00:00:00Z">
     <w:p>
       <w:pPr>
         <w:pStyle w:val="CommentText"/>
@@ -8537,311 +9577,87 @@
       </w:r>
     </w:p>
   </w:comment>
-  <w:comment w:id="56" w:author="Подсказка" w:initials="П" w:date="2026-01-01T00:00:00Z">
-    <w:p>
-      <w:pPr>
-        <w:pStyle w:val="CommentText"/>
-      </w:pPr>
-      <w:r>
-        <w:rPr>
-          <w:rStyle w:val="CommentReference"/>
-        </w:rPr>
-        <w:annotationRef/>
-      </w:r>
-      <w:r>
-        <w:t>Срок приёмки в рабочих днях. Пример: 5</w:t>
-      </w:r>
-    </w:p>
-  </w:comment>
-  <w:comment w:id="57" w:author="Подсказка" w:initials="П" w:date="2026-01-01T00:00:00Z">
-    <w:p>
-      <w:pPr>
-        <w:pStyle w:val="CommentText"/>
-      </w:pPr>
-      <w:r>
-        <w:rPr>
-          <w:rStyle w:val="CommentReference"/>
-        </w:rPr>
-        <w:annotationRef/>
-      </w:r>
-      <w:r>
-        <w:t>Срок приёмки в рабочих днях. Пример: 5</w:t>
-      </w:r>
-    </w:p>
-  </w:comment>
-  <w:comment w:id="58" w:author="Подсказка" w:initials="П" w:date="2026-01-01T00:00:00Z">
-    <w:p>
-      <w:pPr>
-        <w:pStyle w:val="CommentText"/>
-      </w:pPr>
-      <w:r>
-        <w:rPr>
-          <w:rStyle w:val="CommentReference"/>
-        </w:rPr>
-        <w:annotationRef/>
-      </w:r>
-      <w:r>
-        <w:t>Ставка неустойки за день просрочки, в процентах. Пример: 0,1</w:t>
-      </w:r>
-    </w:p>
-  </w:comment>
-  <w:comment w:id="59" w:author="Подсказка" w:initials="П" w:date="2026-01-01T00:00:00Z">
-    <w:p>
-      <w:pPr>
-        <w:pStyle w:val="CommentText"/>
-      </w:pPr>
-      <w:r>
-        <w:rPr>
-          <w:rStyle w:val="CommentReference"/>
-        </w:rPr>
-        <w:annotationRef/>
-      </w:r>
-      <w:r>
-        <w:t>Ставка неустойки за день просрочки, в процентах. Пример: 0,1</w:t>
-      </w:r>
-    </w:p>
-  </w:comment>
-  <w:comment w:id="60" w:author="Подсказка" w:initials="П" w:date="2026-01-01T00:00:00Z">
-    <w:p>
-      <w:pPr>
-        <w:pStyle w:val="CommentText"/>
-      </w:pPr>
-      <w:r>
-        <w:rPr>
-          <w:rStyle w:val="CommentReference"/>
-        </w:rPr>
-        <w:annotationRef/>
-      </w:r>
-      <w:r>
-        <w:t>Ставка неустойки за день просрочки, в процентах. Пример: 0,1</w:t>
-      </w:r>
-    </w:p>
-  </w:comment>
-  <w:comment w:id="61" w:author="Подсказка" w:initials="П" w:date="2026-01-01T00:00:00Z">
-    <w:p>
-      <w:pPr>
-        <w:pStyle w:val="CommentText"/>
-      </w:pPr>
-      <w:r>
-        <w:rPr>
-          <w:rStyle w:val="CommentReference"/>
-        </w:rPr>
-        <w:annotationRef/>
-      </w:r>
-      <w:r>
-        <w:t>Номер договора. Пример: 2026/42</w:t>
-      </w:r>
-    </w:p>
-  </w:comment>
-  <w:comment w:id="62" w:author="Подсказка" w:initials="П" w:date="2026-01-01T00:00:00Z">
-    <w:p>
-      <w:pPr>
-        <w:pStyle w:val="CommentText"/>
-      </w:pPr>
-      <w:r>
-        <w:rPr>
-          <w:rStyle w:val="CommentReference"/>
-        </w:rPr>
-        <w:annotationRef/>
-      </w:r>
-      <w:r>
-        <w:t>День. Пример: 15</w:t>
-      </w:r>
-    </w:p>
-  </w:comment>
-  <w:comment w:id="63" w:author="Подсказка" w:initials="П" w:date="2026-01-01T00:00:00Z">
-    <w:p>
-      <w:pPr>
-        <w:pStyle w:val="CommentText"/>
-      </w:pPr>
-      <w:r>
-        <w:rPr>
-          <w:rStyle w:val="CommentReference"/>
-        </w:rPr>
-        <w:annotationRef/>
-      </w:r>
-      <w:r>
-        <w:t>Месяц прописью. Пример: января</w:t>
-      </w:r>
-    </w:p>
-  </w:comment>
-  <w:comment w:id="64" w:author="Подсказка" w:initials="П" w:date="2026-01-01T00:00:00Z">
-    <w:p>
-      <w:pPr>
-        <w:pStyle w:val="CommentText"/>
-      </w:pPr>
-      <w:r>
-        <w:rPr>
-          <w:rStyle w:val="CommentReference"/>
-        </w:rPr>
-        <w:annotationRef/>
-      </w:r>
-      <w:r>
-        <w:t>Год. Пример: 2026</w:t>
-      </w:r>
-    </w:p>
-  </w:comment>
-  <w:comment w:id="65" w:author="Подсказка" w:initials="П" w:date="2026-01-01T00:00:00Z">
-    <w:p>
-      <w:pPr>
-        <w:pStyle w:val="CommentText"/>
-      </w:pPr>
-      <w:r>
-        <w:rPr>
-          <w:rStyle w:val="CommentReference"/>
-        </w:rPr>
-        <w:annotationRef/>
-      </w:r>
-      <w:r>
-        <w:t>Юридический адрес. Пример: г. Москва, ул. Ленина, д. 1</w:t>
-      </w:r>
-    </w:p>
-  </w:comment>
-  <w:comment w:id="66" w:author="Подсказка" w:initials="П" w:date="2026-01-01T00:00:00Z">
-    <w:p>
-      <w:pPr>
-        <w:pStyle w:val="CommentText"/>
-      </w:pPr>
-      <w:r>
-        <w:rPr>
-          <w:rStyle w:val="CommentReference"/>
-        </w:rPr>
-        <w:annotationRef/>
-      </w:r>
-      <w:r>
-        <w:t>Юридический адрес. Пример: г. Москва, ул. Ленина, д. 1</w:t>
-      </w:r>
-    </w:p>
-  </w:comment>
-  <w:comment w:id="67" w:author="Подсказка" w:initials="П" w:date="2026-01-01T00:00:00Z">
-    <w:p>
-      <w:pPr>
-        <w:pStyle w:val="CommentText"/>
-      </w:pPr>
-      <w:r>
-        <w:rPr>
-          <w:rStyle w:val="CommentReference"/>
-        </w:rPr>
-        <w:annotationRef/>
-      </w:r>
-      <w:r>
-        <w:t>ИНН Заказчика. Пример: 7700000001</w:t>
-      </w:r>
-    </w:p>
-  </w:comment>
-  <w:comment w:id="68" w:author="Подсказка" w:initials="П" w:date="2026-01-01T00:00:00Z">
-    <w:p>
-      <w:pPr>
-        <w:pStyle w:val="CommentText"/>
-      </w:pPr>
-      <w:r>
-        <w:rPr>
-          <w:rStyle w:val="CommentReference"/>
-        </w:rPr>
-        <w:annotationRef/>
-      </w:r>
-      <w:r>
-        <w:t>КПП Заказчика. Пример: 770001001</w:t>
-      </w:r>
-    </w:p>
-  </w:comment>
-  <w:comment w:id="69" w:author="Подсказка" w:initials="П" w:date="2026-01-01T00:00:00Z">
-    <w:p>
-      <w:pPr>
-        <w:pStyle w:val="CommentText"/>
-      </w:pPr>
-      <w:r>
-        <w:rPr>
-          <w:rStyle w:val="CommentReference"/>
-        </w:rPr>
-        <w:annotationRef/>
-      </w:r>
-      <w:r>
-        <w:t>ОГРН Заказчика. Пример: 1027700000001</w:t>
-      </w:r>
-    </w:p>
-  </w:comment>
-  <w:comment w:id="70" w:author="Подсказка" w:initials="П" w:date="2026-01-01T00:00:00Z">
-    <w:p>
-      <w:pPr>
-        <w:pStyle w:val="CommentText"/>
-      </w:pPr>
-      <w:r>
-        <w:rPr>
-          <w:rStyle w:val="CommentReference"/>
-        </w:rPr>
-        <w:annotationRef/>
-      </w:r>
-      <w:r>
-        <w:t>Лицевой счёт заказчика в казначействе. Пример: 71234Ц56789</w:t>
-      </w:r>
-    </w:p>
-  </w:comment>
-  <w:comment w:id="71" w:author="Подсказка" w:initials="П" w:date="2026-01-01T00:00:00Z">
-    <w:p>
-      <w:pPr>
-        <w:pStyle w:val="CommentText"/>
-      </w:pPr>
-      <w:r>
-        <w:rPr>
-          <w:rStyle w:val="CommentReference"/>
-        </w:rPr>
-        <w:annotationRef/>
-      </w:r>
-      <w:r>
-        <w:t>Расчётный счёт Заказчика. Пример: 40703810400000000001</w:t>
-      </w:r>
-    </w:p>
-  </w:comment>
-  <w:comment w:id="72" w:author="Подсказка" w:initials="П" w:date="2026-01-01T00:00:00Z">
-    <w:p>
-      <w:pPr>
-        <w:pStyle w:val="CommentText"/>
-      </w:pPr>
-      <w:r>
-        <w:rPr>
-          <w:rStyle w:val="CommentReference"/>
-        </w:rPr>
-        <w:annotationRef/>
-      </w:r>
-      <w:r>
-        <w:t>Банк Заказчика. Пример: ПАО «Сбербанк»</w:t>
-      </w:r>
-    </w:p>
-  </w:comment>
-  <w:comment w:id="73" w:author="Подсказка" w:initials="П" w:date="2026-01-01T00:00:00Z">
-    <w:p>
-      <w:pPr>
-        <w:pStyle w:val="CommentText"/>
-      </w:pPr>
-      <w:r>
-        <w:rPr>
-          <w:rStyle w:val="CommentReference"/>
-        </w:rPr>
-        <w:annotationRef/>
-      </w:r>
-      <w:r>
-        <w:t>БИК банка Заказчика. Пример: 044525225</w:t>
-      </w:r>
-    </w:p>
-  </w:comment>
-  <w:comment w:id="74" w:author="Подсказка" w:initials="П" w:date="2026-01-01T00:00:00Z">
-    <w:p>
-      <w:pPr>
-        <w:pStyle w:val="CommentText"/>
-      </w:pPr>
-      <w:r>
-        <w:rPr>
-          <w:rStyle w:val="CommentReference"/>
-        </w:rPr>
-        <w:annotationRef/>
-      </w:r>
-      <w:r>
-        <w:t>Телефон. Пример: +7 (495) 000-00-01</w:t>
-      </w:r>
-    </w:p>
-  </w:comment>
-  <w:comment w:id="75" w:author="Подсказка" w:initials="П" w:date="2026-01-01T00:00:00Z">
+  <w:comment w:id="100" w:author="Подсказка" w:initials="П" w:date="2026-01-01T00:00:00Z">
+    <w:p>
+      <w:pPr>
+        <w:pStyle w:val="CommentText"/>
+      </w:pPr>
+      <w:r>
+        <w:rPr>
+          <w:rStyle w:val="CommentReference"/>
+        </w:rPr>
+        <w:annotationRef/>
+      </w:r>
+      <w:r>
+        <w:t>Расчётный счёт. Пример: 40702810000000000000</w:t>
+      </w:r>
+    </w:p>
+  </w:comment>
+  <w:comment w:id="101" w:author="Подсказка" w:initials="П" w:date="2026-01-01T00:00:00Z">
+    <w:p>
+      <w:pPr>
+        <w:pStyle w:val="CommentText"/>
+      </w:pPr>
+      <w:r>
+        <w:rPr>
+          <w:rStyle w:val="CommentReference"/>
+        </w:rPr>
+        <w:annotationRef/>
+      </w:r>
+      <w:r>
+        <w:t>Наименование банка. Пример: ПАО «Банк Пример»</w:t>
+      </w:r>
+    </w:p>
+  </w:comment>
+  <w:comment w:id="102" w:author="Подсказка" w:initials="П" w:date="2026-01-01T00:00:00Z">
+    <w:p>
+      <w:pPr>
+        <w:pStyle w:val="CommentText"/>
+      </w:pPr>
+      <w:r>
+        <w:rPr>
+          <w:rStyle w:val="CommentReference"/>
+        </w:rPr>
+        <w:annotationRef/>
+      </w:r>
+      <w:r>
+        <w:t>БИК банка. Пример: 044500000</w:t>
+      </w:r>
+    </w:p>
+  </w:comment>
+  <w:comment w:id="103" w:author="Подсказка" w:initials="П" w:date="2026-01-01T00:00:00Z">
+    <w:p>
+      <w:pPr>
+        <w:pStyle w:val="CommentText"/>
+      </w:pPr>
+      <w:r>
+        <w:rPr>
+          <w:rStyle w:val="CommentReference"/>
+        </w:rPr>
+        <w:annotationRef/>
+      </w:r>
+      <w:r>
+        <w:t>Корреспондентский счёт. Пример: 30101810000000000000</w:t>
+      </w:r>
+    </w:p>
+  </w:comment>
+  <w:comment w:id="104" w:author="Подсказка" w:initials="П" w:date="2026-01-01T00:00:00Z">
+    <w:p>
+      <w:pPr>
+        <w:pStyle w:val="CommentText"/>
+      </w:pPr>
+      <w:r>
+        <w:rPr>
+          <w:rStyle w:val="CommentReference"/>
+        </w:rPr>
+        <w:annotationRef/>
+      </w:r>
+      <w:r>
+        <w:t>Телефон. Пример: +7 (495) 123-45-67</w:t>
+      </w:r>
+    </w:p>
+  </w:comment>
+  <w:comment w:id="105" w:author="Подсказка" w:initials="П" w:date="2026-01-01T00:00:00Z">
     <w:p>
       <w:pPr>
         <w:pStyle w:val="CommentText"/>
@@ -8857,7 +9673,39 @@
       </w:r>
     </w:p>
   </w:comment>
-  <w:comment w:id="76" w:author="Подсказка" w:initials="П" w:date="2026-01-01T00:00:00Z">
+  <w:comment w:id="106" w:author="Подсказка" w:initials="П" w:date="2026-01-01T00:00:00Z">
+    <w:p>
+      <w:pPr>
+        <w:pStyle w:val="CommentText"/>
+      </w:pPr>
+      <w:r>
+        <w:rPr>
+          <w:rStyle w:val="CommentReference"/>
+        </w:rPr>
+        <w:annotationRef/>
+      </w:r>
+      <w:r>
+        <w:t>Фамилия + инициалы («Фамилия И.О.») — печатается в строке подписи. Пример: Иванов И.И.</w:t>
+      </w:r>
+    </w:p>
+  </w:comment>
+  <w:comment w:id="107" w:author="Подсказка" w:initials="П" w:date="2026-01-01T00:00:00Z">
+    <w:p>
+      <w:pPr>
+        <w:pStyle w:val="CommentText"/>
+      </w:pPr>
+      <w:r>
+        <w:rPr>
+          <w:rStyle w:val="CommentReference"/>
+        </w:rPr>
+        <w:annotationRef/>
+      </w:r>
+      <w:r>
+        <w:t>Краткое наименование Заказчика (из карточки организации). Пример: АНО «Пример»</w:t>
+      </w:r>
+    </w:p>
+  </w:comment>
+  <w:comment w:id="108" w:author="Подсказка" w:initials="П" w:date="2026-01-01T00:00:00Z">
     <w:p>
       <w:pPr>
         <w:pStyle w:val="CommentText"/>
@@ -8873,67 +9721,51 @@
       </w:r>
     </w:p>
   </w:comment>
-  <w:comment w:id="77" w:author="Подсказка" w:initials="П" w:date="2026-01-01T00:00:00Z">
-    <w:p>
-      <w:pPr>
-        <w:pStyle w:val="CommentText"/>
-      </w:pPr>
-      <w:r>
-        <w:rPr>
-          <w:rStyle w:val="CommentReference"/>
-        </w:rPr>
-        <w:annotationRef/>
-      </w:r>
-      <w:r>
-        <w:t>Подписант заказчика в формате «И.О. Фамилия». Пример: И.И. Иванов</w:t>
-      </w:r>
-    </w:p>
-  </w:comment>
-  <w:comment w:id="78" w:author="Подсказка" w:initials="П" w:date="2026-01-01T00:00:00Z">
-    <w:p>
-      <w:pPr>
-        <w:pStyle w:val="CommentText"/>
-      </w:pPr>
-      <w:r>
-        <w:rPr>
-          <w:rStyle w:val="CommentReference"/>
-        </w:rPr>
-        <w:annotationRef/>
-      </w:r>
-      <w:r>
-        <w:t>E-mail. Пример: info@romashka.ru</w:t>
-      </w:r>
-    </w:p>
-  </w:comment>
-  <w:comment w:id="79" w:author="Подсказка" w:initials="П" w:date="2026-01-01T00:00:00Z">
-    <w:p>
-      <w:pPr>
-        <w:pStyle w:val="CommentText"/>
-      </w:pPr>
-      <w:r>
-        <w:rPr>
-          <w:rStyle w:val="CommentReference"/>
-        </w:rPr>
-        <w:annotationRef/>
-      </w:r>
-      <w:r>
-        <w:t>Должность подписанта. Пример: Президент</w:t>
-      </w:r>
-    </w:p>
-  </w:comment>
-  <w:comment w:id="80" w:author="Подсказка" w:initials="П" w:date="2026-01-01T00:00:00Z">
-    <w:p>
-      <w:pPr>
-        <w:pStyle w:val="CommentText"/>
-      </w:pPr>
-      <w:r>
-        <w:rPr>
-          <w:rStyle w:val="CommentReference"/>
-        </w:rPr>
-        <w:annotationRef/>
-      </w:r>
-      <w:r>
-        <w:t>Подписант заказчика в формате «И.О. Фамилия». Пример: И.И. Иванов</w:t>
+  <w:comment w:id="109" w:author="Подсказка" w:initials="П" w:date="2026-01-01T00:00:00Z">
+    <w:p>
+      <w:pPr>
+        <w:pStyle w:val="CommentText"/>
+      </w:pPr>
+      <w:r>
+        <w:rPr>
+          <w:rStyle w:val="CommentReference"/>
+        </w:rPr>
+        <w:annotationRef/>
+      </w:r>
+      <w:r>
+        <w:t>Подписант заказчика в формате «И.О. Фамилия». Пример: П.П. Петров</w:t>
+      </w:r>
+    </w:p>
+  </w:comment>
+  <w:comment w:id="110" w:author="Подсказка" w:initials="П" w:date="2026-01-01T00:00:00Z">
+    <w:p>
+      <w:pPr>
+        <w:pStyle w:val="CommentText"/>
+      </w:pPr>
+      <w:r>
+        <w:rPr>
+          <w:rStyle w:val="CommentReference"/>
+        </w:rPr>
+        <w:annotationRef/>
+      </w:r>
+      <w:r>
+        <w:t>Полное наименование контрагента. Пример: Общество с ограниченной ответственностью «Ромашка»</w:t>
+      </w:r>
+    </w:p>
+  </w:comment>
+  <w:comment w:id="111" w:author="Подсказка" w:initials="П" w:date="2026-01-01T00:00:00Z">
+    <w:p>
+      <w:pPr>
+        <w:pStyle w:val="CommentText"/>
+      </w:pPr>
+      <w:r>
+        <w:rPr>
+          <w:rStyle w:val="CommentReference"/>
+        </w:rPr>
+        <w:annotationRef/>
+      </w:r>
+      <w:r>
+        <w:t>Фамилия + инициалы («Фамилия И.О.») — печатается в строке подписи. Пример: Иванов И.И.</w:t>
       </w:r>
     </w:p>
   </w:comment>

--- a/backend/templates/contract_goods_single.docx
+++ b/backend/templates/contract_goods_single.docx
@@ -205,7 +205,7 @@
           <w:sz w:val="24"/>
           <w:szCs w:val="24"/>
         </w:rPr>
-        <w:t xml:space="preserve">, в лице {{ customer_signatory_position }} {{ customer_signatory_name }}, действующего на основании {{ customer_signatory_basis }}, с одной стороны, и</w:t>
+        <w:t xml:space="preserve">, в лице {{ customer_signatory_position_genitive }} {{ customer_signatory_name_genitive }}, действующего на основании {{ customer_signatory_basis }}, с одной стороны, и</w:t>
       </w:r>
       <w:commentRangeEnd w:id="9"/>
       <w:r>
@@ -287,7 +287,7 @@
           <w:szCs w:val="24"/>
           <w:highlight w:val="yellow"/>
         </w:rPr>
-        <w:t xml:space="preserve">{{ contractor_full_name }} ({{ contractor_short_name }}), именуемое/ая в дальнейшем «Поставщик», в лице {{ contractor_signatory_position }} {{ contractor_signatory_name }}, действующего на основании {{ contractor_signatory_basis }}, </w:t>
+        <w:t xml:space="preserve">{{ contractor_full_name }} ({{ contractor_short_name }}), именуемое/ая в дальнейшем «Поставщик», в лице {{ contractor_signatory_position_genitive }} {{ contractor_signatory_name_genitive }}, действующего на основании {{ contractor_signatory_basis }}, </w:t>
       </w:r>
       <w:commentRangeEnd w:id="15"/>
       <w:r>
@@ -8101,7 +8101,7 @@
         <w:annotationRef/>
       </w:r>
       <w:r>
-        <w:t>Должность подписанта. Пример: Президент</w:t>
+        <w:t>Должность подписанта Заказчика в род.падеже. Пример: Президента</w:t>
       </w:r>
     </w:p>
   </w:comment>
@@ -8117,7 +8117,7 @@
         <w:annotationRef/>
       </w:r>
       <w:r>
-        <w:t>ФИО подписанта (им.падеж). Пример: Петров Пётр Петрович</w:t>
+        <w:t>ФИО в род.падеже. Пример: Петрова Петра Петровича</w:t>
       </w:r>
     </w:p>
   </w:comment>
@@ -8197,7 +8197,7 @@
         <w:annotationRef/>
       </w:r>
       <w:r>
-        <w:t>Должность подписанта. Пример: Директор</w:t>
+        <w:t>Должность подписанта Исполнителя в род.падеже. Пример: Генерального директора</w:t>
       </w:r>
     </w:p>
   </w:comment>
@@ -8213,7 +8213,7 @@
         <w:annotationRef/>
       </w:r>
       <w:r>
-        <w:t>ФИО в им.падеже. Пример: Иванов Иван Иванович</w:t>
+        <w:t>ФИО в род.падеже. Пример: Иванова Ивана Ивановича</w:t>
       </w:r>
     </w:p>
   </w:comment>

--- a/backend/templates/contract_goods_single.docx
+++ b/backend/templates/contract_goods_single.docx
@@ -782,6 +782,76 @@
       <w:pPr>
         <w:spacing w:after="0"/>
         <w:ind w:firstLine="709"/>
+        <w:jc w:val="both"/>
+        <w:rPr>
+          <w:sz w:val="24"/>
+          <w:szCs w:val="24"/>
+        </w:rPr>
+      </w:pPr>
+      <w:commentRangeStart w:id="21"/>
+      <w:r>
+        <w:t>{%p if subsidy_agreement_text %}</w:t>
+      </w:r>
+      <w:commentRangeEnd w:id="21"/>
+      <w:r>
+        <w:rPr>
+          <w:rStyle w:val="CommentReference"/>
+        </w:rPr>
+        <w:commentReference w:id="21"/>
+      </w:r>
+    </w:p>
+    <w:p>
+      <w:pPr>
+        <w:spacing w:after="0"/>
+        <w:ind w:firstLine="709"/>
+        <w:jc w:val="both"/>
+        <w:rPr>
+          <w:sz w:val="24"/>
+          <w:szCs w:val="24"/>
+        </w:rPr>
+      </w:pPr>
+      <w:commentRangeStart w:id="22"/>
+      <w:r>
+        <w:rPr>
+          <w:sz w:val="24"/>
+          <w:szCs w:val="24"/>
+        </w:rPr>
+        <w:t xml:space="preserve">1.5. Договор заключён в рамках реализации {{subsidy_agreement_text}}.</w:t>
+      </w:r>
+      <w:commentRangeEnd w:id="22"/>
+      <w:r>
+        <w:rPr>
+          <w:rStyle w:val="CommentReference"/>
+        </w:rPr>
+        <w:commentReference w:id="22"/>
+      </w:r>
+    </w:p>
+    <w:p>
+      <w:pPr>
+        <w:spacing w:after="0"/>
+        <w:ind w:firstLine="709"/>
+        <w:jc w:val="both"/>
+        <w:rPr>
+          <w:sz w:val="24"/>
+          <w:szCs w:val="24"/>
+        </w:rPr>
+      </w:pPr>
+      <w:commentRangeStart w:id="23"/>
+      <w:r>
+        <w:t>{%p endif %}</w:t>
+      </w:r>
+      <w:commentRangeEnd w:id="23"/>
+      <w:r>
+        <w:rPr>
+          <w:rStyle w:val="CommentReference"/>
+        </w:rPr>
+        <w:commentReference w:id="23"/>
+      </w:r>
+    </w:p>
+    <w:p>
+      <w:pPr>
+        <w:spacing w:after="0"/>
+        <w:ind w:firstLine="709"/>
         <w:jc w:val="center"/>
         <w:rPr>
           <w:b/>
@@ -2024,15 +2094,15 @@
           <w:szCs w:val="24"/>
         </w:rPr>
       </w:pPr>
-      <w:commentRangeStart w:id="21"/>
-      <w:commentRangeStart w:id="22"/>
-      <w:commentRangeStart w:id="23"/>
       <w:commentRangeStart w:id="24"/>
       <w:commentRangeStart w:id="25"/>
       <w:commentRangeStart w:id="26"/>
       <w:commentRangeStart w:id="27"/>
       <w:commentRangeStart w:id="28"/>
       <w:commentRangeStart w:id="29"/>
+      <w:commentRangeStart w:id="30"/>
+      <w:commentRangeStart w:id="31"/>
+      <w:commentRangeStart w:id="32"/>
       <w:r>
         <w:rPr>
           <w:sz w:val="24"/>
@@ -2040,6 +2110,27 @@
         </w:rPr>
         <w:t xml:space="preserve">4.1. Общая стоимость товаров, поставляемых по Договору (далее – цена товара), составляет {{ contract_price_num }} ({{ contract_price_words }}) рублей 00 копеек, {%- if vat_applicable %} в т.ч. НДС – {{ vat_rate }}% ({{ vat_amount_num }} ({{ vat_amount_words }}) рублей 00 копеек){%- else %} НДС не облагается на основании {{ vat_exemption_article }}{%- endif %}.</w:t>
       </w:r>
+      <w:commentRangeEnd w:id="32"/>
+      <w:r>
+        <w:rPr>
+          <w:rStyle w:val="CommentReference"/>
+        </w:rPr>
+        <w:commentReference w:id="32"/>
+      </w:r>
+      <w:commentRangeEnd w:id="31"/>
+      <w:r>
+        <w:rPr>
+          <w:rStyle w:val="CommentReference"/>
+        </w:rPr>
+        <w:commentReference w:id="31"/>
+      </w:r>
+      <w:commentRangeEnd w:id="30"/>
+      <w:r>
+        <w:rPr>
+          <w:rStyle w:val="CommentReference"/>
+        </w:rPr>
+        <w:commentReference w:id="30"/>
+      </w:r>
       <w:commentRangeEnd w:id="29"/>
       <w:r>
         <w:rPr>
@@ -2081,27 +2172,6 @@
           <w:rStyle w:val="CommentReference"/>
         </w:rPr>
         <w:commentReference w:id="24"/>
-      </w:r>
-      <w:commentRangeEnd w:id="23"/>
-      <w:r>
-        <w:rPr>
-          <w:rStyle w:val="CommentReference"/>
-        </w:rPr>
-        <w:commentReference w:id="23"/>
-      </w:r>
-      <w:commentRangeEnd w:id="22"/>
-      <w:r>
-        <w:rPr>
-          <w:rStyle w:val="CommentReference"/>
-        </w:rPr>
-        <w:commentReference w:id="22"/>
-      </w:r>
-      <w:commentRangeEnd w:id="21"/>
-      <w:r>
-        <w:rPr>
-          <w:rStyle w:val="CommentReference"/>
-        </w:rPr>
-        <w:commentReference w:id="21"/>
       </w:r>
       <w:r>
         <w:rPr>
@@ -2211,16 +2281,16 @@
           <w:szCs w:val="24"/>
         </w:rPr>
       </w:pPr>
-      <w:commentRangeStart w:id="30"/>
+      <w:commentRangeStart w:id="33"/>
       <w:r>
         <w:t>{%p if not vat_applicable %}</w:t>
       </w:r>
-      <w:commentRangeEnd w:id="30"/>
-      <w:r>
-        <w:rPr>
-          <w:rStyle w:val="CommentReference"/>
-        </w:rPr>
-        <w:commentReference w:id="30"/>
+      <w:commentRangeEnd w:id="33"/>
+      <w:r>
+        <w:rPr>
+          <w:rStyle w:val="CommentReference"/>
+        </w:rPr>
+        <w:commentReference w:id="33"/>
       </w:r>
     </w:p>
     <w:p>
@@ -2300,16 +2370,16 @@
           <w:szCs w:val="24"/>
         </w:rPr>
       </w:pPr>
-      <w:commentRangeStart w:id="31"/>
+      <w:commentRangeStart w:id="34"/>
       <w:r>
         <w:t>{%p endif %}</w:t>
       </w:r>
-      <w:commentRangeEnd w:id="31"/>
-      <w:r>
-        <w:rPr>
-          <w:rStyle w:val="CommentReference"/>
-        </w:rPr>
-        <w:commentReference w:id="31"/>
+      <w:commentRangeEnd w:id="34"/>
+      <w:r>
+        <w:rPr>
+          <w:rStyle w:val="CommentReference"/>
+        </w:rPr>
+        <w:commentReference w:id="34"/>
       </w:r>
     </w:p>
     <w:p>
@@ -2367,73 +2437,10 @@
           <w:szCs w:val="24"/>
         </w:rPr>
       </w:pPr>
-      <w:commentRangeStart w:id="32"/>
+      <w:commentRangeStart w:id="35"/>
       <w:r>
         <w:t>{%p if not is_prepayment %}</w:t>
       </w:r>
-      <w:commentRangeEnd w:id="32"/>
-      <w:r>
-        <w:rPr>
-          <w:rStyle w:val="CommentReference"/>
-        </w:rPr>
-        <w:commentReference w:id="32"/>
-      </w:r>
-    </w:p>
-    <w:p>
-      <w:pPr>
-        <w:spacing w:after="0"/>
-        <w:ind w:firstLine="708"/>
-        <w:jc w:val="both"/>
-        <w:rPr>
-          <w:i/>
-          <w:iCs/>
-          <w:sz w:val="24"/>
-          <w:szCs w:val="24"/>
-        </w:rPr>
-      </w:pPr>
-      <w:commentRangeStart w:id="33"/>
-      <w:commentRangeStart w:id="34"/>
-      <w:r>
-        <w:rPr>
-          <w:i/>
-          <w:iCs/>
-          <w:sz w:val="24"/>
-          <w:szCs w:val="24"/>
-          <w:highlight w:val="yellow"/>
-        </w:rPr>
-        <w:t xml:space="preserve">4.3. Расчеты осуществляются без авансирования в безналичной форме путем перечисления денежных средств на расчетный счет Поставщика за фактически полученные и принятые Покупателем товары в течение {{ payment_term_days or '____' }} ({{ payment_term_days_words or '____' }}) рабочих дней с даты принятия решения Покупателя о принятии товара (подписания Покупателем документов, подтверждающих принятие товара). Платеж считается осуществленным с момента списания денежных средств со счета Покупателя.</w:t>
-      </w:r>
-      <w:commentRangeEnd w:id="34"/>
-      <w:r>
-        <w:rPr>
-          <w:rStyle w:val="CommentReference"/>
-        </w:rPr>
-        <w:commentReference w:id="34"/>
-      </w:r>
-      <w:commentRangeEnd w:id="33"/>
-      <w:r>
-        <w:rPr>
-          <w:rStyle w:val="CommentReference"/>
-        </w:rPr>
-        <w:commentReference w:id="33"/>
-      </w:r>
-    </w:p>
-    <w:p>
-      <w:pPr>
-        <w:spacing w:after="0"/>
-        <w:ind w:firstLine="708"/>
-        <w:jc w:val="both"/>
-        <w:rPr>
-          <w:i/>
-          <w:iCs/>
-          <w:sz w:val="24"/>
-          <w:szCs w:val="24"/>
-        </w:rPr>
-      </w:pPr>
-      <w:commentRangeStart w:id="35"/>
-      <w:r>
-        <w:t>{%p else %}</w:t>
-      </w:r>
       <w:commentRangeEnd w:id="35"/>
       <w:r>
         <w:rPr>
@@ -2454,33 +2461,96 @@
           <w:szCs w:val="24"/>
         </w:rPr>
       </w:pPr>
-    </w:p>
-    <w:p>
-      <w:pPr>
-        <w:spacing w:after="0"/>
-        <w:ind w:firstLine="708"/>
-        <w:jc w:val="both"/>
-        <w:rPr>
-          <w:i/>
-          <w:iCs/>
-          <w:sz w:val="24"/>
-          <w:szCs w:val="24"/>
-        </w:rPr>
-      </w:pPr>
-      <w:r>
-        <w:rPr>
-          <w:i/>
-          <w:iCs/>
-          <w:sz w:val="24"/>
-          <w:szCs w:val="24"/>
-        </w:rPr>
-        <w:t xml:space="preserve">4.3. </w:t>
-      </w:r>
       <w:commentRangeStart w:id="36"/>
       <w:commentRangeStart w:id="37"/>
+      <w:r>
+        <w:rPr>
+          <w:i/>
+          <w:iCs/>
+          <w:sz w:val="24"/>
+          <w:szCs w:val="24"/>
+          <w:highlight w:val="yellow"/>
+        </w:rPr>
+        <w:t xml:space="preserve">4.3. Расчеты осуществляются без авансирования в безналичной форме путем перечисления денежных средств на расчетный счет Поставщика за фактически полученные и принятые Покупателем товары в течение {{ payment_term_days or '____' }} ({{ payment_term_days_words or '____' }}) рабочих дней с даты принятия решения Покупателя о принятии товара (подписания Покупателем документов, подтверждающих принятие товара). Платеж считается осуществленным с момента списания денежных средств со счета Покупателя.</w:t>
+      </w:r>
+      <w:commentRangeEnd w:id="37"/>
+      <w:r>
+        <w:rPr>
+          <w:rStyle w:val="CommentReference"/>
+        </w:rPr>
+        <w:commentReference w:id="37"/>
+      </w:r>
+      <w:commentRangeEnd w:id="36"/>
+      <w:r>
+        <w:rPr>
+          <w:rStyle w:val="CommentReference"/>
+        </w:rPr>
+        <w:commentReference w:id="36"/>
+      </w:r>
+    </w:p>
+    <w:p>
+      <w:pPr>
+        <w:spacing w:after="0"/>
+        <w:ind w:firstLine="708"/>
+        <w:jc w:val="both"/>
+        <w:rPr>
+          <w:i/>
+          <w:iCs/>
+          <w:sz w:val="24"/>
+          <w:szCs w:val="24"/>
+        </w:rPr>
+      </w:pPr>
       <w:commentRangeStart w:id="38"/>
+      <w:r>
+        <w:t>{%p else %}</w:t>
+      </w:r>
+      <w:commentRangeEnd w:id="38"/>
+      <w:r>
+        <w:rPr>
+          <w:rStyle w:val="CommentReference"/>
+        </w:rPr>
+        <w:commentReference w:id="38"/>
+      </w:r>
+    </w:p>
+    <w:p>
+      <w:pPr>
+        <w:spacing w:after="0"/>
+        <w:ind w:firstLine="708"/>
+        <w:jc w:val="both"/>
+        <w:rPr>
+          <w:i/>
+          <w:iCs/>
+          <w:sz w:val="24"/>
+          <w:szCs w:val="24"/>
+        </w:rPr>
+      </w:pPr>
+    </w:p>
+    <w:p>
+      <w:pPr>
+        <w:spacing w:after="0"/>
+        <w:ind w:firstLine="708"/>
+        <w:jc w:val="both"/>
+        <w:rPr>
+          <w:i/>
+          <w:iCs/>
+          <w:sz w:val="24"/>
+          <w:szCs w:val="24"/>
+        </w:rPr>
+      </w:pPr>
+      <w:r>
+        <w:rPr>
+          <w:i/>
+          <w:iCs/>
+          <w:sz w:val="24"/>
+          <w:szCs w:val="24"/>
+        </w:rPr>
+        <w:t xml:space="preserve">4.3. </w:t>
+      </w:r>
       <w:commentRangeStart w:id="39"/>
       <w:commentRangeStart w:id="40"/>
+      <w:commentRangeStart w:id="41"/>
+      <w:commentRangeStart w:id="42"/>
+      <w:commentRangeStart w:id="43"/>
       <w:r>
         <w:rPr>
           <w:i/>
@@ -2491,6 +2561,27 @@
         </w:rPr>
         <w:t xml:space="preserve">Расчеты осуществляются в формате 100% предоплаты в безналичной форме путем перечисления денежных средств на расчетный счет Поставщика в течение {{ payment_term_days or '____' }} ({{ payment_term_days_words or '____' }}) рабочих дней с момента заключения настоящего Договора, при условии получения Покупателем от Поставщика счета на оплату. {% if advance_amount %}Сумма аванса: {{ advance_amount }} руб.{% endif %} Покупатель не несет ответственности </w:t>
       </w:r>
+      <w:commentRangeEnd w:id="43"/>
+      <w:r>
+        <w:rPr>
+          <w:rStyle w:val="CommentReference"/>
+        </w:rPr>
+        <w:commentReference w:id="43"/>
+      </w:r>
+      <w:commentRangeEnd w:id="42"/>
+      <w:r>
+        <w:rPr>
+          <w:rStyle w:val="CommentReference"/>
+        </w:rPr>
+        <w:commentReference w:id="42"/>
+      </w:r>
+      <w:commentRangeEnd w:id="41"/>
+      <w:r>
+        <w:rPr>
+          <w:rStyle w:val="CommentReference"/>
+        </w:rPr>
+        <w:commentReference w:id="41"/>
+      </w:r>
       <w:commentRangeEnd w:id="40"/>
       <w:r>
         <w:rPr>
@@ -2505,27 +2596,6 @@
         </w:rPr>
         <w:commentReference w:id="39"/>
       </w:r>
-      <w:commentRangeEnd w:id="38"/>
-      <w:r>
-        <w:rPr>
-          <w:rStyle w:val="CommentReference"/>
-        </w:rPr>
-        <w:commentReference w:id="38"/>
-      </w:r>
-      <w:commentRangeEnd w:id="37"/>
-      <w:r>
-        <w:rPr>
-          <w:rStyle w:val="CommentReference"/>
-        </w:rPr>
-        <w:commentReference w:id="37"/>
-      </w:r>
-      <w:commentRangeEnd w:id="36"/>
-      <w:r>
-        <w:rPr>
-          <w:rStyle w:val="CommentReference"/>
-        </w:rPr>
-        <w:commentReference w:id="36"/>
-      </w:r>
       <w:r>
         <w:rPr>
           <w:i/>
@@ -2588,16 +2658,16 @@
           <w:szCs w:val="24"/>
         </w:rPr>
       </w:pPr>
-      <w:commentRangeStart w:id="41"/>
+      <w:commentRangeStart w:id="44"/>
       <w:r>
         <w:t>{%p endif %}</w:t>
       </w:r>
-      <w:commentRangeEnd w:id="41"/>
-      <w:r>
-        <w:rPr>
-          <w:rStyle w:val="CommentReference"/>
-        </w:rPr>
-        <w:commentReference w:id="41"/>
+      <w:commentRangeEnd w:id="44"/>
+      <w:r>
+        <w:rPr>
+          <w:rStyle w:val="CommentReference"/>
+        </w:rPr>
+        <w:commentReference w:id="44"/>
       </w:r>
     </w:p>
     <w:p>
@@ -2626,16 +2696,16 @@
           <w:highlight w:val="yellow"/>
         </w:rPr>
       </w:pPr>
-      <w:commentRangeStart w:id="42"/>
+      <w:commentRangeStart w:id="45"/>
       <w:r>
         <w:t>{%p if delivery_by_supplier %}</w:t>
       </w:r>
-      <w:commentRangeEnd w:id="42"/>
-      <w:r>
-        <w:rPr>
-          <w:rStyle w:val="CommentReference"/>
-        </w:rPr>
-        <w:commentReference w:id="42"/>
+      <w:commentRangeEnd w:id="45"/>
+      <w:r>
+        <w:rPr>
+          <w:rStyle w:val="CommentReference"/>
+        </w:rPr>
+        <w:commentReference w:id="45"/>
       </w:r>
     </w:p>
     <w:p>
@@ -2699,16 +2769,16 @@
           <w:highlight w:val="yellow"/>
         </w:rPr>
       </w:pPr>
-      <w:commentRangeStart w:id="43"/>
+      <w:commentRangeStart w:id="46"/>
       <w:r>
         <w:t>{%p endif %}</w:t>
       </w:r>
-      <w:commentRangeEnd w:id="43"/>
-      <w:r>
-        <w:rPr>
-          <w:rStyle w:val="CommentReference"/>
-        </w:rPr>
-        <w:commentReference w:id="43"/>
+      <w:commentRangeEnd w:id="46"/>
+      <w:r>
+        <w:rPr>
+          <w:rStyle w:val="CommentReference"/>
+        </w:rPr>
+        <w:commentReference w:id="46"/>
       </w:r>
     </w:p>
     <w:p>
@@ -2847,11 +2917,11 @@
         </w:rPr>
         <w:t xml:space="preserve">4.6. Финансирование </w:t>
       </w:r>
-      <w:commentRangeStart w:id="44"/>
-      <w:commentRangeStart w:id="45"/>
-      <w:commentRangeStart w:id="46"/>
       <w:commentRangeStart w:id="47"/>
       <w:commentRangeStart w:id="48"/>
+      <w:commentRangeStart w:id="49"/>
+      <w:commentRangeStart w:id="50"/>
+      <w:commentRangeStart w:id="51"/>
       <w:r>
         <w:rPr>
           <w:rFonts w:eastAsia="Times New Roman" w:cs="Times New Roman"/>
@@ -2861,6 +2931,27 @@
         </w:rPr>
         <w:t xml:space="preserve">договора осуществляется в рамках соглашения о предоставлении субсидии, заключенного между {{ customer_short_name }} и {{ subsidy_ministry_name or '____________________' }} № {{ subsidy_agreement_number }} от {{ subsidy_agreement_date }} г. В связи с оплатой стоимости настоящего договора за счет средств федеральной субсидии, подрядчик (Поставщик) дает свое согласие на осуществление главным распорядителем бюджетных средств, предоставившим субсидию ({{ subsidy_ministry_name or '____________________' }}), и органами государственного (муниципального) финансового контроля проверок (в т.ч. в соответствии </w:t>
       </w:r>
+      <w:commentRangeEnd w:id="51"/>
+      <w:r>
+        <w:rPr>
+          <w:rStyle w:val="CommentReference"/>
+        </w:rPr>
+        <w:commentReference w:id="51"/>
+      </w:r>
+      <w:commentRangeEnd w:id="50"/>
+      <w:r>
+        <w:rPr>
+          <w:rStyle w:val="CommentReference"/>
+        </w:rPr>
+        <w:commentReference w:id="50"/>
+      </w:r>
+      <w:commentRangeEnd w:id="49"/>
+      <w:r>
+        <w:rPr>
+          <w:rStyle w:val="CommentReference"/>
+        </w:rPr>
+        <w:commentReference w:id="49"/>
+      </w:r>
       <w:commentRangeEnd w:id="48"/>
       <w:r>
         <w:rPr>
@@ -2874,27 +2965,6 @@
           <w:rStyle w:val="CommentReference"/>
         </w:rPr>
         <w:commentReference w:id="47"/>
-      </w:r>
-      <w:commentRangeEnd w:id="46"/>
-      <w:r>
-        <w:rPr>
-          <w:rStyle w:val="CommentReference"/>
-        </w:rPr>
-        <w:commentReference w:id="46"/>
-      </w:r>
-      <w:commentRangeEnd w:id="45"/>
-      <w:r>
-        <w:rPr>
-          <w:rStyle w:val="CommentReference"/>
-        </w:rPr>
-        <w:commentReference w:id="45"/>
-      </w:r>
-      <w:commentRangeEnd w:id="44"/>
-      <w:r>
-        <w:rPr>
-          <w:rStyle w:val="CommentReference"/>
-        </w:rPr>
-        <w:commentReference w:id="44"/>
       </w:r>
       <w:r>
         <w:rPr>
@@ -2980,7 +3050,7 @@
           <w:szCs w:val="24"/>
         </w:rPr>
       </w:pPr>
-      <w:commentRangeStart w:id="49"/>
+      <w:commentRangeStart w:id="52"/>
       <w:r>
         <w:rPr>
           <w:sz w:val="24"/>
@@ -2988,14 +3058,14 @@
         </w:rPr>
         <w:t xml:space="preserve">4.7. В случае уменьшения {{ subsidy_ministry_name or '____________________' }} как получателю</w:t>
       </w:r>
-      <w:commentRangeEnd w:id="49"/>
-      <w:r>
-        <w:rPr>
-          <w:rStyle w:val="CommentReference"/>
-        </w:rPr>
-        <w:commentReference w:id="49"/>
-      </w:r>
-      <w:commentRangeStart w:id="50"/>
+      <w:commentRangeEnd w:id="52"/>
+      <w:r>
+        <w:rPr>
+          <w:rStyle w:val="CommentReference"/>
+        </w:rPr>
+        <w:commentReference w:id="52"/>
+      </w:r>
+      <w:commentRangeStart w:id="53"/>
       <w:r>
         <w:rPr>
           <w:rFonts w:eastAsia="Times New Roman" w:cs="Times New Roman"/>
@@ -3005,12 +3075,12 @@
         </w:rPr>
         <w:t xml:space="preserve"> средств федерального бюджета ранее доведенных лимитов бюджетных обязательств, приводящего к невозможности предоставления Субсидии для {{ customer_short_name }} в размере, определенным соглашением, указанным в п. 4.6. настоящего Договора, Стороны проводят переговоры по согласованию новых условий настоящего Договора и заключают соответствующее дополнительное соглашение к настоящему</w:t>
       </w:r>
-      <w:commentRangeEnd w:id="50"/>
-      <w:r>
-        <w:rPr>
-          <w:rStyle w:val="CommentReference"/>
-        </w:rPr>
-        <w:commentReference w:id="50"/>
+      <w:commentRangeEnd w:id="53"/>
+      <w:r>
+        <w:rPr>
+          <w:rStyle w:val="CommentReference"/>
+        </w:rPr>
+        <w:commentReference w:id="53"/>
       </w:r>
       <w:r>
         <w:rPr>
@@ -3090,12 +3160,12 @@
           <w:szCs w:val="24"/>
         </w:rPr>
       </w:pPr>
-      <w:commentRangeStart w:id="51"/>
-      <w:commentRangeStart w:id="52"/>
-      <w:commentRangeStart w:id="53"/>
       <w:commentRangeStart w:id="54"/>
       <w:commentRangeStart w:id="55"/>
       <w:commentRangeStart w:id="56"/>
+      <w:commentRangeStart w:id="57"/>
+      <w:commentRangeStart w:id="58"/>
+      <w:commentRangeStart w:id="59"/>
       <w:r>
         <w:rPr>
           <w:sz w:val="24"/>
@@ -3103,6 +3173,27 @@
         </w:rPr>
         <w:t xml:space="preserve">5.1.2. Поставщик обязуется поставить товар {%- if delivery_date %}в срок до {{ delivery_date }} г.{%- else %}в течение {{ service_term_days or '____' }} ({{ service_term_days_words or '____' }}) календарных дней с момента заключения{%- endif %}</w:t>
       </w:r>
+      <w:commentRangeEnd w:id="59"/>
+      <w:r>
+        <w:rPr>
+          <w:rStyle w:val="CommentReference"/>
+        </w:rPr>
+        <w:commentReference w:id="59"/>
+      </w:r>
+      <w:commentRangeEnd w:id="58"/>
+      <w:r>
+        <w:rPr>
+          <w:rStyle w:val="CommentReference"/>
+        </w:rPr>
+        <w:commentReference w:id="58"/>
+      </w:r>
+      <w:commentRangeEnd w:id="57"/>
+      <w:r>
+        <w:rPr>
+          <w:rStyle w:val="CommentReference"/>
+        </w:rPr>
+        <w:commentReference w:id="57"/>
+      </w:r>
       <w:commentRangeEnd w:id="56"/>
       <w:r>
         <w:rPr>
@@ -3124,27 +3215,6 @@
         </w:rPr>
         <w:commentReference w:id="54"/>
       </w:r>
-      <w:commentRangeEnd w:id="53"/>
-      <w:r>
-        <w:rPr>
-          <w:rStyle w:val="CommentReference"/>
-        </w:rPr>
-        <w:commentReference w:id="53"/>
-      </w:r>
-      <w:commentRangeEnd w:id="52"/>
-      <w:r>
-        <w:rPr>
-          <w:rStyle w:val="CommentReference"/>
-        </w:rPr>
-        <w:commentReference w:id="52"/>
-      </w:r>
-      <w:commentRangeEnd w:id="51"/>
-      <w:r>
-        <w:rPr>
-          <w:rStyle w:val="CommentReference"/>
-        </w:rPr>
-        <w:commentReference w:id="51"/>
-      </w:r>
       <w:r>
         <w:rPr>
           <w:i/>
@@ -3284,16 +3354,16 @@
           <w:highlight w:val="yellow"/>
         </w:rPr>
       </w:pPr>
-      <w:commentRangeStart w:id="57"/>
+      <w:commentRangeStart w:id="60"/>
       <w:r>
         <w:t>{%p if not delivery_by_supplier %}</w:t>
       </w:r>
-      <w:commentRangeEnd w:id="57"/>
-      <w:r>
-        <w:rPr>
-          <w:rStyle w:val="CommentReference"/>
-        </w:rPr>
-        <w:commentReference w:id="57"/>
+      <w:commentRangeEnd w:id="60"/>
+      <w:r>
+        <w:rPr>
+          <w:rStyle w:val="CommentReference"/>
+        </w:rPr>
+        <w:commentReference w:id="60"/>
       </w:r>
     </w:p>
     <w:p>
@@ -3370,7 +3440,7 @@
           <w:highlight w:val="yellow"/>
         </w:rPr>
       </w:pPr>
-      <w:commentRangeStart w:id="58"/>
+      <w:commentRangeStart w:id="61"/>
       <w:r>
         <w:rPr>
           <w:i/>
@@ -3381,12 +3451,12 @@
         </w:rPr>
         <w:t xml:space="preserve">Поставка товара осуществляется путем его выборки по месту нахождения Поставщика, находящегося по адресу: {{ contractor_address }}. </w:t>
       </w:r>
-      <w:commentRangeEnd w:id="58"/>
-      <w:r>
-        <w:rPr>
-          <w:rStyle w:val="CommentReference"/>
-        </w:rPr>
-        <w:commentReference w:id="58"/>
+      <w:commentRangeEnd w:id="61"/>
+      <w:r>
+        <w:rPr>
+          <w:rStyle w:val="CommentReference"/>
+        </w:rPr>
+        <w:commentReference w:id="61"/>
       </w:r>
     </w:p>
     <w:p>
@@ -3497,8 +3567,8 @@
           <w:szCs w:val="24"/>
         </w:rPr>
       </w:pPr>
-      <w:commentRangeStart w:id="59"/>
-      <w:commentRangeStart w:id="60"/>
+      <w:commentRangeStart w:id="62"/>
+      <w:commentRangeStart w:id="63"/>
       <w:r>
         <w:rPr>
           <w:i/>
@@ -3509,19 +3579,19 @@
         </w:rPr>
         <w:t xml:space="preserve">Покупатель обязан обеспечить выборку товара получателем в течение {{ acceptance_term_days or '____' }} ({{ acceptance_term_days_words or '____' }}) рабочих дней с момента получения от Поставщика уведомления о готовности товара </w:t>
       </w:r>
-      <w:commentRangeEnd w:id="60"/>
-      <w:r>
-        <w:rPr>
-          <w:rStyle w:val="CommentReference"/>
-        </w:rPr>
-        <w:commentReference w:id="60"/>
-      </w:r>
-      <w:commentRangeEnd w:id="59"/>
-      <w:r>
-        <w:rPr>
-          <w:rStyle w:val="CommentReference"/>
-        </w:rPr>
-        <w:commentReference w:id="59"/>
+      <w:commentRangeEnd w:id="63"/>
+      <w:r>
+        <w:rPr>
+          <w:rStyle w:val="CommentReference"/>
+        </w:rPr>
+        <w:commentReference w:id="63"/>
+      </w:r>
+      <w:commentRangeEnd w:id="62"/>
+      <w:r>
+        <w:rPr>
+          <w:rStyle w:val="CommentReference"/>
+        </w:rPr>
+        <w:commentReference w:id="62"/>
       </w:r>
       <w:r>
         <w:rPr>
@@ -3588,16 +3658,16 @@
           <w:szCs w:val="24"/>
         </w:rPr>
       </w:pPr>
-      <w:commentRangeStart w:id="61"/>
+      <w:commentRangeStart w:id="64"/>
       <w:r>
         <w:t>{%p else %}</w:t>
       </w:r>
-      <w:commentRangeEnd w:id="61"/>
-      <w:r>
-        <w:rPr>
-          <w:rStyle w:val="CommentReference"/>
-        </w:rPr>
-        <w:commentReference w:id="61"/>
+      <w:commentRangeEnd w:id="64"/>
+      <w:r>
+        <w:rPr>
+          <w:rStyle w:val="CommentReference"/>
+        </w:rPr>
+        <w:commentReference w:id="64"/>
       </w:r>
     </w:p>
     <w:p>
@@ -3670,7 +3740,7 @@
           <w:highlight w:val="yellow"/>
         </w:rPr>
       </w:pPr>
-      <w:commentRangeStart w:id="62"/>
+      <w:commentRangeStart w:id="65"/>
       <w:r>
         <w:rPr>
           <w:i/>
@@ -3682,12 +3752,12 @@
         <w:lastRenderedPageBreak/>
         <w:t xml:space="preserve">Доставка товара осуществляется силами Поставщика по месту нахождения Покупателя, находящегося по адресу: {{ delivery_location }}. </w:t>
       </w:r>
-      <w:commentRangeEnd w:id="62"/>
-      <w:r>
-        <w:rPr>
-          <w:rStyle w:val="CommentReference"/>
-        </w:rPr>
-        <w:commentReference w:id="62"/>
+      <w:commentRangeEnd w:id="65"/>
+      <w:r>
+        <w:rPr>
+          <w:rStyle w:val="CommentReference"/>
+        </w:rPr>
+        <w:commentReference w:id="65"/>
       </w:r>
       <w:r>
         <w:rPr>
@@ -3832,16 +3902,16 @@
           <w:szCs w:val="24"/>
         </w:rPr>
       </w:pPr>
-      <w:commentRangeStart w:id="63"/>
+      <w:commentRangeStart w:id="66"/>
       <w:r>
         <w:t>{%p endif %}</w:t>
       </w:r>
-      <w:commentRangeEnd w:id="63"/>
-      <w:r>
-        <w:rPr>
-          <w:rStyle w:val="CommentReference"/>
-        </w:rPr>
-        <w:commentReference w:id="63"/>
+      <w:commentRangeEnd w:id="66"/>
+      <w:r>
+        <w:rPr>
+          <w:rStyle w:val="CommentReference"/>
+        </w:rPr>
+        <w:commentReference w:id="66"/>
       </w:r>
     </w:p>
     <w:p>
@@ -4018,8 +4088,8 @@
           <w:szCs w:val="24"/>
         </w:rPr>
       </w:pPr>
-      <w:commentRangeStart w:id="64"/>
-      <w:commentRangeStart w:id="65"/>
+      <w:commentRangeStart w:id="67"/>
+      <w:commentRangeStart w:id="68"/>
       <w:r>
         <w:rPr>
           <w:sz w:val="24"/>
@@ -4027,19 +4097,19 @@
         </w:rPr>
         <w:t xml:space="preserve">Приемка товара осуществляется Покупателем в течение {{ acceptance_term_days or '____' }} ({{ acceptance_term_days_words or '____' }}) рабочих дней после получения им от Поставщика</w:t>
       </w:r>
-      <w:commentRangeEnd w:id="65"/>
-      <w:r>
-        <w:rPr>
-          <w:rStyle w:val="CommentReference"/>
-        </w:rPr>
-        <w:commentReference w:id="65"/>
-      </w:r>
-      <w:commentRangeEnd w:id="64"/>
-      <w:r>
-        <w:rPr>
-          <w:rStyle w:val="CommentReference"/>
-        </w:rPr>
-        <w:commentReference w:id="64"/>
+      <w:commentRangeEnd w:id="68"/>
+      <w:r>
+        <w:rPr>
+          <w:rStyle w:val="CommentReference"/>
+        </w:rPr>
+        <w:commentReference w:id="68"/>
+      </w:r>
+      <w:commentRangeEnd w:id="67"/>
+      <w:r>
+        <w:rPr>
+          <w:rStyle w:val="CommentReference"/>
+        </w:rPr>
+        <w:commentReference w:id="67"/>
       </w:r>
       <w:r>
         <w:rPr>
@@ -4381,7 +4451,7 @@
           <w:szCs w:val="24"/>
         </w:rPr>
       </w:pPr>
-      <w:commentRangeStart w:id="66"/>
+      <w:commentRangeStart w:id="69"/>
       <w:r>
         <w:rPr>
           <w:sz w:val="24"/>
@@ -4389,12 +4459,12 @@
         </w:rPr>
         <w:t xml:space="preserve">7.2.1. В случае просрочки поставки товаров Покупатель вправе потребовать уплаты Поставщиком неустойки (пеней) в размере {{ penalty_rate }}% от общей стоимости непоставленного</w:t>
       </w:r>
-      <w:commentRangeEnd w:id="66"/>
-      <w:r>
-        <w:rPr>
-          <w:rStyle w:val="CommentReference"/>
-        </w:rPr>
-        <w:commentReference w:id="66"/>
+      <w:commentRangeEnd w:id="69"/>
+      <w:r>
+        <w:rPr>
+          <w:rStyle w:val="CommentReference"/>
+        </w:rPr>
+        <w:commentReference w:id="69"/>
       </w:r>
       <w:r>
         <w:rPr>
@@ -4436,7 +4506,7 @@
           <w:szCs w:val="24"/>
         </w:rPr>
       </w:pPr>
-      <w:commentRangeStart w:id="67"/>
+      <w:commentRangeStart w:id="70"/>
       <w:r>
         <w:rPr>
           <w:sz w:val="24"/>
@@ -4445,12 +4515,12 @@
         <w:t xml:space="preserve">7.2.2. В случае просрочки устранения недостатков в товаре Покупатель вправе потребовать уплаты Поставщиком неустойки (пеней) в размере {{ penalty_rate }}% от стоимости товара 
 с недостатками</w:t>
       </w:r>
-      <w:commentRangeEnd w:id="67"/>
-      <w:r>
-        <w:rPr>
-          <w:rStyle w:val="CommentReference"/>
-        </w:rPr>
-        <w:commentReference w:id="67"/>
+      <w:commentRangeEnd w:id="70"/>
+      <w:r>
+        <w:rPr>
+          <w:rStyle w:val="CommentReference"/>
+        </w:rPr>
+        <w:commentReference w:id="70"/>
       </w:r>
       <w:r>
         <w:rPr>
@@ -4492,7 +4562,7 @@
           <w:szCs w:val="24"/>
         </w:rPr>
       </w:pPr>
-      <w:commentRangeStart w:id="68"/>
+      <w:commentRangeStart w:id="71"/>
       <w:r>
         <w:rPr>
           <w:sz w:val="24"/>
@@ -4500,12 +4570,12 @@
         </w:rPr>
         <w:t xml:space="preserve">7.2.3. В случае поставки некачественного и (или) некомплектного товара Покупатель вправе потребовать уплаты Поставщиком штрафа в размере {{ penalty_rate }}% от стоимости такого товара</w:t>
       </w:r>
-      <w:commentRangeEnd w:id="68"/>
-      <w:r>
-        <w:rPr>
-          <w:rStyle w:val="CommentReference"/>
-        </w:rPr>
-        <w:commentReference w:id="68"/>
+      <w:commentRangeEnd w:id="71"/>
+      <w:r>
+        <w:rPr>
+          <w:rStyle w:val="CommentReference"/>
+        </w:rPr>
+        <w:commentReference w:id="71"/>
       </w:r>
       <w:r>
         <w:rPr>
@@ -6136,12 +6206,176 @@
           <w:szCs w:val="24"/>
         </w:rPr>
       </w:pPr>
-      <w:r>
-        <w:rPr>
-          <w:sz w:val="24"/>
-          <w:szCs w:val="24"/>
-        </w:rPr>
-        <w:t>11.9. Приложение:</w:t>
+      <w:commentRangeStart w:id="72"/>
+      <w:r>
+        <w:t>{%p if subsidy_extra_clause_1 %}</w:t>
+      </w:r>
+      <w:commentRangeEnd w:id="72"/>
+      <w:r>
+        <w:rPr>
+          <w:rStyle w:val="CommentReference"/>
+        </w:rPr>
+        <w:commentReference w:id="72"/>
+      </w:r>
+    </w:p>
+    <w:p>
+      <w:pPr>
+        <w:spacing w:after="0"/>
+        <w:ind w:firstLine="708"/>
+        <w:jc w:val="both"/>
+        <w:rPr>
+          <w:sz w:val="24"/>
+          <w:szCs w:val="24"/>
+        </w:rPr>
+      </w:pPr>
+      <w:commentRangeStart w:id="73"/>
+      <w:r>
+        <w:rPr>
+          <w:sz w:val="24"/>
+          <w:szCs w:val="24"/>
+        </w:rPr>
+        <w:t xml:space="preserve">11.9. {{subsidy_extra_clause_1}}</w:t>
+      </w:r>
+      <w:commentRangeEnd w:id="73"/>
+      <w:r>
+        <w:rPr>
+          <w:rStyle w:val="CommentReference"/>
+        </w:rPr>
+        <w:commentReference w:id="73"/>
+      </w:r>
+    </w:p>
+    <w:p>
+      <w:pPr>
+        <w:spacing w:after="0"/>
+        <w:ind w:firstLine="708"/>
+        <w:jc w:val="both"/>
+        <w:rPr>
+          <w:sz w:val="24"/>
+          <w:szCs w:val="24"/>
+        </w:rPr>
+      </w:pPr>
+      <w:commentRangeStart w:id="74"/>
+      <w:r>
+        <w:t>{%p endif %}</w:t>
+      </w:r>
+      <w:commentRangeEnd w:id="74"/>
+      <w:r>
+        <w:rPr>
+          <w:rStyle w:val="CommentReference"/>
+        </w:rPr>
+        <w:commentReference w:id="74"/>
+      </w:r>
+    </w:p>
+    <w:p>
+      <w:pPr>
+        <w:spacing w:after="0"/>
+        <w:ind w:firstLine="708"/>
+        <w:jc w:val="both"/>
+        <w:rPr>
+          <w:sz w:val="24"/>
+          <w:szCs w:val="24"/>
+        </w:rPr>
+      </w:pPr>
+      <w:commentRangeStart w:id="75"/>
+      <w:r>
+        <w:t>{%p if subsidy_extra_clause_2 %}</w:t>
+      </w:r>
+      <w:commentRangeEnd w:id="75"/>
+      <w:r>
+        <w:rPr>
+          <w:rStyle w:val="CommentReference"/>
+        </w:rPr>
+        <w:commentReference w:id="75"/>
+      </w:r>
+    </w:p>
+    <w:p>
+      <w:pPr>
+        <w:spacing w:after="0"/>
+        <w:ind w:firstLine="708"/>
+        <w:jc w:val="both"/>
+        <w:rPr>
+          <w:sz w:val="24"/>
+          <w:szCs w:val="24"/>
+        </w:rPr>
+      </w:pPr>
+      <w:commentRangeStart w:id="76"/>
+      <w:commentRangeStart w:id="77"/>
+      <w:commentRangeStart w:id="78"/>
+      <w:commentRangeStart w:id="79"/>
+      <w:r>
+        <w:rPr>
+          <w:sz w:val="24"/>
+          <w:szCs w:val="24"/>
+        </w:rPr>
+        <w:t xml:space="preserve">{% if subsidy_extra_clause_1 %}11.10{% else %}11.9{% endif %}. {{subsidy_extra_clause_2}}</w:t>
+      </w:r>
+      <w:commentRangeEnd w:id="79"/>
+      <w:r>
+        <w:rPr>
+          <w:rStyle w:val="CommentReference"/>
+        </w:rPr>
+        <w:commentReference w:id="79"/>
+      </w:r>
+      <w:commentRangeEnd w:id="78"/>
+      <w:r>
+        <w:rPr>
+          <w:rStyle w:val="CommentReference"/>
+        </w:rPr>
+        <w:commentReference w:id="78"/>
+      </w:r>
+      <w:commentRangeEnd w:id="77"/>
+      <w:r>
+        <w:rPr>
+          <w:rStyle w:val="CommentReference"/>
+        </w:rPr>
+        <w:commentReference w:id="77"/>
+      </w:r>
+      <w:commentRangeEnd w:id="76"/>
+      <w:r>
+        <w:rPr>
+          <w:rStyle w:val="CommentReference"/>
+        </w:rPr>
+        <w:commentReference w:id="76"/>
+      </w:r>
+    </w:p>
+    <w:p>
+      <w:pPr>
+        <w:spacing w:after="0"/>
+        <w:ind w:firstLine="708"/>
+        <w:jc w:val="both"/>
+        <w:rPr>
+          <w:sz w:val="24"/>
+          <w:szCs w:val="24"/>
+        </w:rPr>
+      </w:pPr>
+      <w:commentRangeStart w:id="80"/>
+      <w:r>
+        <w:t>{%p endif %}</w:t>
+      </w:r>
+      <w:commentRangeEnd w:id="80"/>
+      <w:r>
+        <w:rPr>
+          <w:rStyle w:val="CommentReference"/>
+        </w:rPr>
+        <w:commentReference w:id="80"/>
+      </w:r>
+    </w:p>
+    <w:p>
+      <w:pPr>
+        <w:spacing w:after="0"/>
+        <w:ind w:firstLine="708"/>
+        <w:jc w:val="both"/>
+        <w:rPr>
+          <w:sz w:val="24"/>
+          <w:szCs w:val="24"/>
+        </w:rPr>
+      </w:pPr>
+      <w:r>
+        <w:rPr>
+          <w:sz w:val="24"/>
+          <w:szCs w:val="24"/>
+        </w:rPr>
+        <w:t xml:space="preserve">11.{{ 9 + (1 if subsidy_extra_clause_1 else 0) + (1 if subsidy_extra_clause_2 else 0) }}. Приложение:</w:t>
       </w:r>
     </w:p>
     <w:p>
@@ -6224,7 +6458,7 @@
                 <w:szCs w:val="24"/>
               </w:rPr>
             </w:pPr>
-            <w:commentRangeStart w:id="73"/>
+            <w:commentRangeStart w:id="85"/>
             <w:r>
               <w:rPr>
                 <w:sz w:val="24"/>
@@ -6232,12 +6466,12 @@
               </w:rPr>
               <w:t xml:space="preserve">Наименование: {{ customer_short_name }} </w:t>
             </w:r>
-            <w:commentRangeEnd w:id="73"/>
+            <w:commentRangeEnd w:id="85"/>
             <w:r>
               <w:rPr>
                 <w:rStyle w:val="CommentReference"/>
               </w:rPr>
-              <w:commentReference w:id="73"/>
+              <w:commentReference w:id="85"/>
             </w:r>
           </w:p>
           <w:p>
@@ -6247,7 +6481,7 @@
                 <w:szCs w:val="24"/>
               </w:rPr>
             </w:pPr>
-            <w:commentRangeStart w:id="74"/>
+            <w:commentRangeStart w:id="86"/>
             <w:r>
               <w:rPr>
                 <w:sz w:val="24"/>
@@ -6255,12 +6489,12 @@
               </w:rPr>
               <w:t xml:space="preserve">Адрес местонахождения: {{ customer_address }}</w:t>
             </w:r>
-            <w:commentRangeEnd w:id="74"/>
+            <w:commentRangeEnd w:id="86"/>
             <w:r>
               <w:rPr>
                 <w:rStyle w:val="CommentReference"/>
               </w:rPr>
-              <w:commentReference w:id="74"/>
+              <w:commentReference w:id="86"/>
             </w:r>
           </w:p>
           <w:p>
@@ -6270,7 +6504,7 @@
                 <w:szCs w:val="24"/>
               </w:rPr>
             </w:pPr>
-            <w:commentRangeStart w:id="75"/>
+            <w:commentRangeStart w:id="87"/>
             <w:r>
               <w:rPr>
                 <w:sz w:val="24"/>
@@ -6278,12 +6512,12 @@
               </w:rPr>
               <w:t xml:space="preserve">Почтовый адрес: {{ customer_address }}</w:t>
             </w:r>
-            <w:commentRangeEnd w:id="75"/>
+            <w:commentRangeEnd w:id="87"/>
             <w:r>
               <w:rPr>
                 <w:rStyle w:val="CommentReference"/>
               </w:rPr>
-              <w:commentReference w:id="75"/>
+              <w:commentReference w:id="87"/>
             </w:r>
           </w:p>
           <w:p>
@@ -6293,8 +6527,8 @@
                 <w:szCs w:val="24"/>
               </w:rPr>
             </w:pPr>
-            <w:commentRangeStart w:id="76"/>
-            <w:commentRangeStart w:id="77"/>
+            <w:commentRangeStart w:id="88"/>
+            <w:commentRangeStart w:id="89"/>
             <w:r>
               <w:rPr>
                 <w:sz w:val="24"/>
@@ -6302,19 +6536,19 @@
               </w:rPr>
               <w:t xml:space="preserve">ИНН/КПП {{ customer_inn }}/{{ customer_kpp }}</w:t>
             </w:r>
-            <w:commentRangeEnd w:id="77"/>
+            <w:commentRangeEnd w:id="89"/>
             <w:r>
               <w:rPr>
                 <w:rStyle w:val="CommentReference"/>
               </w:rPr>
-              <w:commentReference w:id="77"/>
+              <w:commentReference w:id="89"/>
             </w:r>
-            <w:commentRangeEnd w:id="76"/>
+            <w:commentRangeEnd w:id="88"/>
             <w:r>
               <w:rPr>
                 <w:rStyle w:val="CommentReference"/>
               </w:rPr>
-              <w:commentReference w:id="76"/>
+              <w:commentReference w:id="88"/>
             </w:r>
           </w:p>
           <w:p>
@@ -6324,7 +6558,7 @@
                 <w:szCs w:val="24"/>
               </w:rPr>
             </w:pPr>
-            <w:commentRangeStart w:id="78"/>
+            <w:commentRangeStart w:id="90"/>
             <w:r>
               <w:rPr>
                 <w:sz w:val="24"/>
@@ -6332,12 +6566,12 @@
               </w:rPr>
               <w:t xml:space="preserve">ОГРН {{ customer_ogrn }}</w:t>
             </w:r>
-            <w:commentRangeEnd w:id="78"/>
+            <w:commentRangeEnd w:id="90"/>
             <w:r>
               <w:rPr>
                 <w:rStyle w:val="CommentReference"/>
               </w:rPr>
-              <w:commentReference w:id="78"/>
+              <w:commentReference w:id="90"/>
             </w:r>
           </w:p>
           <w:p>
@@ -6362,7 +6596,7 @@
                 <w:szCs w:val="24"/>
               </w:rPr>
             </w:pPr>
-            <w:commentRangeStart w:id="79"/>
+            <w:commentRangeStart w:id="91"/>
             <w:r>
               <w:rPr>
                 <w:sz w:val="24"/>
@@ -6370,12 +6604,12 @@
               </w:rPr>
               <w:t xml:space="preserve">Лицевой счет {{ customer_personal_account }}</w:t>
             </w:r>
-            <w:commentRangeEnd w:id="79"/>
+            <w:commentRangeEnd w:id="91"/>
             <w:r>
               <w:rPr>
                 <w:rStyle w:val="CommentReference"/>
               </w:rPr>
-              <w:commentReference w:id="79"/>
+              <w:commentReference w:id="91"/>
             </w:r>
           </w:p>
           <w:p>
@@ -6385,7 +6619,7 @@
                 <w:szCs w:val="24"/>
               </w:rPr>
             </w:pPr>
-            <w:commentRangeStart w:id="80"/>
+            <w:commentRangeStart w:id="92"/>
             <w:r>
               <w:rPr>
                 <w:sz w:val="24"/>
@@ -6393,12 +6627,12 @@
               </w:rPr>
               <w:t xml:space="preserve">Казначейский счет: {{ customer_settlement_account }}</w:t>
             </w:r>
-            <w:commentRangeEnd w:id="80"/>
+            <w:commentRangeEnd w:id="92"/>
             <w:r>
               <w:rPr>
                 <w:rStyle w:val="CommentReference"/>
               </w:rPr>
-              <w:commentReference w:id="80"/>
+              <w:commentReference w:id="92"/>
             </w:r>
           </w:p>
           <w:p>
@@ -6408,7 +6642,7 @@
                 <w:szCs w:val="24"/>
               </w:rPr>
             </w:pPr>
-            <w:commentRangeStart w:id="81"/>
+            <w:commentRangeStart w:id="93"/>
             <w:r>
               <w:rPr>
                 <w:sz w:val="24"/>
@@ -6416,12 +6650,12 @@
               </w:rPr>
               <w:t xml:space="preserve">{{ customer_bank_name }}</w:t>
             </w:r>
-            <w:commentRangeEnd w:id="81"/>
+            <w:commentRangeEnd w:id="93"/>
             <w:r>
               <w:rPr>
                 <w:rStyle w:val="CommentReference"/>
               </w:rPr>
-              <w:commentReference w:id="81"/>
+              <w:commentReference w:id="93"/>
             </w:r>
           </w:p>
           <w:p>
@@ -6431,7 +6665,7 @@
                 <w:szCs w:val="24"/>
               </w:rPr>
             </w:pPr>
-            <w:commentRangeStart w:id="82"/>
+            <w:commentRangeStart w:id="94"/>
             <w:r>
               <w:rPr>
                 <w:sz w:val="24"/>
@@ -6439,12 +6673,12 @@
               </w:rPr>
               <w:t xml:space="preserve">БИК ТОФК: {{ customer_bik }}</w:t>
             </w:r>
-            <w:commentRangeEnd w:id="82"/>
+            <w:commentRangeEnd w:id="94"/>
             <w:r>
               <w:rPr>
                 <w:rStyle w:val="CommentReference"/>
               </w:rPr>
-              <w:commentReference w:id="82"/>
+              <w:commentReference w:id="94"/>
             </w:r>
           </w:p>
           <w:p>
@@ -6454,7 +6688,7 @@
                 <w:szCs w:val="24"/>
               </w:rPr>
             </w:pPr>
-            <w:commentRangeStart w:id="83"/>
+            <w:commentRangeStart w:id="95"/>
             <w:r>
               <w:rPr>
                 <w:sz w:val="24"/>
@@ -6462,12 +6696,12 @@
               </w:rPr>
               <w:t xml:space="preserve">Единый казначейский счет: {{ customer_correspondent_account }}</w:t>
             </w:r>
-            <w:commentRangeEnd w:id="83"/>
+            <w:commentRangeEnd w:id="95"/>
             <w:r>
               <w:rPr>
                 <w:rStyle w:val="CommentReference"/>
               </w:rPr>
-              <w:commentReference w:id="83"/>
+              <w:commentReference w:id="95"/>
             </w:r>
           </w:p>
           <w:p>
@@ -6477,7 +6711,7 @@
                 <w:szCs w:val="24"/>
               </w:rPr>
             </w:pPr>
-            <w:commentRangeStart w:id="84"/>
+            <w:commentRangeStart w:id="96"/>
             <w:r>
               <w:rPr>
                 <w:sz w:val="24"/>
@@ -6485,12 +6719,12 @@
               </w:rPr>
               <w:t xml:space="preserve">ОКПО __________</w:t>
             </w:r>
-            <w:commentRangeEnd w:id="84"/>
+            <w:commentRangeEnd w:id="96"/>
             <w:r>
               <w:rPr>
                 <w:rStyle w:val="CommentReference"/>
               </w:rPr>
-              <w:commentReference w:id="84"/>
+              <w:commentReference w:id="96"/>
             </w:r>
           </w:p>
           <w:p>
@@ -6500,7 +6734,7 @@
                 <w:szCs w:val="24"/>
               </w:rPr>
             </w:pPr>
-            <w:commentRangeStart w:id="85"/>
+            <w:commentRangeStart w:id="97"/>
             <w:r>
               <w:rPr>
                 <w:sz w:val="24"/>
@@ -6508,12 +6742,12 @@
               </w:rPr>
               <w:t xml:space="preserve">Тел.: {{ customer_phone }}</w:t>
             </w:r>
-            <w:commentRangeEnd w:id="85"/>
+            <w:commentRangeEnd w:id="97"/>
             <w:r>
               <w:rPr>
                 <w:rStyle w:val="CommentReference"/>
               </w:rPr>
-              <w:commentReference w:id="85"/>
+              <w:commentReference w:id="97"/>
             </w:r>
           </w:p>
           <w:p>
@@ -6523,7 +6757,7 @@
                 <w:szCs w:val="24"/>
               </w:rPr>
             </w:pPr>
-            <w:commentRangeStart w:id="86"/>
+            <w:commentRangeStart w:id="98"/>
             <w:r>
               <w:rPr>
                 <w:sz w:val="24"/>
@@ -6531,12 +6765,12 @@
               </w:rPr>
               <w:t xml:space="preserve">Эл.почта: {{ contractor_email }}</w:t>
             </w:r>
-            <w:commentRangeEnd w:id="86"/>
+            <w:commentRangeEnd w:id="98"/>
             <w:r>
               <w:rPr>
                 <w:rStyle w:val="CommentReference"/>
               </w:rPr>
-              <w:commentReference w:id="86"/>
+              <w:commentReference w:id="98"/>
             </w:r>
           </w:p>
           <w:p>
@@ -6554,7 +6788,7 @@
                 <w:szCs w:val="24"/>
               </w:rPr>
             </w:pPr>
-            <w:commentRangeStart w:id="87"/>
+            <w:commentRangeStart w:id="99"/>
             <w:r>
               <w:rPr>
                 <w:sz w:val="24"/>
@@ -6562,12 +6796,12 @@
               </w:rPr>
               <w:t xml:space="preserve">{{ customer_signatory_position }}</w:t>
             </w:r>
-            <w:commentRangeEnd w:id="87"/>
+            <w:commentRangeEnd w:id="99"/>
             <w:r>
               <w:rPr>
                 <w:rStyle w:val="CommentReference"/>
               </w:rPr>
-              <w:commentReference w:id="87"/>
+              <w:commentReference w:id="99"/>
             </w:r>
           </w:p>
           <w:p>
@@ -6585,7 +6819,7 @@
                 <w:szCs w:val="24"/>
               </w:rPr>
             </w:pPr>
-            <w:commentRangeStart w:id="88"/>
+            <w:commentRangeStart w:id="100"/>
             <w:r>
               <w:rPr>
                 <w:sz w:val="24"/>
@@ -6593,12 +6827,12 @@
               </w:rPr>
               <w:t xml:space="preserve">_________________ / {{ customer_signatory_name_initials }}</w:t>
             </w:r>
-            <w:commentRangeEnd w:id="88"/>
+            <w:commentRangeEnd w:id="100"/>
             <w:r>
               <w:rPr>
                 <w:rStyle w:val="CommentReference"/>
               </w:rPr>
-              <w:commentReference w:id="88"/>
+              <w:commentReference w:id="100"/>
             </w:r>
           </w:p>
           <w:p>
@@ -6647,7 +6881,7 @@
                 <w:szCs w:val="24"/>
               </w:rPr>
             </w:pPr>
-            <w:commentRangeStart w:id="89"/>
+            <w:commentRangeStart w:id="101"/>
             <w:r>
               <w:rPr>
                 <w:sz w:val="24"/>
@@ -6655,12 +6889,12 @@
               </w:rPr>
               <w:t xml:space="preserve">Наименование: {{ contractor_full_name }}</w:t>
             </w:r>
-            <w:commentRangeEnd w:id="89"/>
+            <w:commentRangeEnd w:id="101"/>
             <w:r>
               <w:rPr>
                 <w:rStyle w:val="CommentReference"/>
               </w:rPr>
-              <w:commentReference w:id="89"/>
+              <w:commentReference w:id="101"/>
             </w:r>
           </w:p>
           <w:p>
@@ -6670,7 +6904,7 @@
                 <w:szCs w:val="24"/>
               </w:rPr>
             </w:pPr>
-            <w:commentRangeStart w:id="90"/>
+            <w:commentRangeStart w:id="102"/>
             <w:r>
               <w:rPr>
                 <w:sz w:val="24"/>
@@ -6678,12 +6912,12 @@
               </w:rPr>
               <w:t xml:space="preserve">Адрес местонахождения: {{ contractor_address }}</w:t>
             </w:r>
-            <w:commentRangeEnd w:id="90"/>
+            <w:commentRangeEnd w:id="102"/>
             <w:r>
               <w:rPr>
                 <w:rStyle w:val="CommentReference"/>
               </w:rPr>
-              <w:commentReference w:id="90"/>
+              <w:commentReference w:id="102"/>
             </w:r>
           </w:p>
           <w:p>
@@ -6693,7 +6927,7 @@
                 <w:szCs w:val="24"/>
               </w:rPr>
             </w:pPr>
-            <w:commentRangeStart w:id="91"/>
+            <w:commentRangeStart w:id="103"/>
             <w:r>
               <w:rPr>
                 <w:sz w:val="24"/>
@@ -6701,12 +6935,12 @@
               </w:rPr>
               <w:t xml:space="preserve">Почтовый адрес: {{ contractor_postal_address }}</w:t>
             </w:r>
-            <w:commentRangeEnd w:id="91"/>
+            <w:commentRangeEnd w:id="103"/>
             <w:r>
               <w:rPr>
                 <w:rStyle w:val="CommentReference"/>
               </w:rPr>
-              <w:commentReference w:id="91"/>
+              <w:commentReference w:id="103"/>
             </w:r>
           </w:p>
           <w:p>
@@ -6719,16 +6953,16 @@
                 <w:highlight w:val="yellow"/>
               </w:rPr>
             </w:pPr>
-            <w:commentRangeStart w:id="92"/>
+            <w:commentRangeStart w:id="104"/>
             <w:r>
               <w:t>{%p if contractor_org_type != 'ИП' %}</w:t>
             </w:r>
-            <w:commentRangeEnd w:id="92"/>
+            <w:commentRangeEnd w:id="104"/>
             <w:r>
               <w:rPr>
                 <w:rStyle w:val="CommentReference"/>
               </w:rPr>
-              <w:commentReference w:id="92"/>
+              <w:commentReference w:id="104"/>
             </w:r>
           </w:p>
           <w:p>
@@ -6741,8 +6975,8 @@
                 <w:highlight w:val="yellow"/>
               </w:rPr>
             </w:pPr>
-            <w:commentRangeStart w:id="93"/>
-            <w:commentRangeStart w:id="94"/>
+            <w:commentRangeStart w:id="105"/>
+            <w:commentRangeStart w:id="106"/>
             <w:r>
               <w:rPr>
                 <w:i/>
@@ -6753,19 +6987,19 @@
               </w:rPr>
               <w:t xml:space="preserve">ИНН/КПП {{ contractor_inn or '__________' }}/{{ contractor_kpp or '__________' }}</w:t>
             </w:r>
-            <w:commentRangeEnd w:id="94"/>
+            <w:commentRangeEnd w:id="106"/>
             <w:r>
               <w:rPr>
                 <w:rStyle w:val="CommentReference"/>
               </w:rPr>
-              <w:commentReference w:id="94"/>
+              <w:commentReference w:id="106"/>
             </w:r>
-            <w:commentRangeEnd w:id="93"/>
+            <w:commentRangeEnd w:id="105"/>
             <w:r>
               <w:rPr>
                 <w:rStyle w:val="CommentReference"/>
               </w:rPr>
-              <w:commentReference w:id="93"/>
+              <w:commentReference w:id="105"/>
             </w:r>
           </w:p>
           <w:p>
@@ -6777,7 +7011,7 @@
                 <w:szCs w:val="24"/>
               </w:rPr>
             </w:pPr>
-            <w:commentRangeStart w:id="95"/>
+            <w:commentRangeStart w:id="107"/>
             <w:r>
               <w:rPr>
                 <w:i/>
@@ -6788,12 +7022,12 @@
               </w:rPr>
               <w:t xml:space="preserve">ОГРН {{ contractor_ogrn or '__________' }}</w:t>
             </w:r>
-            <w:commentRangeEnd w:id="95"/>
+            <w:commentRangeEnd w:id="107"/>
             <w:r>
               <w:rPr>
                 <w:rStyle w:val="CommentReference"/>
               </w:rPr>
-              <w:commentReference w:id="95"/>
+              <w:commentReference w:id="107"/>
             </w:r>
           </w:p>
           <w:p>
@@ -6805,16 +7039,16 @@
                 <w:szCs w:val="24"/>
               </w:rPr>
             </w:pPr>
-            <w:commentRangeStart w:id="96"/>
+            <w:commentRangeStart w:id="108"/>
             <w:r>
               <w:t>{%p else %}</w:t>
             </w:r>
-            <w:commentRangeEnd w:id="96"/>
+            <w:commentRangeEnd w:id="108"/>
             <w:r>
               <w:rPr>
                 <w:rStyle w:val="CommentReference"/>
               </w:rPr>
-              <w:commentReference w:id="96"/>
+              <w:commentReference w:id="108"/>
             </w:r>
           </w:p>
           <w:p>
@@ -6837,7 +7071,7 @@
                 <w:highlight w:val="yellow"/>
               </w:rPr>
             </w:pPr>
-            <w:commentRangeStart w:id="97"/>
+            <w:commentRangeStart w:id="109"/>
             <w:r>
               <w:rPr>
                 <w:i/>
@@ -6848,12 +7082,12 @@
               </w:rPr>
               <w:t xml:space="preserve">ИНН {{ contractor_inn or '__________' }}</w:t>
             </w:r>
-            <w:commentRangeEnd w:id="97"/>
+            <w:commentRangeEnd w:id="109"/>
             <w:r>
               <w:rPr>
                 <w:rStyle w:val="CommentReference"/>
               </w:rPr>
-              <w:commentReference w:id="97"/>
+              <w:commentReference w:id="109"/>
             </w:r>
           </w:p>
           <w:p>
@@ -6865,7 +7099,7 @@
                 <w:szCs w:val="24"/>
               </w:rPr>
             </w:pPr>
-            <w:commentRangeStart w:id="98"/>
+            <w:commentRangeStart w:id="110"/>
             <w:r>
               <w:rPr>
                 <w:i/>
@@ -6876,12 +7110,12 @@
               </w:rPr>
               <w:t xml:space="preserve">ОГРНИП {{ contractor_ogrnip or '__________' }}</w:t>
             </w:r>
-            <w:commentRangeEnd w:id="98"/>
+            <w:commentRangeEnd w:id="110"/>
             <w:r>
               <w:rPr>
                 <w:rStyle w:val="CommentReference"/>
               </w:rPr>
-              <w:commentReference w:id="98"/>
+              <w:commentReference w:id="110"/>
             </w:r>
           </w:p>
           <w:p>
@@ -6893,16 +7127,16 @@
                 <w:szCs w:val="24"/>
               </w:rPr>
             </w:pPr>
-            <w:commentRangeStart w:id="99"/>
+            <w:commentRangeStart w:id="111"/>
             <w:r>
               <w:t>{%p endif %}</w:t>
             </w:r>
-            <w:commentRangeEnd w:id="99"/>
+            <w:commentRangeEnd w:id="111"/>
             <w:r>
               <w:rPr>
                 <w:rStyle w:val="CommentReference"/>
               </w:rPr>
-              <w:commentReference w:id="99"/>
+              <w:commentReference w:id="111"/>
             </w:r>
           </w:p>
           <w:p>
@@ -6935,7 +7169,7 @@
                 <w:szCs w:val="24"/>
               </w:rPr>
             </w:pPr>
-            <w:commentRangeStart w:id="100"/>
+            <w:commentRangeStart w:id="112"/>
             <w:r>
               <w:rPr>
                 <w:sz w:val="24"/>
@@ -6943,12 +7177,12 @@
               </w:rPr>
               <w:t xml:space="preserve">р/с: {{ contractor_settlement_account or '__________' }}</w:t>
             </w:r>
-            <w:commentRangeEnd w:id="100"/>
+            <w:commentRangeEnd w:id="112"/>
             <w:r>
               <w:rPr>
                 <w:rStyle w:val="CommentReference"/>
               </w:rPr>
-              <w:commentReference w:id="100"/>
+              <w:commentReference w:id="112"/>
             </w:r>
           </w:p>
           <w:p>
@@ -6958,7 +7192,7 @@
                 <w:szCs w:val="24"/>
               </w:rPr>
             </w:pPr>
-            <w:commentRangeStart w:id="101"/>
+            <w:commentRangeStart w:id="113"/>
             <w:r>
               <w:rPr>
                 <w:sz w:val="24"/>
@@ -6966,12 +7200,12 @@
               </w:rPr>
               <w:t xml:space="preserve">в {{ contractor_bank_name or '__________' }}</w:t>
             </w:r>
-            <w:commentRangeEnd w:id="101"/>
+            <w:commentRangeEnd w:id="113"/>
             <w:r>
               <w:rPr>
                 <w:rStyle w:val="CommentReference"/>
               </w:rPr>
-              <w:commentReference w:id="101"/>
+              <w:commentReference w:id="113"/>
             </w:r>
           </w:p>
           <w:p>
@@ -6981,7 +7215,7 @@
                 <w:szCs w:val="24"/>
               </w:rPr>
             </w:pPr>
-            <w:commentRangeStart w:id="102"/>
+            <w:commentRangeStart w:id="114"/>
             <w:r>
               <w:rPr>
                 <w:sz w:val="24"/>
@@ -6989,12 +7223,12 @@
               </w:rPr>
               <w:t xml:space="preserve">БИК: {{ contractor_bik or '__________' }}</w:t>
             </w:r>
-            <w:commentRangeEnd w:id="102"/>
+            <w:commentRangeEnd w:id="114"/>
             <w:r>
               <w:rPr>
                 <w:rStyle w:val="CommentReference"/>
               </w:rPr>
-              <w:commentReference w:id="102"/>
+              <w:commentReference w:id="114"/>
             </w:r>
           </w:p>
           <w:p>
@@ -7004,7 +7238,7 @@
                 <w:szCs w:val="24"/>
               </w:rPr>
             </w:pPr>
-            <w:commentRangeStart w:id="103"/>
+            <w:commentRangeStart w:id="115"/>
             <w:r>
               <w:rPr>
                 <w:sz w:val="24"/>
@@ -7012,12 +7246,12 @@
               </w:rPr>
               <w:t xml:space="preserve">к/с: {{ contractor_correspondent_account or '__________' }}</w:t>
             </w:r>
-            <w:commentRangeEnd w:id="103"/>
+            <w:commentRangeEnd w:id="115"/>
             <w:r>
               <w:rPr>
                 <w:rStyle w:val="CommentReference"/>
               </w:rPr>
-              <w:commentReference w:id="103"/>
+              <w:commentReference w:id="115"/>
             </w:r>
           </w:p>
           <w:p>
@@ -7027,7 +7261,7 @@
                 <w:szCs w:val="24"/>
               </w:rPr>
             </w:pPr>
-            <w:commentRangeStart w:id="104"/>
+            <w:commentRangeStart w:id="116"/>
             <w:r>
               <w:rPr>
                 <w:sz w:val="24"/>
@@ -7035,12 +7269,12 @@
               </w:rPr>
               <w:t xml:space="preserve">Тел.: {{ contractor_phone }}</w:t>
             </w:r>
-            <w:commentRangeEnd w:id="104"/>
+            <w:commentRangeEnd w:id="116"/>
             <w:r>
               <w:rPr>
                 <w:rStyle w:val="CommentReference"/>
               </w:rPr>
-              <w:commentReference w:id="104"/>
+              <w:commentReference w:id="116"/>
             </w:r>
           </w:p>
           <w:p>
@@ -7050,7 +7284,7 @@
                 <w:szCs w:val="24"/>
               </w:rPr>
             </w:pPr>
-            <w:commentRangeStart w:id="105"/>
+            <w:commentRangeStart w:id="117"/>
             <w:r>
               <w:rPr>
                 <w:sz w:val="24"/>
@@ -7058,12 +7292,12 @@
               </w:rPr>
               <w:t xml:space="preserve">Эл.почта: {{ contractor_email }}</w:t>
             </w:r>
-            <w:commentRangeEnd w:id="105"/>
+            <w:commentRangeEnd w:id="117"/>
             <w:r>
               <w:rPr>
                 <w:rStyle w:val="CommentReference"/>
               </w:rPr>
-              <w:commentReference w:id="105"/>
+              <w:commentReference w:id="117"/>
             </w:r>
           </w:p>
           <w:p>
@@ -7109,7 +7343,7 @@
                 <w:szCs w:val="24"/>
               </w:rPr>
             </w:pPr>
-            <w:commentRangeStart w:id="106"/>
+            <w:commentRangeStart w:id="118"/>
             <w:r>
               <w:rPr>
                 <w:sz w:val="24"/>
@@ -7117,12 +7351,12 @@
               </w:rPr>
               <w:t xml:space="preserve">____________________ / {{ contractor_signatory_initials }}</w:t>
             </w:r>
-            <w:commentRangeEnd w:id="106"/>
+            <w:commentRangeEnd w:id="118"/>
             <w:r>
               <w:rPr>
                 <w:rStyle w:val="CommentReference"/>
               </w:rPr>
-              <w:commentReference w:id="106"/>
+              <w:commentReference w:id="118"/>
             </w:r>
           </w:p>
           <w:p>
@@ -7332,10 +7566,10 @@
           <w:szCs w:val="24"/>
         </w:rPr>
       </w:pPr>
-      <w:commentRangeStart w:id="69"/>
-      <w:commentRangeStart w:id="70"/>
-      <w:commentRangeStart w:id="71"/>
-      <w:commentRangeStart w:id="72"/>
+      <w:commentRangeStart w:id="81"/>
+      <w:commentRangeStart w:id="82"/>
+      <w:commentRangeStart w:id="83"/>
+      <w:commentRangeStart w:id="84"/>
       <w:r>
         <w:rPr>
           <w:sz w:val="24"/>
@@ -7343,33 +7577,33 @@
         </w:rPr>
         <w:t xml:space="preserve">к Договору поставки № {{ contract_number }} от «{{ contract_date_day }}» {{ contract_date_month }} {{ contract_date_year }} г.</w:t>
       </w:r>
-      <w:commentRangeEnd w:id="72"/>
-      <w:r>
-        <w:rPr>
-          <w:rStyle w:val="CommentReference"/>
-        </w:rPr>
-        <w:commentReference w:id="72"/>
-      </w:r>
-      <w:commentRangeEnd w:id="71"/>
-      <w:r>
-        <w:rPr>
-          <w:rStyle w:val="CommentReference"/>
-        </w:rPr>
-        <w:commentReference w:id="71"/>
-      </w:r>
-      <w:commentRangeEnd w:id="70"/>
-      <w:r>
-        <w:rPr>
-          <w:rStyle w:val="CommentReference"/>
-        </w:rPr>
-        <w:commentReference w:id="70"/>
-      </w:r>
-      <w:commentRangeEnd w:id="69"/>
-      <w:r>
-        <w:rPr>
-          <w:rStyle w:val="CommentReference"/>
-        </w:rPr>
-        <w:commentReference w:id="69"/>
+      <w:commentRangeEnd w:id="84"/>
+      <w:r>
+        <w:rPr>
+          <w:rStyle w:val="CommentReference"/>
+        </w:rPr>
+        <w:commentReference w:id="84"/>
+      </w:r>
+      <w:commentRangeEnd w:id="83"/>
+      <w:r>
+        <w:rPr>
+          <w:rStyle w:val="CommentReference"/>
+        </w:rPr>
+        <w:commentReference w:id="83"/>
+      </w:r>
+      <w:commentRangeEnd w:id="82"/>
+      <w:r>
+        <w:rPr>
+          <w:rStyle w:val="CommentReference"/>
+        </w:rPr>
+        <w:commentReference w:id="82"/>
+      </w:r>
+      <w:commentRangeEnd w:id="81"/>
+      <w:r>
+        <w:rPr>
+          <w:rStyle w:val="CommentReference"/>
+        </w:rPr>
+        <w:commentReference w:id="81"/>
       </w:r>
     </w:p>
     <w:p>
@@ -7646,7 +7880,7 @@
                 <w:szCs w:val="24"/>
               </w:rPr>
             </w:pPr>
-            <w:commentRangeStart w:id="107"/>
+            <w:commentRangeStart w:id="119"/>
             <w:r>
               <w:rPr>
                 <w:sz w:val="24"/>
@@ -7654,12 +7888,12 @@
               </w:rPr>
               <w:t xml:space="preserve">{{ customer_short_name }}</w:t>
             </w:r>
-            <w:commentRangeEnd w:id="107"/>
+            <w:commentRangeEnd w:id="119"/>
             <w:r>
               <w:rPr>
                 <w:rStyle w:val="CommentReference"/>
               </w:rPr>
-              <w:commentReference w:id="107"/>
+              <w:commentReference w:id="119"/>
             </w:r>
           </w:p>
           <w:p>
@@ -7677,7 +7911,7 @@
                 <w:szCs w:val="24"/>
               </w:rPr>
             </w:pPr>
-            <w:commentRangeStart w:id="108"/>
+            <w:commentRangeStart w:id="120"/>
             <w:r>
               <w:rPr>
                 <w:sz w:val="24"/>
@@ -7685,12 +7919,12 @@
               </w:rPr>
               <w:t xml:space="preserve">{{ customer_signatory_position }}</w:t>
             </w:r>
-            <w:commentRangeEnd w:id="108"/>
+            <w:commentRangeEnd w:id="120"/>
             <w:r>
               <w:rPr>
                 <w:rStyle w:val="CommentReference"/>
               </w:rPr>
-              <w:commentReference w:id="108"/>
+              <w:commentReference w:id="120"/>
             </w:r>
           </w:p>
           <w:p>
@@ -7716,7 +7950,7 @@
                 <w:szCs w:val="24"/>
               </w:rPr>
             </w:pPr>
-            <w:commentRangeStart w:id="109"/>
+            <w:commentRangeStart w:id="121"/>
             <w:r>
               <w:rPr>
                 <w:sz w:val="24"/>
@@ -7724,12 +7958,12 @@
               </w:rPr>
               <w:t xml:space="preserve">_________________ / {{ customer_signatory_name_initials }}</w:t>
             </w:r>
-            <w:commentRangeEnd w:id="109"/>
+            <w:commentRangeEnd w:id="121"/>
             <w:r>
               <w:rPr>
                 <w:rStyle w:val="CommentReference"/>
               </w:rPr>
-              <w:commentReference w:id="109"/>
+              <w:commentReference w:id="121"/>
             </w:r>
           </w:p>
           <w:p>
@@ -7774,7 +8008,7 @@
                 <w:szCs w:val="24"/>
               </w:rPr>
             </w:pPr>
-            <w:commentRangeStart w:id="110"/>
+            <w:commentRangeStart w:id="122"/>
             <w:r>
               <w:rPr>
                 <w:sz w:val="24"/>
@@ -7782,12 +8016,12 @@
               </w:rPr>
               <w:t xml:space="preserve">Наименование {{ contractor_full_name }}</w:t>
             </w:r>
-            <w:commentRangeEnd w:id="110"/>
+            <w:commentRangeEnd w:id="122"/>
             <w:r>
               <w:rPr>
                 <w:rStyle w:val="CommentReference"/>
               </w:rPr>
-              <w:commentReference w:id="110"/>
+              <w:commentReference w:id="122"/>
             </w:r>
           </w:p>
           <w:p>
@@ -7841,7 +8075,7 @@
                 <w:szCs w:val="24"/>
               </w:rPr>
             </w:pPr>
-            <w:commentRangeStart w:id="111"/>
+            <w:commentRangeStart w:id="123"/>
             <w:r>
               <w:rPr>
                 <w:sz w:val="24"/>
@@ -7849,12 +8083,12 @@
               </w:rPr>
               <w:t xml:space="preserve">_________________ / {{ contractor_signatory_initials }}</w:t>
             </w:r>
-            <w:commentRangeEnd w:id="111"/>
+            <w:commentRangeEnd w:id="123"/>
             <w:r>
               <w:rPr>
                 <w:rStyle w:val="CommentReference"/>
               </w:rPr>
-              <w:commentReference w:id="111"/>
+              <w:commentReference w:id="123"/>
             </w:r>
           </w:p>
           <w:p>
@@ -8325,11 +8559,59 @@
         <w:annotationRef/>
       </w:r>
       <w:r>
+        <w:t>Печатается, если в карточке субсидии заполнен текст соглашения. Пустое поле — пункта не будет</w:t>
+      </w:r>
+    </w:p>
+  </w:comment>
+  <w:comment w:id="22" w:author="Подсказка" w:initials="П" w:date="2026-01-01T00:00:00Z">
+    <w:p>
+      <w:pPr>
+        <w:pStyle w:val="CommentText"/>
+      </w:pPr>
+      <w:r>
+        <w:rPr>
+          <w:rStyle w:val="CommentReference"/>
+        </w:rPr>
+        <w:annotationRef/>
+      </w:r>
+      <w:r>
+        <w:t>Большой текст соглашения. Пример: (многострочный текст)</w:t>
+      </w:r>
+    </w:p>
+  </w:comment>
+  <w:comment w:id="23" w:author="Подсказка" w:initials="П" w:date="2026-01-01T00:00:00Z">
+    <w:p>
+      <w:pPr>
+        <w:pStyle w:val="CommentText"/>
+      </w:pPr>
+      <w:r>
+        <w:rPr>
+          <w:rStyle w:val="CommentReference"/>
+        </w:rPr>
+        <w:annotationRef/>
+      </w:r>
+      <w:r>
+        <w:t>Конец условия</w:t>
+      </w:r>
+    </w:p>
+  </w:comment>
+  <w:comment w:id="24" w:author="Подсказка" w:initials="П" w:date="2026-01-01T00:00:00Z">
+    <w:p>
+      <w:pPr>
+        <w:pStyle w:val="CommentText"/>
+      </w:pPr>
+      <w:r>
+        <w:rPr>
+          <w:rStyle w:val="CommentReference"/>
+        </w:rPr>
+        <w:annotationRef/>
+      </w:r>
+      <w:r>
         <w:t>Цена без валюты. Пример: 130 000,00</w:t>
       </w:r>
     </w:p>
   </w:comment>
-  <w:comment w:id="22" w:author="Подсказка" w:initials="П" w:date="2026-01-01T00:00:00Z">
+  <w:comment w:id="25" w:author="Подсказка" w:initials="П" w:date="2026-01-01T00:00:00Z">
     <w:p>
       <w:pPr>
         <w:pStyle w:val="CommentText"/>
@@ -8345,7 +8627,7 @@
       </w:r>
     </w:p>
   </w:comment>
-  <w:comment w:id="23" w:author="Подсказка" w:initials="П" w:date="2026-01-01T00:00:00Z">
+  <w:comment w:id="26" w:author="Подсказка" w:initials="П" w:date="2026-01-01T00:00:00Z">
     <w:p>
       <w:pPr>
         <w:pStyle w:val="CommentText"/>
@@ -8361,7 +8643,7 @@
       </w:r>
     </w:p>
   </w:comment>
-  <w:comment w:id="24" w:author="Подсказка" w:initials="П" w:date="2026-01-01T00:00:00Z">
+  <w:comment w:id="27" w:author="Подсказка" w:initials="П" w:date="2026-01-01T00:00:00Z">
     <w:p>
       <w:pPr>
         <w:pStyle w:val="CommentText"/>
@@ -8377,7 +8659,7 @@
       </w:r>
     </w:p>
   </w:comment>
-  <w:comment w:id="25" w:author="Подсказка" w:initials="П" w:date="2026-01-01T00:00:00Z">
+  <w:comment w:id="28" w:author="Подсказка" w:initials="П" w:date="2026-01-01T00:00:00Z">
     <w:p>
       <w:pPr>
         <w:pStyle w:val="CommentText"/>
@@ -8393,7 +8675,7 @@
       </w:r>
     </w:p>
   </w:comment>
-  <w:comment w:id="26" w:author="Подсказка" w:initials="П" w:date="2026-01-01T00:00:00Z">
+  <w:comment w:id="29" w:author="Подсказка" w:initials="П" w:date="2026-01-01T00:00:00Z">
     <w:p>
       <w:pPr>
         <w:pStyle w:val="CommentText"/>
@@ -8409,7 +8691,7 @@
       </w:r>
     </w:p>
   </w:comment>
-  <w:comment w:id="27" w:author="Подсказка" w:initials="П" w:date="2026-01-01T00:00:00Z">
+  <w:comment w:id="30" w:author="Подсказка" w:initials="П" w:date="2026-01-01T00:00:00Z">
     <w:p>
       <w:pPr>
         <w:pStyle w:val="CommentText"/>
@@ -8425,7 +8707,7 @@
       </w:r>
     </w:p>
   </w:comment>
-  <w:comment w:id="28" w:author="Подсказка" w:initials="П" w:date="2026-01-01T00:00:00Z">
+  <w:comment w:id="31" w:author="Подсказка" w:initials="П" w:date="2026-01-01T00:00:00Z">
     <w:p>
       <w:pPr>
         <w:pStyle w:val="CommentText"/>
@@ -8441,7 +8723,7 @@
       </w:r>
     </w:p>
   </w:comment>
-  <w:comment w:id="29" w:author="Подсказка" w:initials="П" w:date="2026-01-01T00:00:00Z">
+  <w:comment w:id="32" w:author="Подсказка" w:initials="П" w:date="2026-01-01T00:00:00Z">
     <w:p>
       <w:pPr>
         <w:pStyle w:val="CommentText"/>
@@ -8457,7 +8739,7 @@
       </w:r>
     </w:p>
   </w:comment>
-  <w:comment w:id="30" w:author="Подсказка" w:initials="П" w:date="2026-01-01T00:00:00Z">
+  <w:comment w:id="33" w:author="Подсказка" w:initials="П" w:date="2026-01-01T00:00:00Z">
     <w:p>
       <w:pPr>
         <w:pStyle w:val="CommentText"/>
@@ -8473,7 +8755,7 @@
       </w:r>
     </w:p>
   </w:comment>
-  <w:comment w:id="31" w:author="Подсказка" w:initials="П" w:date="2026-01-01T00:00:00Z">
+  <w:comment w:id="34" w:author="Подсказка" w:initials="П" w:date="2026-01-01T00:00:00Z">
     <w:p>
       <w:pPr>
         <w:pStyle w:val="CommentText"/>
@@ -8489,7 +8771,7 @@
       </w:r>
     </w:p>
   </w:comment>
-  <w:comment w:id="32" w:author="Подсказка" w:initials="П" w:date="2026-01-01T00:00:00Z">
+  <w:comment w:id="35" w:author="Подсказка" w:initials="П" w:date="2026-01-01T00:00:00Z">
     <w:p>
       <w:pPr>
         <w:pStyle w:val="CommentText"/>
@@ -8505,7 +8787,7 @@
       </w:r>
     </w:p>
   </w:comment>
-  <w:comment w:id="33" w:author="Подсказка" w:initials="П" w:date="2026-01-01T00:00:00Z">
+  <w:comment w:id="36" w:author="Подсказка" w:initials="П" w:date="2026-01-01T00:00:00Z">
     <w:p>
       <w:pPr>
         <w:pStyle w:val="CommentText"/>
@@ -8521,7 +8803,7 @@
       </w:r>
     </w:p>
   </w:comment>
-  <w:comment w:id="34" w:author="Подсказка" w:initials="П" w:date="2026-01-01T00:00:00Z">
+  <w:comment w:id="37" w:author="Подсказка" w:initials="П" w:date="2026-01-01T00:00:00Z">
     <w:p>
       <w:pPr>
         <w:pStyle w:val="CommentText"/>
@@ -8537,7 +8819,7 @@
       </w:r>
     </w:p>
   </w:comment>
-  <w:comment w:id="35" w:author="Подсказка" w:initials="П" w:date="2026-01-01T00:00:00Z">
+  <w:comment w:id="38" w:author="Подсказка" w:initials="П" w:date="2026-01-01T00:00:00Z">
     <w:p>
       <w:pPr>
         <w:pStyle w:val="CommentText"/>
@@ -8553,7 +8835,7 @@
       </w:r>
     </w:p>
   </w:comment>
-  <w:comment w:id="36" w:author="Подсказка" w:initials="П" w:date="2026-01-01T00:00:00Z">
+  <w:comment w:id="39" w:author="Подсказка" w:initials="П" w:date="2026-01-01T00:00:00Z">
     <w:p>
       <w:pPr>
         <w:pStyle w:val="CommentText"/>
@@ -8569,7 +8851,7 @@
       </w:r>
     </w:p>
   </w:comment>
-  <w:comment w:id="37" w:author="Подсказка" w:initials="П" w:date="2026-01-01T00:00:00Z">
+  <w:comment w:id="40" w:author="Подсказка" w:initials="П" w:date="2026-01-01T00:00:00Z">
     <w:p>
       <w:pPr>
         <w:pStyle w:val="CommentText"/>
@@ -8585,7 +8867,7 @@
       </w:r>
     </w:p>
   </w:comment>
-  <w:comment w:id="38" w:author="Подсказка" w:initials="П" w:date="2026-01-01T00:00:00Z">
+  <w:comment w:id="41" w:author="Подсказка" w:initials="П" w:date="2026-01-01T00:00:00Z">
     <w:p>
       <w:pPr>
         <w:pStyle w:val="CommentText"/>
@@ -8601,7 +8883,7 @@
       </w:r>
     </w:p>
   </w:comment>
-  <w:comment w:id="39" w:author="Подсказка" w:initials="П" w:date="2026-01-01T00:00:00Z">
+  <w:comment w:id="42" w:author="Подсказка" w:initials="П" w:date="2026-01-01T00:00:00Z">
     <w:p>
       <w:pPr>
         <w:pStyle w:val="CommentText"/>
@@ -8617,7 +8899,7 @@
       </w:r>
     </w:p>
   </w:comment>
-  <w:comment w:id="40" w:author="Подсказка" w:initials="П" w:date="2026-01-01T00:00:00Z">
+  <w:comment w:id="43" w:author="Подсказка" w:initials="П" w:date="2026-01-01T00:00:00Z">
     <w:p>
       <w:pPr>
         <w:pStyle w:val="CommentText"/>
@@ -8633,7 +8915,7 @@
       </w:r>
     </w:p>
   </w:comment>
-  <w:comment w:id="41" w:author="Подсказка" w:initials="П" w:date="2026-01-01T00:00:00Z">
+  <w:comment w:id="44" w:author="Подсказка" w:initials="П" w:date="2026-01-01T00:00:00Z">
     <w:p>
       <w:pPr>
         <w:pStyle w:val="CommentText"/>
@@ -8649,7 +8931,7 @@
       </w:r>
     </w:p>
   </w:comment>
-  <w:comment w:id="42" w:author="Подсказка" w:initials="П" w:date="2026-01-01T00:00:00Z">
+  <w:comment w:id="45" w:author="Подсказка" w:initials="П" w:date="2026-01-01T00:00:00Z">
     <w:p>
       <w:pPr>
         <w:pStyle w:val="CommentText"/>
@@ -8665,7 +8947,7 @@
       </w:r>
     </w:p>
   </w:comment>
-  <w:comment w:id="43" w:author="Подсказка" w:initials="П" w:date="2026-01-01T00:00:00Z">
+  <w:comment w:id="46" w:author="Подсказка" w:initials="П" w:date="2026-01-01T00:00:00Z">
     <w:p>
       <w:pPr>
         <w:pStyle w:val="CommentText"/>
@@ -8681,7 +8963,7 @@
       </w:r>
     </w:p>
   </w:comment>
-  <w:comment w:id="44" w:author="Подсказка" w:initials="П" w:date="2026-01-01T00:00:00Z">
+  <w:comment w:id="47" w:author="Подсказка" w:initials="П" w:date="2026-01-01T00:00:00Z">
     <w:p>
       <w:pPr>
         <w:pStyle w:val="CommentText"/>
@@ -8697,7 +8979,7 @@
       </w:r>
     </w:p>
   </w:comment>
-  <w:comment w:id="45" w:author="Подсказка" w:initials="П" w:date="2026-01-01T00:00:00Z">
+  <w:comment w:id="48" w:author="Подсказка" w:initials="П" w:date="2026-01-01T00:00:00Z">
     <w:p>
       <w:pPr>
         <w:pStyle w:val="CommentText"/>
@@ -8713,7 +8995,7 @@
       </w:r>
     </w:p>
   </w:comment>
-  <w:comment w:id="46" w:author="Подсказка" w:initials="П" w:date="2026-01-01T00:00:00Z">
+  <w:comment w:id="49" w:author="Подсказка" w:initials="П" w:date="2026-01-01T00:00:00Z">
     <w:p>
       <w:pPr>
         <w:pStyle w:val="CommentText"/>
@@ -8729,7 +9011,7 @@
       </w:r>
     </w:p>
   </w:comment>
-  <w:comment w:id="47" w:author="Подсказка" w:initials="П" w:date="2026-01-01T00:00:00Z">
+  <w:comment w:id="50" w:author="Подсказка" w:initials="П" w:date="2026-01-01T00:00:00Z">
     <w:p>
       <w:pPr>
         <w:pStyle w:val="CommentText"/>
@@ -8745,7 +9027,7 @@
       </w:r>
     </w:p>
   </w:comment>
-  <w:comment w:id="48" w:author="Подсказка" w:initials="П" w:date="2026-01-01T00:00:00Z">
+  <w:comment w:id="51" w:author="Подсказка" w:initials="П" w:date="2026-01-01T00:00:00Z">
     <w:p>
       <w:pPr>
         <w:pStyle w:val="CommentText"/>
@@ -8761,7 +9043,7 @@
       </w:r>
     </w:p>
   </w:comment>
-  <w:comment w:id="49" w:author="Подсказка" w:initials="П" w:date="2026-01-01T00:00:00Z">
+  <w:comment w:id="52" w:author="Подсказка" w:initials="П" w:date="2026-01-01T00:00:00Z">
     <w:p>
       <w:pPr>
         <w:pStyle w:val="CommentText"/>
@@ -8777,7 +9059,7 @@
       </w:r>
     </w:p>
   </w:comment>
-  <w:comment w:id="50" w:author="Подсказка" w:initials="П" w:date="2026-01-01T00:00:00Z">
+  <w:comment w:id="53" w:author="Подсказка" w:initials="П" w:date="2026-01-01T00:00:00Z">
     <w:p>
       <w:pPr>
         <w:pStyle w:val="CommentText"/>
@@ -8793,7 +9075,7 @@
       </w:r>
     </w:p>
   </w:comment>
-  <w:comment w:id="51" w:author="Подсказка" w:initials="П" w:date="2026-01-01T00:00:00Z">
+  <w:comment w:id="54" w:author="Подсказка" w:initials="П" w:date="2026-01-01T00:00:00Z">
     <w:p>
       <w:pPr>
         <w:pStyle w:val="CommentText"/>
@@ -8809,7 +9091,7 @@
       </w:r>
     </w:p>
   </w:comment>
-  <w:comment w:id="52" w:author="Подсказка" w:initials="П" w:date="2026-01-01T00:00:00Z">
+  <w:comment w:id="55" w:author="Подсказка" w:initials="П" w:date="2026-01-01T00:00:00Z">
     <w:p>
       <w:pPr>
         <w:pStyle w:val="CommentText"/>
@@ -8825,7 +9107,7 @@
       </w:r>
     </w:p>
   </w:comment>
-  <w:comment w:id="53" w:author="Подсказка" w:initials="П" w:date="2026-01-01T00:00:00Z">
+  <w:comment w:id="56" w:author="Подсказка" w:initials="П" w:date="2026-01-01T00:00:00Z">
     <w:p>
       <w:pPr>
         <w:pStyle w:val="CommentText"/>
@@ -8841,7 +9123,7 @@
       </w:r>
     </w:p>
   </w:comment>
-  <w:comment w:id="54" w:author="Подсказка" w:initials="П" w:date="2026-01-01T00:00:00Z">
+  <w:comment w:id="57" w:author="Подсказка" w:initials="П" w:date="2026-01-01T00:00:00Z">
     <w:p>
       <w:pPr>
         <w:pStyle w:val="CommentText"/>
@@ -8857,7 +9139,7 @@
       </w:r>
     </w:p>
   </w:comment>
-  <w:comment w:id="55" w:author="Подсказка" w:initials="П" w:date="2026-01-01T00:00:00Z">
+  <w:comment w:id="58" w:author="Подсказка" w:initials="П" w:date="2026-01-01T00:00:00Z">
     <w:p>
       <w:pPr>
         <w:pStyle w:val="CommentText"/>
@@ -8873,7 +9155,7 @@
       </w:r>
     </w:p>
   </w:comment>
-  <w:comment w:id="56" w:author="Подсказка" w:initials="П" w:date="2026-01-01T00:00:00Z">
+  <w:comment w:id="59" w:author="Подсказка" w:initials="П" w:date="2026-01-01T00:00:00Z">
     <w:p>
       <w:pPr>
         <w:pStyle w:val="CommentText"/>
@@ -8889,7 +9171,7 @@
       </w:r>
     </w:p>
   </w:comment>
-  <w:comment w:id="57" w:author="Подсказка" w:initials="П" w:date="2026-01-01T00:00:00Z">
+  <w:comment w:id="60" w:author="Подсказка" w:initials="П" w:date="2026-01-01T00:00:00Z">
     <w:p>
       <w:pPr>
         <w:pStyle w:val="CommentText"/>
@@ -8905,7 +9187,7 @@
       </w:r>
     </w:p>
   </w:comment>
-  <w:comment w:id="58" w:author="Подсказка" w:initials="П" w:date="2026-01-01T00:00:00Z">
+  <w:comment w:id="61" w:author="Подсказка" w:initials="П" w:date="2026-01-01T00:00:00Z">
     <w:p>
       <w:pPr>
         <w:pStyle w:val="CommentText"/>
@@ -8921,7 +9203,7 @@
       </w:r>
     </w:p>
   </w:comment>
-  <w:comment w:id="59" w:author="Подсказка" w:initials="П" w:date="2026-01-01T00:00:00Z">
+  <w:comment w:id="62" w:author="Подсказка" w:initials="П" w:date="2026-01-01T00:00:00Z">
     <w:p>
       <w:pPr>
         <w:pStyle w:val="CommentText"/>
@@ -8937,7 +9219,7 @@
       </w:r>
     </w:p>
   </w:comment>
-  <w:comment w:id="60" w:author="Подсказка" w:initials="П" w:date="2026-01-01T00:00:00Z">
+  <w:comment w:id="63" w:author="Подсказка" w:initials="П" w:date="2026-01-01T00:00:00Z">
     <w:p>
       <w:pPr>
         <w:pStyle w:val="CommentText"/>
@@ -8953,7 +9235,7 @@
       </w:r>
     </w:p>
   </w:comment>
-  <w:comment w:id="61" w:author="Подсказка" w:initials="П" w:date="2026-01-01T00:00:00Z">
+  <w:comment w:id="64" w:author="Подсказка" w:initials="П" w:date="2026-01-01T00:00:00Z">
     <w:p>
       <w:pPr>
         <w:pStyle w:val="CommentText"/>
@@ -8969,7 +9251,7 @@
       </w:r>
     </w:p>
   </w:comment>
-  <w:comment w:id="62" w:author="Подсказка" w:initials="П" w:date="2026-01-01T00:00:00Z">
+  <w:comment w:id="65" w:author="Подсказка" w:initials="П" w:date="2026-01-01T00:00:00Z">
     <w:p>
       <w:pPr>
         <w:pStyle w:val="CommentText"/>
@@ -8985,7 +9267,7 @@
       </w:r>
     </w:p>
   </w:comment>
-  <w:comment w:id="63" w:author="Подсказка" w:initials="П" w:date="2026-01-01T00:00:00Z">
+  <w:comment w:id="66" w:author="Подсказка" w:initials="П" w:date="2026-01-01T00:00:00Z">
     <w:p>
       <w:pPr>
         <w:pStyle w:val="CommentText"/>
@@ -9001,7 +9283,7 @@
       </w:r>
     </w:p>
   </w:comment>
-  <w:comment w:id="64" w:author="Подсказка" w:initials="П" w:date="2026-01-01T00:00:00Z">
+  <w:comment w:id="67" w:author="Подсказка" w:initials="П" w:date="2026-01-01T00:00:00Z">
     <w:p>
       <w:pPr>
         <w:pStyle w:val="CommentText"/>
@@ -9017,7 +9299,7 @@
       </w:r>
     </w:p>
   </w:comment>
-  <w:comment w:id="65" w:author="Подсказка" w:initials="П" w:date="2026-01-01T00:00:00Z">
+  <w:comment w:id="68" w:author="Подсказка" w:initials="П" w:date="2026-01-01T00:00:00Z">
     <w:p>
       <w:pPr>
         <w:pStyle w:val="CommentText"/>
@@ -9033,7 +9315,7 @@
       </w:r>
     </w:p>
   </w:comment>
-  <w:comment w:id="66" w:author="Подсказка" w:initials="П" w:date="2026-01-01T00:00:00Z">
+  <w:comment w:id="69" w:author="Подсказка" w:initials="П" w:date="2026-01-01T00:00:00Z">
     <w:p>
       <w:pPr>
         <w:pStyle w:val="CommentText"/>
@@ -9049,7 +9331,7 @@
       </w:r>
     </w:p>
   </w:comment>
-  <w:comment w:id="67" w:author="Подсказка" w:initials="П" w:date="2026-01-01T00:00:00Z">
+  <w:comment w:id="70" w:author="Подсказка" w:initials="П" w:date="2026-01-01T00:00:00Z">
     <w:p>
       <w:pPr>
         <w:pStyle w:val="CommentText"/>
@@ -9065,7 +9347,7 @@
       </w:r>
     </w:p>
   </w:comment>
-  <w:comment w:id="68" w:author="Подсказка" w:initials="П" w:date="2026-01-01T00:00:00Z">
+  <w:comment w:id="71" w:author="Подсказка" w:initials="П" w:date="2026-01-01T00:00:00Z">
     <w:p>
       <w:pPr>
         <w:pStyle w:val="CommentText"/>
@@ -9081,7 +9363,151 @@
       </w:r>
     </w:p>
   </w:comment>
-  <w:comment w:id="69" w:author="Подсказка" w:initials="П" w:date="2026-01-01T00:00:00Z">
+  <w:comment w:id="72" w:author="Подсказка" w:initials="П" w:date="2026-01-01T00:00:00Z">
+    <w:p>
+      <w:pPr>
+        <w:pStyle w:val="CommentText"/>
+      </w:pPr>
+      <w:r>
+        <w:rPr>
+          <w:rStyle w:val="CommentReference"/>
+        </w:rPr>
+        <w:annotationRef/>
+      </w:r>
+      <w:r>
+        <w:t>Печатается, если в карточке субсидии заполнен дополнительный пункт №1. Пустое поле — пункта не будет</w:t>
+      </w:r>
+    </w:p>
+  </w:comment>
+  <w:comment w:id="73" w:author="Подсказка" w:initials="П" w:date="2026-01-01T00:00:00Z">
+    <w:p>
+      <w:pPr>
+        <w:pStyle w:val="CommentText"/>
+      </w:pPr>
+      <w:r>
+        <w:rPr>
+          <w:rStyle w:val="CommentReference"/>
+        </w:rPr>
+        <w:annotationRef/>
+      </w:r>
+      <w:r>
+        <w:t>Дополнительный пункт договора №1 из карточки субсидии. Пустое поле — пункта в договоре нет. Пример: Исполнитель обязуется вести раздельный учёт средств, полученных по Договору.</w:t>
+      </w:r>
+    </w:p>
+  </w:comment>
+  <w:comment w:id="74" w:author="Подсказка" w:initials="П" w:date="2026-01-01T00:00:00Z">
+    <w:p>
+      <w:pPr>
+        <w:pStyle w:val="CommentText"/>
+      </w:pPr>
+      <w:r>
+        <w:rPr>
+          <w:rStyle w:val="CommentReference"/>
+        </w:rPr>
+        <w:annotationRef/>
+      </w:r>
+      <w:r>
+        <w:t>Конец условия</w:t>
+      </w:r>
+    </w:p>
+  </w:comment>
+  <w:comment w:id="75" w:author="Подсказка" w:initials="П" w:date="2026-01-01T00:00:00Z">
+    <w:p>
+      <w:pPr>
+        <w:pStyle w:val="CommentText"/>
+      </w:pPr>
+      <w:r>
+        <w:rPr>
+          <w:rStyle w:val="CommentReference"/>
+        </w:rPr>
+        <w:annotationRef/>
+      </w:r>
+      <w:r>
+        <w:t>Печатается, если в карточке субсидии заполнен дополнительный пункт №2. Пустое поле — пункта не будет</w:t>
+      </w:r>
+    </w:p>
+  </w:comment>
+  <w:comment w:id="76" w:author="Подсказка" w:initials="П" w:date="2026-01-01T00:00:00Z">
+    <w:p>
+      <w:pPr>
+        <w:pStyle w:val="CommentText"/>
+      </w:pPr>
+      <w:r>
+        <w:rPr>
+          <w:rStyle w:val="CommentReference"/>
+        </w:rPr>
+        <w:annotationRef/>
+      </w:r>
+      <w:r>
+        <w:t>Печатается, если в карточке субсидии заполнен дополнительный пункт №1. Пустое поле — пункта не будет</w:t>
+      </w:r>
+    </w:p>
+  </w:comment>
+  <w:comment w:id="77" w:author="Подсказка" w:initials="П" w:date="2026-01-01T00:00:00Z">
+    <w:p>
+      <w:pPr>
+        <w:pStyle w:val="CommentText"/>
+      </w:pPr>
+      <w:r>
+        <w:rPr>
+          <w:rStyle w:val="CommentReference"/>
+        </w:rPr>
+        <w:annotationRef/>
+      </w:r>
+      <w:r>
+        <w:t>Иначе — противоположный случай к условию выше</w:t>
+      </w:r>
+    </w:p>
+  </w:comment>
+  <w:comment w:id="78" w:author="Подсказка" w:initials="П" w:date="2026-01-01T00:00:00Z">
+    <w:p>
+      <w:pPr>
+        <w:pStyle w:val="CommentText"/>
+      </w:pPr>
+      <w:r>
+        <w:rPr>
+          <w:rStyle w:val="CommentReference"/>
+        </w:rPr>
+        <w:annotationRef/>
+      </w:r>
+      <w:r>
+        <w:t>Конец условия</w:t>
+      </w:r>
+    </w:p>
+  </w:comment>
+  <w:comment w:id="79" w:author="Подсказка" w:initials="П" w:date="2026-01-01T00:00:00Z">
+    <w:p>
+      <w:pPr>
+        <w:pStyle w:val="CommentText"/>
+      </w:pPr>
+      <w:r>
+        <w:rPr>
+          <w:rStyle w:val="CommentReference"/>
+        </w:rPr>
+        <w:annotationRef/>
+      </w:r>
+      <w:r>
+        <w:t>Дополнительный пункт договора №2 из карточки субсидии. Пустое поле — пункта в договоре нет. Пример: Стороны соглашаются на осуществление проверок соблюдения условий предоставления субсидии.</w:t>
+      </w:r>
+    </w:p>
+  </w:comment>
+  <w:comment w:id="80" w:author="Подсказка" w:initials="П" w:date="2026-01-01T00:00:00Z">
+    <w:p>
+      <w:pPr>
+        <w:pStyle w:val="CommentText"/>
+      </w:pPr>
+      <w:r>
+        <w:rPr>
+          <w:rStyle w:val="CommentReference"/>
+        </w:rPr>
+        <w:annotationRef/>
+      </w:r>
+      <w:r>
+        <w:t>Конец условия</w:t>
+      </w:r>
+    </w:p>
+  </w:comment>
+  <w:comment w:id="81" w:author="Подсказка" w:initials="П" w:date="2026-01-01T00:00:00Z">
     <w:p>
       <w:pPr>
         <w:pStyle w:val="CommentText"/>
@@ -9097,7 +9523,7 @@
       </w:r>
     </w:p>
   </w:comment>
-  <w:comment w:id="70" w:author="Подсказка" w:initials="П" w:date="2026-01-01T00:00:00Z">
+  <w:comment w:id="82" w:author="Подсказка" w:initials="П" w:date="2026-01-01T00:00:00Z">
     <w:p>
       <w:pPr>
         <w:pStyle w:val="CommentText"/>
@@ -9113,7 +9539,7 @@
       </w:r>
     </w:p>
   </w:comment>
-  <w:comment w:id="71" w:author="Подсказка" w:initials="П" w:date="2026-01-01T00:00:00Z">
+  <w:comment w:id="83" w:author="Подсказка" w:initials="П" w:date="2026-01-01T00:00:00Z">
     <w:p>
       <w:pPr>
         <w:pStyle w:val="CommentText"/>
@@ -9129,7 +9555,7 @@
       </w:r>
     </w:p>
   </w:comment>
-  <w:comment w:id="72" w:author="Подсказка" w:initials="П" w:date="2026-01-01T00:00:00Z">
+  <w:comment w:id="84" w:author="Подсказка" w:initials="П" w:date="2026-01-01T00:00:00Z">
     <w:p>
       <w:pPr>
         <w:pStyle w:val="CommentText"/>
@@ -9145,7 +9571,7 @@
       </w:r>
     </w:p>
   </w:comment>
-  <w:comment w:id="73" w:author="Подсказка" w:initials="П" w:date="2026-01-01T00:00:00Z">
+  <w:comment w:id="85" w:author="Подсказка" w:initials="П" w:date="2026-01-01T00:00:00Z">
     <w:p>
       <w:pPr>
         <w:pStyle w:val="CommentText"/>
@@ -9161,7 +9587,7 @@
       </w:r>
     </w:p>
   </w:comment>
-  <w:comment w:id="74" w:author="Подсказка" w:initials="П" w:date="2026-01-01T00:00:00Z">
+  <w:comment w:id="86" w:author="Подсказка" w:initials="П" w:date="2026-01-01T00:00:00Z">
     <w:p>
       <w:pPr>
         <w:pStyle w:val="CommentText"/>
@@ -9177,7 +9603,7 @@
       </w:r>
     </w:p>
   </w:comment>
-  <w:comment w:id="75" w:author="Подсказка" w:initials="П" w:date="2026-01-01T00:00:00Z">
+  <w:comment w:id="87" w:author="Подсказка" w:initials="П" w:date="2026-01-01T00:00:00Z">
     <w:p>
       <w:pPr>
         <w:pStyle w:val="CommentText"/>
@@ -9193,7 +9619,7 @@
       </w:r>
     </w:p>
   </w:comment>
-  <w:comment w:id="76" w:author="Подсказка" w:initials="П" w:date="2026-01-01T00:00:00Z">
+  <w:comment w:id="88" w:author="Подсказка" w:initials="П" w:date="2026-01-01T00:00:00Z">
     <w:p>
       <w:pPr>
         <w:pStyle w:val="CommentText"/>
@@ -9209,7 +9635,7 @@
       </w:r>
     </w:p>
   </w:comment>
-  <w:comment w:id="77" w:author="Подсказка" w:initials="П" w:date="2026-01-01T00:00:00Z">
+  <w:comment w:id="89" w:author="Подсказка" w:initials="П" w:date="2026-01-01T00:00:00Z">
     <w:p>
       <w:pPr>
         <w:pStyle w:val="CommentText"/>
@@ -9225,7 +9651,7 @@
       </w:r>
     </w:p>
   </w:comment>
-  <w:comment w:id="78" w:author="Подсказка" w:initials="П" w:date="2026-01-01T00:00:00Z">
+  <w:comment w:id="90" w:author="Подсказка" w:initials="П" w:date="2026-01-01T00:00:00Z">
     <w:p>
       <w:pPr>
         <w:pStyle w:val="CommentText"/>
@@ -9241,7 +9667,7 @@
       </w:r>
     </w:p>
   </w:comment>
-  <w:comment w:id="79" w:author="Подсказка" w:initials="П" w:date="2026-01-01T00:00:00Z">
+  <w:comment w:id="91" w:author="Подсказка" w:initials="П" w:date="2026-01-01T00:00:00Z">
     <w:p>
       <w:pPr>
         <w:pStyle w:val="CommentText"/>
@@ -9257,7 +9683,7 @@
       </w:r>
     </w:p>
   </w:comment>
-  <w:comment w:id="80" w:author="Подсказка" w:initials="П" w:date="2026-01-01T00:00:00Z">
+  <w:comment w:id="92" w:author="Подсказка" w:initials="П" w:date="2026-01-01T00:00:00Z">
     <w:p>
       <w:pPr>
         <w:pStyle w:val="CommentText"/>
@@ -9273,7 +9699,7 @@
       </w:r>
     </w:p>
   </w:comment>
-  <w:comment w:id="81" w:author="Подсказка" w:initials="П" w:date="2026-01-01T00:00:00Z">
+  <w:comment w:id="93" w:author="Подсказка" w:initials="П" w:date="2026-01-01T00:00:00Z">
     <w:p>
       <w:pPr>
         <w:pStyle w:val="CommentText"/>
@@ -9289,7 +9715,7 @@
       </w:r>
     </w:p>
   </w:comment>
-  <w:comment w:id="82" w:author="Подсказка" w:initials="П" w:date="2026-01-01T00:00:00Z">
+  <w:comment w:id="94" w:author="Подсказка" w:initials="П" w:date="2026-01-01T00:00:00Z">
     <w:p>
       <w:pPr>
         <w:pStyle w:val="CommentText"/>
@@ -9305,7 +9731,7 @@
       </w:r>
     </w:p>
   </w:comment>
-  <w:comment w:id="83" w:author="Подсказка" w:initials="П" w:date="2026-01-01T00:00:00Z">
+  <w:comment w:id="95" w:author="Подсказка" w:initials="П" w:date="2026-01-01T00:00:00Z">
     <w:p>
       <w:pPr>
         <w:pStyle w:val="CommentText"/>
@@ -9321,7 +9747,7 @@
       </w:r>
     </w:p>
   </w:comment>
-  <w:comment w:id="84" w:author="Подсказка" w:initials="П" w:date="2026-01-01T00:00:00Z">
+  <w:comment w:id="96" w:author="Подсказка" w:initials="П" w:date="2026-01-01T00:00:00Z">
     <w:p>
       <w:pPr>
         <w:pStyle w:val="CommentText"/>
@@ -9337,7 +9763,7 @@
       </w:r>
     </w:p>
   </w:comment>
-  <w:comment w:id="85" w:author="Подсказка" w:initials="П" w:date="2026-01-01T00:00:00Z">
+  <w:comment w:id="97" w:author="Подсказка" w:initials="П" w:date="2026-01-01T00:00:00Z">
     <w:p>
       <w:pPr>
         <w:pStyle w:val="CommentText"/>
@@ -9353,7 +9779,7 @@
       </w:r>
     </w:p>
   </w:comment>
-  <w:comment w:id="86" w:author="Подсказка" w:initials="П" w:date="2026-01-01T00:00:00Z">
+  <w:comment w:id="98" w:author="Подсказка" w:initials="П" w:date="2026-01-01T00:00:00Z">
     <w:p>
       <w:pPr>
         <w:pStyle w:val="CommentText"/>
@@ -9369,7 +9795,7 @@
       </w:r>
     </w:p>
   </w:comment>
-  <w:comment w:id="87" w:author="Подсказка" w:initials="П" w:date="2026-01-01T00:00:00Z">
+  <w:comment w:id="99" w:author="Подсказка" w:initials="П" w:date="2026-01-01T00:00:00Z">
     <w:p>
       <w:pPr>
         <w:pStyle w:val="CommentText"/>
@@ -9385,7 +9811,7 @@
       </w:r>
     </w:p>
   </w:comment>
-  <w:comment w:id="88" w:author="Подсказка" w:initials="П" w:date="2026-01-01T00:00:00Z">
+  <w:comment w:id="100" w:author="Подсказка" w:initials="П" w:date="2026-01-01T00:00:00Z">
     <w:p>
       <w:pPr>
         <w:pStyle w:val="CommentText"/>
@@ -9401,7 +9827,7 @@
       </w:r>
     </w:p>
   </w:comment>
-  <w:comment w:id="89" w:author="Подсказка" w:initials="П" w:date="2026-01-01T00:00:00Z">
+  <w:comment w:id="101" w:author="Подсказка" w:initials="П" w:date="2026-01-01T00:00:00Z">
     <w:p>
       <w:pPr>
         <w:pStyle w:val="CommentText"/>
@@ -9417,7 +9843,7 @@
       </w:r>
     </w:p>
   </w:comment>
-  <w:comment w:id="90" w:author="Подсказка" w:initials="П" w:date="2026-01-01T00:00:00Z">
+  <w:comment w:id="102" w:author="Подсказка" w:initials="П" w:date="2026-01-01T00:00:00Z">
     <w:p>
       <w:pPr>
         <w:pStyle w:val="CommentText"/>
@@ -9433,7 +9859,7 @@
       </w:r>
     </w:p>
   </w:comment>
-  <w:comment w:id="91" w:author="Подсказка" w:initials="П" w:date="2026-01-01T00:00:00Z">
+  <w:comment w:id="103" w:author="Подсказка" w:initials="П" w:date="2026-01-01T00:00:00Z">
     <w:p>
       <w:pPr>
         <w:pStyle w:val="CommentText"/>
@@ -9449,7 +9875,7 @@
       </w:r>
     </w:p>
   </w:comment>
-  <w:comment w:id="92" w:author="Подсказка" w:initials="П" w:date="2026-01-01T00:00:00Z">
+  <w:comment w:id="104" w:author="Подсказка" w:initials="П" w:date="2026-01-01T00:00:00Z">
     <w:p>
       <w:pPr>
         <w:pStyle w:val="CommentText"/>
@@ -9465,7 +9891,7 @@
       </w:r>
     </w:p>
   </w:comment>
-  <w:comment w:id="93" w:author="Подсказка" w:initials="П" w:date="2026-01-01T00:00:00Z">
+  <w:comment w:id="105" w:author="Подсказка" w:initials="П" w:date="2026-01-01T00:00:00Z">
     <w:p>
       <w:pPr>
         <w:pStyle w:val="CommentText"/>
@@ -9481,7 +9907,7 @@
       </w:r>
     </w:p>
   </w:comment>
-  <w:comment w:id="94" w:author="Подсказка" w:initials="П" w:date="2026-01-01T00:00:00Z">
+  <w:comment w:id="106" w:author="Подсказка" w:initials="П" w:date="2026-01-01T00:00:00Z">
     <w:p>
       <w:pPr>
         <w:pStyle w:val="CommentText"/>
@@ -9497,7 +9923,7 @@
       </w:r>
     </w:p>
   </w:comment>
-  <w:comment w:id="95" w:author="Подсказка" w:initials="П" w:date="2026-01-01T00:00:00Z">
+  <w:comment w:id="107" w:author="Подсказка" w:initials="П" w:date="2026-01-01T00:00:00Z">
     <w:p>
       <w:pPr>
         <w:pStyle w:val="CommentText"/>
@@ -9513,7 +9939,7 @@
       </w:r>
     </w:p>
   </w:comment>
-  <w:comment w:id="96" w:author="Подсказка" w:initials="П" w:date="2026-01-01T00:00:00Z">
+  <w:comment w:id="108" w:author="Подсказка" w:initials="П" w:date="2026-01-01T00:00:00Z">
     <w:p>
       <w:pPr>
         <w:pStyle w:val="CommentText"/>
@@ -9529,7 +9955,7 @@
       </w:r>
     </w:p>
   </w:comment>
-  <w:comment w:id="97" w:author="Подсказка" w:initials="П" w:date="2026-01-01T00:00:00Z">
+  <w:comment w:id="109" w:author="Подсказка" w:initials="П" w:date="2026-01-01T00:00:00Z">
     <w:p>
       <w:pPr>
         <w:pStyle w:val="CommentText"/>
@@ -9545,7 +9971,7 @@
       </w:r>
     </w:p>
   </w:comment>
-  <w:comment w:id="98" w:author="Подсказка" w:initials="П" w:date="2026-01-01T00:00:00Z">
+  <w:comment w:id="110" w:author="Подсказка" w:initials="П" w:date="2026-01-01T00:00:00Z">
     <w:p>
       <w:pPr>
         <w:pStyle w:val="CommentText"/>
@@ -9561,7 +9987,7 @@
       </w:r>
     </w:p>
   </w:comment>
-  <w:comment w:id="99" w:author="Подсказка" w:initials="П" w:date="2026-01-01T00:00:00Z">
+  <w:comment w:id="111" w:author="Подсказка" w:initials="П" w:date="2026-01-01T00:00:00Z">
     <w:p>
       <w:pPr>
         <w:pStyle w:val="CommentText"/>
@@ -9577,7 +10003,7 @@
       </w:r>
     </w:p>
   </w:comment>
-  <w:comment w:id="100" w:author="Подсказка" w:initials="П" w:date="2026-01-01T00:00:00Z">
+  <w:comment w:id="112" w:author="Подсказка" w:initials="П" w:date="2026-01-01T00:00:00Z">
     <w:p>
       <w:pPr>
         <w:pStyle w:val="CommentText"/>
@@ -9593,7 +10019,7 @@
       </w:r>
     </w:p>
   </w:comment>
-  <w:comment w:id="101" w:author="Подсказка" w:initials="П" w:date="2026-01-01T00:00:00Z">
+  <w:comment w:id="113" w:author="Подсказка" w:initials="П" w:date="2026-01-01T00:00:00Z">
     <w:p>
       <w:pPr>
         <w:pStyle w:val="CommentText"/>
@@ -9609,7 +10035,7 @@
       </w:r>
     </w:p>
   </w:comment>
-  <w:comment w:id="102" w:author="Подсказка" w:initials="П" w:date="2026-01-01T00:00:00Z">
+  <w:comment w:id="114" w:author="Подсказка" w:initials="П" w:date="2026-01-01T00:00:00Z">
     <w:p>
       <w:pPr>
         <w:pStyle w:val="CommentText"/>
@@ -9625,7 +10051,7 @@
       </w:r>
     </w:p>
   </w:comment>
-  <w:comment w:id="103" w:author="Подсказка" w:initials="П" w:date="2026-01-01T00:00:00Z">
+  <w:comment w:id="115" w:author="Подсказка" w:initials="П" w:date="2026-01-01T00:00:00Z">
     <w:p>
       <w:pPr>
         <w:pStyle w:val="CommentText"/>
@@ -9641,7 +10067,7 @@
       </w:r>
     </w:p>
   </w:comment>
-  <w:comment w:id="104" w:author="Подсказка" w:initials="П" w:date="2026-01-01T00:00:00Z">
+  <w:comment w:id="116" w:author="Подсказка" w:initials="П" w:date="2026-01-01T00:00:00Z">
     <w:p>
       <w:pPr>
         <w:pStyle w:val="CommentText"/>
@@ -9657,7 +10083,7 @@
       </w:r>
     </w:p>
   </w:comment>
-  <w:comment w:id="105" w:author="Подсказка" w:initials="П" w:date="2026-01-01T00:00:00Z">
+  <w:comment w:id="117" w:author="Подсказка" w:initials="П" w:date="2026-01-01T00:00:00Z">
     <w:p>
       <w:pPr>
         <w:pStyle w:val="CommentText"/>
@@ -9673,7 +10099,7 @@
       </w:r>
     </w:p>
   </w:comment>
-  <w:comment w:id="106" w:author="Подсказка" w:initials="П" w:date="2026-01-01T00:00:00Z">
+  <w:comment w:id="118" w:author="Подсказка" w:initials="П" w:date="2026-01-01T00:00:00Z">
     <w:p>
       <w:pPr>
         <w:pStyle w:val="CommentText"/>
@@ -9689,7 +10115,7 @@
       </w:r>
     </w:p>
   </w:comment>
-  <w:comment w:id="107" w:author="Подсказка" w:initials="П" w:date="2026-01-01T00:00:00Z">
+  <w:comment w:id="119" w:author="Подсказка" w:initials="П" w:date="2026-01-01T00:00:00Z">
     <w:p>
       <w:pPr>
         <w:pStyle w:val="CommentText"/>
@@ -9705,7 +10131,7 @@
       </w:r>
     </w:p>
   </w:comment>
-  <w:comment w:id="108" w:author="Подсказка" w:initials="П" w:date="2026-01-01T00:00:00Z">
+  <w:comment w:id="120" w:author="Подсказка" w:initials="П" w:date="2026-01-01T00:00:00Z">
     <w:p>
       <w:pPr>
         <w:pStyle w:val="CommentText"/>
@@ -9721,7 +10147,7 @@
       </w:r>
     </w:p>
   </w:comment>
-  <w:comment w:id="109" w:author="Подсказка" w:initials="П" w:date="2026-01-01T00:00:00Z">
+  <w:comment w:id="121" w:author="Подсказка" w:initials="П" w:date="2026-01-01T00:00:00Z">
     <w:p>
       <w:pPr>
         <w:pStyle w:val="CommentText"/>
@@ -9737,7 +10163,7 @@
       </w:r>
     </w:p>
   </w:comment>
-  <w:comment w:id="110" w:author="Подсказка" w:initials="П" w:date="2026-01-01T00:00:00Z">
+  <w:comment w:id="122" w:author="Подсказка" w:initials="П" w:date="2026-01-01T00:00:00Z">
     <w:p>
       <w:pPr>
         <w:pStyle w:val="CommentText"/>
@@ -9753,7 +10179,7 @@
       </w:r>
     </w:p>
   </w:comment>
-  <w:comment w:id="111" w:author="Подсказка" w:initials="П" w:date="2026-01-01T00:00:00Z">
+  <w:comment w:id="123" w:author="Подсказка" w:initials="П" w:date="2026-01-01T00:00:00Z">
     <w:p>
       <w:pPr>
         <w:pStyle w:val="CommentText"/>

--- a/backend/templates/contract_goods_single.docx
+++ b/backend/templates/contract_goods_single.docx
@@ -3094,6 +3094,170 @@
       <w:pPr>
         <w:spacing w:after="0"/>
         <w:ind w:firstLine="708"/>
+        <w:jc w:val="both"/>
+        <w:rPr>
+          <w:sz w:val="24"/>
+          <w:szCs w:val="24"/>
+        </w:rPr>
+      </w:pPr>
+      <w:commentRangeStart w:id="54"/>
+      <w:r>
+        <w:t>{%p if subsidy_extra_clause_1 %}</w:t>
+      </w:r>
+      <w:commentRangeEnd w:id="54"/>
+      <w:r>
+        <w:rPr>
+          <w:rStyle w:val="CommentReference"/>
+        </w:rPr>
+        <w:commentReference w:id="54"/>
+      </w:r>
+    </w:p>
+    <w:p>
+      <w:pPr>
+        <w:spacing w:after="0"/>
+        <w:ind w:firstLine="708"/>
+        <w:jc w:val="both"/>
+        <w:rPr>
+          <w:sz w:val="24"/>
+          <w:szCs w:val="24"/>
+        </w:rPr>
+      </w:pPr>
+      <w:commentRangeStart w:id="55"/>
+      <w:r>
+        <w:rPr>
+          <w:sz w:val="24"/>
+          <w:szCs w:val="24"/>
+        </w:rPr>
+        <w:t xml:space="preserve">4.8. {{subsidy_extra_clause_1}}</w:t>
+      </w:r>
+      <w:commentRangeEnd w:id="55"/>
+      <w:r>
+        <w:rPr>
+          <w:rStyle w:val="CommentReference"/>
+        </w:rPr>
+        <w:commentReference w:id="55"/>
+      </w:r>
+    </w:p>
+    <w:p>
+      <w:pPr>
+        <w:spacing w:after="0"/>
+        <w:ind w:firstLine="708"/>
+        <w:jc w:val="both"/>
+        <w:rPr>
+          <w:sz w:val="24"/>
+          <w:szCs w:val="24"/>
+        </w:rPr>
+      </w:pPr>
+      <w:commentRangeStart w:id="56"/>
+      <w:r>
+        <w:t>{%p endif %}</w:t>
+      </w:r>
+      <w:commentRangeEnd w:id="56"/>
+      <w:r>
+        <w:rPr>
+          <w:rStyle w:val="CommentReference"/>
+        </w:rPr>
+        <w:commentReference w:id="56"/>
+      </w:r>
+    </w:p>
+    <w:p>
+      <w:pPr>
+        <w:spacing w:after="0"/>
+        <w:ind w:firstLine="708"/>
+        <w:jc w:val="both"/>
+        <w:rPr>
+          <w:sz w:val="24"/>
+          <w:szCs w:val="24"/>
+        </w:rPr>
+      </w:pPr>
+      <w:commentRangeStart w:id="57"/>
+      <w:r>
+        <w:t>{%p if subsidy_extra_clause_2 %}</w:t>
+      </w:r>
+      <w:commentRangeEnd w:id="57"/>
+      <w:r>
+        <w:rPr>
+          <w:rStyle w:val="CommentReference"/>
+        </w:rPr>
+        <w:commentReference w:id="57"/>
+      </w:r>
+    </w:p>
+    <w:p>
+      <w:pPr>
+        <w:spacing w:after="0"/>
+        <w:ind w:firstLine="708"/>
+        <w:jc w:val="both"/>
+        <w:rPr>
+          <w:sz w:val="24"/>
+          <w:szCs w:val="24"/>
+        </w:rPr>
+      </w:pPr>
+      <w:commentRangeStart w:id="58"/>
+      <w:commentRangeStart w:id="59"/>
+      <w:commentRangeStart w:id="60"/>
+      <w:commentRangeStart w:id="61"/>
+      <w:r>
+        <w:rPr>
+          <w:sz w:val="24"/>
+          <w:szCs w:val="24"/>
+        </w:rPr>
+        <w:t xml:space="preserve">{% if subsidy_extra_clause_1 %}4.9{% else %}4.8{% endif %}. {{subsidy_extra_clause_2}}</w:t>
+      </w:r>
+      <w:commentRangeEnd w:id="61"/>
+      <w:r>
+        <w:rPr>
+          <w:rStyle w:val="CommentReference"/>
+        </w:rPr>
+        <w:commentReference w:id="61"/>
+      </w:r>
+      <w:commentRangeEnd w:id="60"/>
+      <w:r>
+        <w:rPr>
+          <w:rStyle w:val="CommentReference"/>
+        </w:rPr>
+        <w:commentReference w:id="60"/>
+      </w:r>
+      <w:commentRangeEnd w:id="59"/>
+      <w:r>
+        <w:rPr>
+          <w:rStyle w:val="CommentReference"/>
+        </w:rPr>
+        <w:commentReference w:id="59"/>
+      </w:r>
+      <w:commentRangeEnd w:id="58"/>
+      <w:r>
+        <w:rPr>
+          <w:rStyle w:val="CommentReference"/>
+        </w:rPr>
+        <w:commentReference w:id="58"/>
+      </w:r>
+    </w:p>
+    <w:p>
+      <w:pPr>
+        <w:spacing w:after="0"/>
+        <w:ind w:firstLine="708"/>
+        <w:jc w:val="both"/>
+        <w:rPr>
+          <w:sz w:val="24"/>
+          <w:szCs w:val="24"/>
+        </w:rPr>
+      </w:pPr>
+      <w:commentRangeStart w:id="62"/>
+      <w:r>
+        <w:t>{%p endif %}</w:t>
+      </w:r>
+      <w:commentRangeEnd w:id="62"/>
+      <w:r>
+        <w:rPr>
+          <w:rStyle w:val="CommentReference"/>
+        </w:rPr>
+        <w:commentReference w:id="62"/>
+      </w:r>
+    </w:p>
+    <w:p>
+      <w:pPr>
+        <w:spacing w:after="0"/>
+        <w:ind w:firstLine="708"/>
         <w:jc w:val="center"/>
         <w:rPr>
           <w:b/>
@@ -3160,12 +3324,12 @@
           <w:szCs w:val="24"/>
         </w:rPr>
       </w:pPr>
-      <w:commentRangeStart w:id="54"/>
-      <w:commentRangeStart w:id="55"/>
-      <w:commentRangeStart w:id="56"/>
-      <w:commentRangeStart w:id="57"/>
-      <w:commentRangeStart w:id="58"/>
-      <w:commentRangeStart w:id="59"/>
+      <w:commentRangeStart w:id="63"/>
+      <w:commentRangeStart w:id="64"/>
+      <w:commentRangeStart w:id="65"/>
+      <w:commentRangeStart w:id="66"/>
+      <w:commentRangeStart w:id="67"/>
+      <w:commentRangeStart w:id="68"/>
       <w:r>
         <w:rPr>
           <w:sz w:val="24"/>
@@ -3173,47 +3337,47 @@
         </w:rPr>
         <w:t xml:space="preserve">5.1.2. Поставщик обязуется поставить товар {%- if delivery_date %}в срок до {{ delivery_date }} г.{%- else %}в течение {{ service_term_days or '____' }} ({{ service_term_days_words or '____' }}) календарных дней с момента заключения{%- endif %}</w:t>
       </w:r>
-      <w:commentRangeEnd w:id="59"/>
-      <w:r>
-        <w:rPr>
-          <w:rStyle w:val="CommentReference"/>
-        </w:rPr>
-        <w:commentReference w:id="59"/>
-      </w:r>
-      <w:commentRangeEnd w:id="58"/>
-      <w:r>
-        <w:rPr>
-          <w:rStyle w:val="CommentReference"/>
-        </w:rPr>
-        <w:commentReference w:id="58"/>
-      </w:r>
-      <w:commentRangeEnd w:id="57"/>
-      <w:r>
-        <w:rPr>
-          <w:rStyle w:val="CommentReference"/>
-        </w:rPr>
-        <w:commentReference w:id="57"/>
-      </w:r>
-      <w:commentRangeEnd w:id="56"/>
-      <w:r>
-        <w:rPr>
-          <w:rStyle w:val="CommentReference"/>
-        </w:rPr>
-        <w:commentReference w:id="56"/>
-      </w:r>
-      <w:commentRangeEnd w:id="55"/>
-      <w:r>
-        <w:rPr>
-          <w:rStyle w:val="CommentReference"/>
-        </w:rPr>
-        <w:commentReference w:id="55"/>
-      </w:r>
-      <w:commentRangeEnd w:id="54"/>
-      <w:r>
-        <w:rPr>
-          <w:rStyle w:val="CommentReference"/>
-        </w:rPr>
-        <w:commentReference w:id="54"/>
+      <w:commentRangeEnd w:id="68"/>
+      <w:r>
+        <w:rPr>
+          <w:rStyle w:val="CommentReference"/>
+        </w:rPr>
+        <w:commentReference w:id="68"/>
+      </w:r>
+      <w:commentRangeEnd w:id="67"/>
+      <w:r>
+        <w:rPr>
+          <w:rStyle w:val="CommentReference"/>
+        </w:rPr>
+        <w:commentReference w:id="67"/>
+      </w:r>
+      <w:commentRangeEnd w:id="66"/>
+      <w:r>
+        <w:rPr>
+          <w:rStyle w:val="CommentReference"/>
+        </w:rPr>
+        <w:commentReference w:id="66"/>
+      </w:r>
+      <w:commentRangeEnd w:id="65"/>
+      <w:r>
+        <w:rPr>
+          <w:rStyle w:val="CommentReference"/>
+        </w:rPr>
+        <w:commentReference w:id="65"/>
+      </w:r>
+      <w:commentRangeEnd w:id="64"/>
+      <w:r>
+        <w:rPr>
+          <w:rStyle w:val="CommentReference"/>
+        </w:rPr>
+        <w:commentReference w:id="64"/>
+      </w:r>
+      <w:commentRangeEnd w:id="63"/>
+      <w:r>
+        <w:rPr>
+          <w:rStyle w:val="CommentReference"/>
+        </w:rPr>
+        <w:commentReference w:id="63"/>
       </w:r>
       <w:r>
         <w:rPr>
@@ -3354,16 +3518,16 @@
           <w:highlight w:val="yellow"/>
         </w:rPr>
       </w:pPr>
-      <w:commentRangeStart w:id="60"/>
+      <w:commentRangeStart w:id="69"/>
       <w:r>
         <w:t>{%p if not delivery_by_supplier %}</w:t>
       </w:r>
-      <w:commentRangeEnd w:id="60"/>
-      <w:r>
-        <w:rPr>
-          <w:rStyle w:val="CommentReference"/>
-        </w:rPr>
-        <w:commentReference w:id="60"/>
+      <w:commentRangeEnd w:id="69"/>
+      <w:r>
+        <w:rPr>
+          <w:rStyle w:val="CommentReference"/>
+        </w:rPr>
+        <w:commentReference w:id="69"/>
       </w:r>
     </w:p>
     <w:p>
@@ -3440,7 +3604,7 @@
           <w:highlight w:val="yellow"/>
         </w:rPr>
       </w:pPr>
-      <w:commentRangeStart w:id="61"/>
+      <w:commentRangeStart w:id="70"/>
       <w:r>
         <w:rPr>
           <w:i/>
@@ -3451,12 +3615,12 @@
         </w:rPr>
         <w:t xml:space="preserve">Поставка товара осуществляется путем его выборки по месту нахождения Поставщика, находящегося по адресу: {{ contractor_address }}. </w:t>
       </w:r>
-      <w:commentRangeEnd w:id="61"/>
-      <w:r>
-        <w:rPr>
-          <w:rStyle w:val="CommentReference"/>
-        </w:rPr>
-        <w:commentReference w:id="61"/>
+      <w:commentRangeEnd w:id="70"/>
+      <w:r>
+        <w:rPr>
+          <w:rStyle w:val="CommentReference"/>
+        </w:rPr>
+        <w:commentReference w:id="70"/>
       </w:r>
     </w:p>
     <w:p>
@@ -3567,8 +3731,8 @@
           <w:szCs w:val="24"/>
         </w:rPr>
       </w:pPr>
-      <w:commentRangeStart w:id="62"/>
-      <w:commentRangeStart w:id="63"/>
+      <w:commentRangeStart w:id="71"/>
+      <w:commentRangeStart w:id="72"/>
       <w:r>
         <w:rPr>
           <w:i/>
@@ -3579,19 +3743,19 @@
         </w:rPr>
         <w:t xml:space="preserve">Покупатель обязан обеспечить выборку товара получателем в течение {{ acceptance_term_days or '____' }} ({{ acceptance_term_days_words or '____' }}) рабочих дней с момента получения от Поставщика уведомления о готовности товара </w:t>
       </w:r>
-      <w:commentRangeEnd w:id="63"/>
-      <w:r>
-        <w:rPr>
-          <w:rStyle w:val="CommentReference"/>
-        </w:rPr>
-        <w:commentReference w:id="63"/>
-      </w:r>
-      <w:commentRangeEnd w:id="62"/>
-      <w:r>
-        <w:rPr>
-          <w:rStyle w:val="CommentReference"/>
-        </w:rPr>
-        <w:commentReference w:id="62"/>
+      <w:commentRangeEnd w:id="72"/>
+      <w:r>
+        <w:rPr>
+          <w:rStyle w:val="CommentReference"/>
+        </w:rPr>
+        <w:commentReference w:id="72"/>
+      </w:r>
+      <w:commentRangeEnd w:id="71"/>
+      <w:r>
+        <w:rPr>
+          <w:rStyle w:val="CommentReference"/>
+        </w:rPr>
+        <w:commentReference w:id="71"/>
       </w:r>
       <w:r>
         <w:rPr>
@@ -3658,16 +3822,16 @@
           <w:szCs w:val="24"/>
         </w:rPr>
       </w:pPr>
-      <w:commentRangeStart w:id="64"/>
+      <w:commentRangeStart w:id="73"/>
       <w:r>
         <w:t>{%p else %}</w:t>
       </w:r>
-      <w:commentRangeEnd w:id="64"/>
-      <w:r>
-        <w:rPr>
-          <w:rStyle w:val="CommentReference"/>
-        </w:rPr>
-        <w:commentReference w:id="64"/>
+      <w:commentRangeEnd w:id="73"/>
+      <w:r>
+        <w:rPr>
+          <w:rStyle w:val="CommentReference"/>
+        </w:rPr>
+        <w:commentReference w:id="73"/>
       </w:r>
     </w:p>
     <w:p>
@@ -3740,7 +3904,7 @@
           <w:highlight w:val="yellow"/>
         </w:rPr>
       </w:pPr>
-      <w:commentRangeStart w:id="65"/>
+      <w:commentRangeStart w:id="74"/>
       <w:r>
         <w:rPr>
           <w:i/>
@@ -3752,12 +3916,12 @@
         <w:lastRenderedPageBreak/>
         <w:t xml:space="preserve">Доставка товара осуществляется силами Поставщика по месту нахождения Покупателя, находящегося по адресу: {{ delivery_location }}. </w:t>
       </w:r>
-      <w:commentRangeEnd w:id="65"/>
-      <w:r>
-        <w:rPr>
-          <w:rStyle w:val="CommentReference"/>
-        </w:rPr>
-        <w:commentReference w:id="65"/>
+      <w:commentRangeEnd w:id="74"/>
+      <w:r>
+        <w:rPr>
+          <w:rStyle w:val="CommentReference"/>
+        </w:rPr>
+        <w:commentReference w:id="74"/>
       </w:r>
       <w:r>
         <w:rPr>
@@ -3902,16 +4066,16 @@
           <w:szCs w:val="24"/>
         </w:rPr>
       </w:pPr>
-      <w:commentRangeStart w:id="66"/>
+      <w:commentRangeStart w:id="75"/>
       <w:r>
         <w:t>{%p endif %}</w:t>
       </w:r>
-      <w:commentRangeEnd w:id="66"/>
-      <w:r>
-        <w:rPr>
-          <w:rStyle w:val="CommentReference"/>
-        </w:rPr>
-        <w:commentReference w:id="66"/>
+      <w:commentRangeEnd w:id="75"/>
+      <w:r>
+        <w:rPr>
+          <w:rStyle w:val="CommentReference"/>
+        </w:rPr>
+        <w:commentReference w:id="75"/>
       </w:r>
     </w:p>
     <w:p>
@@ -4088,8 +4252,8 @@
           <w:szCs w:val="24"/>
         </w:rPr>
       </w:pPr>
-      <w:commentRangeStart w:id="67"/>
-      <w:commentRangeStart w:id="68"/>
+      <w:commentRangeStart w:id="76"/>
+      <w:commentRangeStart w:id="77"/>
       <w:r>
         <w:rPr>
           <w:sz w:val="24"/>
@@ -4097,19 +4261,19 @@
         </w:rPr>
         <w:t xml:space="preserve">Приемка товара осуществляется Покупателем в течение {{ acceptance_term_days or '____' }} ({{ acceptance_term_days_words or '____' }}) рабочих дней после получения им от Поставщика</w:t>
       </w:r>
-      <w:commentRangeEnd w:id="68"/>
-      <w:r>
-        <w:rPr>
-          <w:rStyle w:val="CommentReference"/>
-        </w:rPr>
-        <w:commentReference w:id="68"/>
-      </w:r>
-      <w:commentRangeEnd w:id="67"/>
-      <w:r>
-        <w:rPr>
-          <w:rStyle w:val="CommentReference"/>
-        </w:rPr>
-        <w:commentReference w:id="67"/>
+      <w:commentRangeEnd w:id="77"/>
+      <w:r>
+        <w:rPr>
+          <w:rStyle w:val="CommentReference"/>
+        </w:rPr>
+        <w:commentReference w:id="77"/>
+      </w:r>
+      <w:commentRangeEnd w:id="76"/>
+      <w:r>
+        <w:rPr>
+          <w:rStyle w:val="CommentReference"/>
+        </w:rPr>
+        <w:commentReference w:id="76"/>
       </w:r>
       <w:r>
         <w:rPr>
@@ -4451,7 +4615,7 @@
           <w:szCs w:val="24"/>
         </w:rPr>
       </w:pPr>
-      <w:commentRangeStart w:id="69"/>
+      <w:commentRangeStart w:id="78"/>
       <w:r>
         <w:rPr>
           <w:sz w:val="24"/>
@@ -4459,12 +4623,12 @@
         </w:rPr>
         <w:t xml:space="preserve">7.2.1. В случае просрочки поставки товаров Покупатель вправе потребовать уплаты Поставщиком неустойки (пеней) в размере {{ penalty_rate }}% от общей стоимости непоставленного</w:t>
       </w:r>
-      <w:commentRangeEnd w:id="69"/>
-      <w:r>
-        <w:rPr>
-          <w:rStyle w:val="CommentReference"/>
-        </w:rPr>
-        <w:commentReference w:id="69"/>
+      <w:commentRangeEnd w:id="78"/>
+      <w:r>
+        <w:rPr>
+          <w:rStyle w:val="CommentReference"/>
+        </w:rPr>
+        <w:commentReference w:id="78"/>
       </w:r>
       <w:r>
         <w:rPr>
@@ -4506,7 +4670,7 @@
           <w:szCs w:val="24"/>
         </w:rPr>
       </w:pPr>
-      <w:commentRangeStart w:id="70"/>
+      <w:commentRangeStart w:id="79"/>
       <w:r>
         <w:rPr>
           <w:sz w:val="24"/>
@@ -4515,12 +4679,12 @@
         <w:t xml:space="preserve">7.2.2. В случае просрочки устранения недостатков в товаре Покупатель вправе потребовать уплаты Поставщиком неустойки (пеней) в размере {{ penalty_rate }}% от стоимости товара 
 с недостатками</w:t>
       </w:r>
-      <w:commentRangeEnd w:id="70"/>
-      <w:r>
-        <w:rPr>
-          <w:rStyle w:val="CommentReference"/>
-        </w:rPr>
-        <w:commentReference w:id="70"/>
+      <w:commentRangeEnd w:id="79"/>
+      <w:r>
+        <w:rPr>
+          <w:rStyle w:val="CommentReference"/>
+        </w:rPr>
+        <w:commentReference w:id="79"/>
       </w:r>
       <w:r>
         <w:rPr>
@@ -4562,7 +4726,7 @@
           <w:szCs w:val="24"/>
         </w:rPr>
       </w:pPr>
-      <w:commentRangeStart w:id="71"/>
+      <w:commentRangeStart w:id="80"/>
       <w:r>
         <w:rPr>
           <w:sz w:val="24"/>
@@ -4570,12 +4734,12 @@
         </w:rPr>
         <w:t xml:space="preserve">7.2.3. В случае поставки некачественного и (или) некомплектного товара Покупатель вправе потребовать уплаты Поставщиком штрафа в размере {{ penalty_rate }}% от стоимости такого товара</w:t>
       </w:r>
-      <w:commentRangeEnd w:id="71"/>
-      <w:r>
-        <w:rPr>
-          <w:rStyle w:val="CommentReference"/>
-        </w:rPr>
-        <w:commentReference w:id="71"/>
+      <w:commentRangeEnd w:id="80"/>
+      <w:r>
+        <w:rPr>
+          <w:rStyle w:val="CommentReference"/>
+        </w:rPr>
+        <w:commentReference w:id="80"/>
       </w:r>
       <w:r>
         <w:rPr>
@@ -6206,176 +6370,12 @@
           <w:szCs w:val="24"/>
         </w:rPr>
       </w:pPr>
-      <w:commentRangeStart w:id="72"/>
-      <w:r>
-        <w:t>{%p if subsidy_extra_clause_1 %}</w:t>
-      </w:r>
-      <w:commentRangeEnd w:id="72"/>
-      <w:r>
-        <w:rPr>
-          <w:rStyle w:val="CommentReference"/>
-        </w:rPr>
-        <w:commentReference w:id="72"/>
-      </w:r>
-    </w:p>
-    <w:p>
-      <w:pPr>
-        <w:spacing w:after="0"/>
-        <w:ind w:firstLine="708"/>
-        <w:jc w:val="both"/>
-        <w:rPr>
-          <w:sz w:val="24"/>
-          <w:szCs w:val="24"/>
-        </w:rPr>
-      </w:pPr>
-      <w:commentRangeStart w:id="73"/>
-      <w:r>
-        <w:rPr>
-          <w:sz w:val="24"/>
-          <w:szCs w:val="24"/>
-        </w:rPr>
-        <w:t xml:space="preserve">11.9. {{subsidy_extra_clause_1}}</w:t>
-      </w:r>
-      <w:commentRangeEnd w:id="73"/>
-      <w:r>
-        <w:rPr>
-          <w:rStyle w:val="CommentReference"/>
-        </w:rPr>
-        <w:commentReference w:id="73"/>
-      </w:r>
-    </w:p>
-    <w:p>
-      <w:pPr>
-        <w:spacing w:after="0"/>
-        <w:ind w:firstLine="708"/>
-        <w:jc w:val="both"/>
-        <w:rPr>
-          <w:sz w:val="24"/>
-          <w:szCs w:val="24"/>
-        </w:rPr>
-      </w:pPr>
-      <w:commentRangeStart w:id="74"/>
-      <w:r>
-        <w:t>{%p endif %}</w:t>
-      </w:r>
-      <w:commentRangeEnd w:id="74"/>
-      <w:r>
-        <w:rPr>
-          <w:rStyle w:val="CommentReference"/>
-        </w:rPr>
-        <w:commentReference w:id="74"/>
-      </w:r>
-    </w:p>
-    <w:p>
-      <w:pPr>
-        <w:spacing w:after="0"/>
-        <w:ind w:firstLine="708"/>
-        <w:jc w:val="both"/>
-        <w:rPr>
-          <w:sz w:val="24"/>
-          <w:szCs w:val="24"/>
-        </w:rPr>
-      </w:pPr>
-      <w:commentRangeStart w:id="75"/>
-      <w:r>
-        <w:t>{%p if subsidy_extra_clause_2 %}</w:t>
-      </w:r>
-      <w:commentRangeEnd w:id="75"/>
-      <w:r>
-        <w:rPr>
-          <w:rStyle w:val="CommentReference"/>
-        </w:rPr>
-        <w:commentReference w:id="75"/>
-      </w:r>
-    </w:p>
-    <w:p>
-      <w:pPr>
-        <w:spacing w:after="0"/>
-        <w:ind w:firstLine="708"/>
-        <w:jc w:val="both"/>
-        <w:rPr>
-          <w:sz w:val="24"/>
-          <w:szCs w:val="24"/>
-        </w:rPr>
-      </w:pPr>
-      <w:commentRangeStart w:id="76"/>
-      <w:commentRangeStart w:id="77"/>
-      <w:commentRangeStart w:id="78"/>
-      <w:commentRangeStart w:id="79"/>
-      <w:r>
-        <w:rPr>
-          <w:sz w:val="24"/>
-          <w:szCs w:val="24"/>
-        </w:rPr>
-        <w:t xml:space="preserve">{% if subsidy_extra_clause_1 %}11.10{% else %}11.9{% endif %}. {{subsidy_extra_clause_2}}</w:t>
-      </w:r>
-      <w:commentRangeEnd w:id="79"/>
-      <w:r>
-        <w:rPr>
-          <w:rStyle w:val="CommentReference"/>
-        </w:rPr>
-        <w:commentReference w:id="79"/>
-      </w:r>
-      <w:commentRangeEnd w:id="78"/>
-      <w:r>
-        <w:rPr>
-          <w:rStyle w:val="CommentReference"/>
-        </w:rPr>
-        <w:commentReference w:id="78"/>
-      </w:r>
-      <w:commentRangeEnd w:id="77"/>
-      <w:r>
-        <w:rPr>
-          <w:rStyle w:val="CommentReference"/>
-        </w:rPr>
-        <w:commentReference w:id="77"/>
-      </w:r>
-      <w:commentRangeEnd w:id="76"/>
-      <w:r>
-        <w:rPr>
-          <w:rStyle w:val="CommentReference"/>
-        </w:rPr>
-        <w:commentReference w:id="76"/>
-      </w:r>
-    </w:p>
-    <w:p>
-      <w:pPr>
-        <w:spacing w:after="0"/>
-        <w:ind w:firstLine="708"/>
-        <w:jc w:val="both"/>
-        <w:rPr>
-          <w:sz w:val="24"/>
-          <w:szCs w:val="24"/>
-        </w:rPr>
-      </w:pPr>
-      <w:commentRangeStart w:id="80"/>
-      <w:r>
-        <w:t>{%p endif %}</w:t>
-      </w:r>
-      <w:commentRangeEnd w:id="80"/>
-      <w:r>
-        <w:rPr>
-          <w:rStyle w:val="CommentReference"/>
-        </w:rPr>
-        <w:commentReference w:id="80"/>
-      </w:r>
-    </w:p>
-    <w:p>
-      <w:pPr>
-        <w:spacing w:after="0"/>
-        <w:ind w:firstLine="708"/>
-        <w:jc w:val="both"/>
-        <w:rPr>
-          <w:sz w:val="24"/>
-          <w:szCs w:val="24"/>
-        </w:rPr>
-      </w:pPr>
-      <w:r>
-        <w:rPr>
-          <w:sz w:val="24"/>
-          <w:szCs w:val="24"/>
-        </w:rPr>
-        <w:t xml:space="preserve">11.{{ 9 + (1 if subsidy_extra_clause_1 else 0) + (1 if subsidy_extra_clause_2 else 0) }}. Приложение:</w:t>
+      <w:r>
+        <w:rPr>
+          <w:sz w:val="24"/>
+          <w:szCs w:val="24"/>
+        </w:rPr>
+        <w:t>11.9. Приложение:</w:t>
       </w:r>
     </w:p>
     <w:p>
@@ -8575,7 +8575,7 @@
         <w:annotationRef/>
       </w:r>
       <w:r>
-        <w:t>Большой текст соглашения. Пример: (многострочный текст)</w:t>
+        <w:t>Текст соглашения о предоставлении субсидии — из карточки субсидии (поле «Текст соглашения»). Печатается последним пунктом раздела «Предмет договора» (1.5.). Если поле пустое — пункт не печатается совсем (абзац, включая номер, в документе отсутствует).</w:t>
       </w:r>
     </w:p>
   </w:comment>
@@ -9087,11 +9087,155 @@
         <w:annotationRef/>
       </w:r>
       <w:r>
+        <w:t>Печатается, если в карточке субсидии заполнен дополнительный пункт №1. Пустое поле — пункта не будет</w:t>
+      </w:r>
+    </w:p>
+  </w:comment>
+  <w:comment w:id="55" w:author="Подсказка" w:initials="П" w:date="2026-01-01T00:00:00Z">
+    <w:p>
+      <w:pPr>
+        <w:pStyle w:val="CommentText"/>
+      </w:pPr>
+      <w:r>
+        <w:rPr>
+          <w:rStyle w:val="CommentReference"/>
+        </w:rPr>
+        <w:annotationRef/>
+      </w:r>
+      <w:r>
+        <w:t>Пункт из карточки субсидии («Дополнительный пункт договора №1»). Если в карточке пусто — пункта в договоре нет. Перенести в другой раздел: выделите три строки — {%p if subsidy_extra_clause_1 %}, сам пункт и {%p endif %} — вырежьте и вставьте в КОНЕЦ нужного раздела, затем замените номер «4.8» на следующий после последнего пункта этого раздела. Для пункта №2 номер записан двумя числами: {% if subsidy_extra_clause_1 %}4.9{% else %}4.8{% endif %} — первое число на 2 больше последнего пункта раздела, второе на 1 больше. Строки с {%p ... %} не удалять и не разрывать. Вставлять лучше в конец раздела: если вставить в середину, номера следующих пунктов придётся сдвигать вручную, и они останутся сдвинутыми, даже когда поле в карточке пустое.</w:t>
+      </w:r>
+    </w:p>
+  </w:comment>
+  <w:comment w:id="56" w:author="Подсказка" w:initials="П" w:date="2026-01-01T00:00:00Z">
+    <w:p>
+      <w:pPr>
+        <w:pStyle w:val="CommentText"/>
+      </w:pPr>
+      <w:r>
+        <w:rPr>
+          <w:rStyle w:val="CommentReference"/>
+        </w:rPr>
+        <w:annotationRef/>
+      </w:r>
+      <w:r>
+        <w:t>Конец условия</w:t>
+      </w:r>
+    </w:p>
+  </w:comment>
+  <w:comment w:id="57" w:author="Подсказка" w:initials="П" w:date="2026-01-01T00:00:00Z">
+    <w:p>
+      <w:pPr>
+        <w:pStyle w:val="CommentText"/>
+      </w:pPr>
+      <w:r>
+        <w:rPr>
+          <w:rStyle w:val="CommentReference"/>
+        </w:rPr>
+        <w:annotationRef/>
+      </w:r>
+      <w:r>
+        <w:t>Печатается, если в карточке субсидии заполнен дополнительный пункт №2. Пустое поле — пункта не будет</w:t>
+      </w:r>
+    </w:p>
+  </w:comment>
+  <w:comment w:id="58" w:author="Подсказка" w:initials="П" w:date="2026-01-01T00:00:00Z">
+    <w:p>
+      <w:pPr>
+        <w:pStyle w:val="CommentText"/>
+      </w:pPr>
+      <w:r>
+        <w:rPr>
+          <w:rStyle w:val="CommentReference"/>
+        </w:rPr>
+        <w:annotationRef/>
+      </w:r>
+      <w:r>
+        <w:t>Печатается, если в карточке субсидии заполнен дополнительный пункт №1. Пустое поле — пункта не будет</w:t>
+      </w:r>
+    </w:p>
+  </w:comment>
+  <w:comment w:id="59" w:author="Подсказка" w:initials="П" w:date="2026-01-01T00:00:00Z">
+    <w:p>
+      <w:pPr>
+        <w:pStyle w:val="CommentText"/>
+      </w:pPr>
+      <w:r>
+        <w:rPr>
+          <w:rStyle w:val="CommentReference"/>
+        </w:rPr>
+        <w:annotationRef/>
+      </w:r>
+      <w:r>
+        <w:t>Иначе — противоположный случай к условию выше</w:t>
+      </w:r>
+    </w:p>
+  </w:comment>
+  <w:comment w:id="60" w:author="Подсказка" w:initials="П" w:date="2026-01-01T00:00:00Z">
+    <w:p>
+      <w:pPr>
+        <w:pStyle w:val="CommentText"/>
+      </w:pPr>
+      <w:r>
+        <w:rPr>
+          <w:rStyle w:val="CommentReference"/>
+        </w:rPr>
+        <w:annotationRef/>
+      </w:r>
+      <w:r>
+        <w:t>Конец условия</w:t>
+      </w:r>
+    </w:p>
+  </w:comment>
+  <w:comment w:id="61" w:author="Подсказка" w:initials="П" w:date="2026-01-01T00:00:00Z">
+    <w:p>
+      <w:pPr>
+        <w:pStyle w:val="CommentText"/>
+      </w:pPr>
+      <w:r>
+        <w:rPr>
+          <w:rStyle w:val="CommentReference"/>
+        </w:rPr>
+        <w:annotationRef/>
+      </w:r>
+      <w:r>
+        <w:t>Пункт из карточки субсидии («Дополнительный пункт договора №2»). Если в карточке пусто — пункта в договоре нет. Перенести в другой раздел: выделите три строки — {%p if subsidy_extra_clause_2 %}, сам пункт и {%p endif %} — вырежьте и вставьте в КОНЕЦ нужного раздела, затем замените номер «4.8» на следующий после последнего пункта этого раздела. Для пункта №2 номер записан двумя числами: {% if subsidy_extra_clause_1 %}4.9{% else %}4.8{% endif %} — первое число на 2 больше последнего пункта раздела, второе на 1 больше. Строки с {%p ... %} не удалять и не разрывать. Вставлять лучше в конец раздела: если вставить в середину, номера следующих пунктов придётся сдвигать вручную, и они останутся сдвинутыми, даже когда поле в карточке пустое.</w:t>
+      </w:r>
+    </w:p>
+  </w:comment>
+  <w:comment w:id="62" w:author="Подсказка" w:initials="П" w:date="2026-01-01T00:00:00Z">
+    <w:p>
+      <w:pPr>
+        <w:pStyle w:val="CommentText"/>
+      </w:pPr>
+      <w:r>
+        <w:rPr>
+          <w:rStyle w:val="CommentReference"/>
+        </w:rPr>
+        <w:annotationRef/>
+      </w:r>
+      <w:r>
+        <w:t>Конец условия</w:t>
+      </w:r>
+    </w:p>
+  </w:comment>
+  <w:comment w:id="63" w:author="Подсказка" w:initials="П" w:date="2026-01-01T00:00:00Z">
+    <w:p>
+      <w:pPr>
+        <w:pStyle w:val="CommentText"/>
+      </w:pPr>
+      <w:r>
+        <w:rPr>
+          <w:rStyle w:val="CommentReference"/>
+        </w:rPr>
+        <w:annotationRef/>
+      </w:r>
+      <w:r>
         <w:t>Печатается, если у поставки задана конкретная дата</w:t>
       </w:r>
     </w:p>
   </w:comment>
-  <w:comment w:id="55" w:author="Подсказка" w:initials="П" w:date="2026-01-01T00:00:00Z">
+  <w:comment w:id="64" w:author="Подсказка" w:initials="П" w:date="2026-01-01T00:00:00Z">
     <w:p>
       <w:pPr>
         <w:pStyle w:val="CommentText"/>
@@ -9107,7 +9251,7 @@
       </w:r>
     </w:p>
   </w:comment>
-  <w:comment w:id="56" w:author="Подсказка" w:initials="П" w:date="2026-01-01T00:00:00Z">
+  <w:comment w:id="65" w:author="Подсказка" w:initials="П" w:date="2026-01-01T00:00:00Z">
     <w:p>
       <w:pPr>
         <w:pStyle w:val="CommentText"/>
@@ -9123,7 +9267,7 @@
       </w:r>
     </w:p>
   </w:comment>
-  <w:comment w:id="57" w:author="Подсказка" w:initials="П" w:date="2026-01-01T00:00:00Z">
+  <w:comment w:id="66" w:author="Подсказка" w:initials="П" w:date="2026-01-01T00:00:00Z">
     <w:p>
       <w:pPr>
         <w:pStyle w:val="CommentText"/>
@@ -9139,7 +9283,7 @@
       </w:r>
     </w:p>
   </w:comment>
-  <w:comment w:id="58" w:author="Подсказка" w:initials="П" w:date="2026-01-01T00:00:00Z">
+  <w:comment w:id="67" w:author="Подсказка" w:initials="П" w:date="2026-01-01T00:00:00Z">
     <w:p>
       <w:pPr>
         <w:pStyle w:val="CommentText"/>
@@ -9155,7 +9299,7 @@
       </w:r>
     </w:p>
   </w:comment>
-  <w:comment w:id="59" w:author="Подсказка" w:initials="П" w:date="2026-01-01T00:00:00Z">
+  <w:comment w:id="68" w:author="Подсказка" w:initials="П" w:date="2026-01-01T00:00:00Z">
     <w:p>
       <w:pPr>
         <w:pStyle w:val="CommentText"/>
@@ -9171,7 +9315,7 @@
       </w:r>
     </w:p>
   </w:comment>
-  <w:comment w:id="60" w:author="Подсказка" w:initials="П" w:date="2026-01-01T00:00:00Z">
+  <w:comment w:id="69" w:author="Подсказка" w:initials="П" w:date="2026-01-01T00:00:00Z">
     <w:p>
       <w:pPr>
         <w:pStyle w:val="CommentText"/>
@@ -9187,7 +9331,7 @@
       </w:r>
     </w:p>
   </w:comment>
-  <w:comment w:id="61" w:author="Подсказка" w:initials="П" w:date="2026-01-01T00:00:00Z">
+  <w:comment w:id="70" w:author="Подсказка" w:initials="П" w:date="2026-01-01T00:00:00Z">
     <w:p>
       <w:pPr>
         <w:pStyle w:val="CommentText"/>
@@ -9203,7 +9347,7 @@
       </w:r>
     </w:p>
   </w:comment>
-  <w:comment w:id="62" w:author="Подсказка" w:initials="П" w:date="2026-01-01T00:00:00Z">
+  <w:comment w:id="71" w:author="Подсказка" w:initials="П" w:date="2026-01-01T00:00:00Z">
     <w:p>
       <w:pPr>
         <w:pStyle w:val="CommentText"/>
@@ -9219,7 +9363,7 @@
       </w:r>
     </w:p>
   </w:comment>
-  <w:comment w:id="63" w:author="Подсказка" w:initials="П" w:date="2026-01-01T00:00:00Z">
+  <w:comment w:id="72" w:author="Подсказка" w:initials="П" w:date="2026-01-01T00:00:00Z">
     <w:p>
       <w:pPr>
         <w:pStyle w:val="CommentText"/>
@@ -9235,7 +9379,7 @@
       </w:r>
     </w:p>
   </w:comment>
-  <w:comment w:id="64" w:author="Подсказка" w:initials="П" w:date="2026-01-01T00:00:00Z">
+  <w:comment w:id="73" w:author="Подсказка" w:initials="П" w:date="2026-01-01T00:00:00Z">
     <w:p>
       <w:pPr>
         <w:pStyle w:val="CommentText"/>
@@ -9251,7 +9395,7 @@
       </w:r>
     </w:p>
   </w:comment>
-  <w:comment w:id="65" w:author="Подсказка" w:initials="П" w:date="2026-01-01T00:00:00Z">
+  <w:comment w:id="74" w:author="Подсказка" w:initials="П" w:date="2026-01-01T00:00:00Z">
     <w:p>
       <w:pPr>
         <w:pStyle w:val="CommentText"/>
@@ -9267,7 +9411,7 @@
       </w:r>
     </w:p>
   </w:comment>
-  <w:comment w:id="66" w:author="Подсказка" w:initials="П" w:date="2026-01-01T00:00:00Z">
+  <w:comment w:id="75" w:author="Подсказка" w:initials="П" w:date="2026-01-01T00:00:00Z">
     <w:p>
       <w:pPr>
         <w:pStyle w:val="CommentText"/>
@@ -9283,7 +9427,7 @@
       </w:r>
     </w:p>
   </w:comment>
-  <w:comment w:id="67" w:author="Подсказка" w:initials="П" w:date="2026-01-01T00:00:00Z">
+  <w:comment w:id="76" w:author="Подсказка" w:initials="П" w:date="2026-01-01T00:00:00Z">
     <w:p>
       <w:pPr>
         <w:pStyle w:val="CommentText"/>
@@ -9299,7 +9443,7 @@
       </w:r>
     </w:p>
   </w:comment>
-  <w:comment w:id="68" w:author="Подсказка" w:initials="П" w:date="2026-01-01T00:00:00Z">
+  <w:comment w:id="77" w:author="Подсказка" w:initials="П" w:date="2026-01-01T00:00:00Z">
     <w:p>
       <w:pPr>
         <w:pStyle w:val="CommentText"/>
@@ -9315,7 +9459,7 @@
       </w:r>
     </w:p>
   </w:comment>
-  <w:comment w:id="69" w:author="Подсказка" w:initials="П" w:date="2026-01-01T00:00:00Z">
+  <w:comment w:id="78" w:author="Подсказка" w:initials="П" w:date="2026-01-01T00:00:00Z">
     <w:p>
       <w:pPr>
         <w:pStyle w:val="CommentText"/>
@@ -9331,7 +9475,7 @@
       </w:r>
     </w:p>
   </w:comment>
-  <w:comment w:id="70" w:author="Подсказка" w:initials="П" w:date="2026-01-01T00:00:00Z">
+  <w:comment w:id="79" w:author="Подсказка" w:initials="П" w:date="2026-01-01T00:00:00Z">
     <w:p>
       <w:pPr>
         <w:pStyle w:val="CommentText"/>
@@ -9347,7 +9491,7 @@
       </w:r>
     </w:p>
   </w:comment>
-  <w:comment w:id="71" w:author="Подсказка" w:initials="П" w:date="2026-01-01T00:00:00Z">
+  <w:comment w:id="80" w:author="Подсказка" w:initials="П" w:date="2026-01-01T00:00:00Z">
     <w:p>
       <w:pPr>
         <w:pStyle w:val="CommentText"/>
@@ -9360,150 +9504,6 @@
       </w:r>
       <w:r>
         <w:t>Ставка неустойки за день просрочки, в процентах. Пример: 0,1</w:t>
-      </w:r>
-    </w:p>
-  </w:comment>
-  <w:comment w:id="72" w:author="Подсказка" w:initials="П" w:date="2026-01-01T00:00:00Z">
-    <w:p>
-      <w:pPr>
-        <w:pStyle w:val="CommentText"/>
-      </w:pPr>
-      <w:r>
-        <w:rPr>
-          <w:rStyle w:val="CommentReference"/>
-        </w:rPr>
-        <w:annotationRef/>
-      </w:r>
-      <w:r>
-        <w:t>Печатается, если в карточке субсидии заполнен дополнительный пункт №1. Пустое поле — пункта не будет</w:t>
-      </w:r>
-    </w:p>
-  </w:comment>
-  <w:comment w:id="73" w:author="Подсказка" w:initials="П" w:date="2026-01-01T00:00:00Z">
-    <w:p>
-      <w:pPr>
-        <w:pStyle w:val="CommentText"/>
-      </w:pPr>
-      <w:r>
-        <w:rPr>
-          <w:rStyle w:val="CommentReference"/>
-        </w:rPr>
-        <w:annotationRef/>
-      </w:r>
-      <w:r>
-        <w:t>Дополнительный пункт договора №1 из карточки субсидии. Пустое поле — пункта в договоре нет. Пример: Исполнитель обязуется вести раздельный учёт средств, полученных по Договору.</w:t>
-      </w:r>
-    </w:p>
-  </w:comment>
-  <w:comment w:id="74" w:author="Подсказка" w:initials="П" w:date="2026-01-01T00:00:00Z">
-    <w:p>
-      <w:pPr>
-        <w:pStyle w:val="CommentText"/>
-      </w:pPr>
-      <w:r>
-        <w:rPr>
-          <w:rStyle w:val="CommentReference"/>
-        </w:rPr>
-        <w:annotationRef/>
-      </w:r>
-      <w:r>
-        <w:t>Конец условия</w:t>
-      </w:r>
-    </w:p>
-  </w:comment>
-  <w:comment w:id="75" w:author="Подсказка" w:initials="П" w:date="2026-01-01T00:00:00Z">
-    <w:p>
-      <w:pPr>
-        <w:pStyle w:val="CommentText"/>
-      </w:pPr>
-      <w:r>
-        <w:rPr>
-          <w:rStyle w:val="CommentReference"/>
-        </w:rPr>
-        <w:annotationRef/>
-      </w:r>
-      <w:r>
-        <w:t>Печатается, если в карточке субсидии заполнен дополнительный пункт №2. Пустое поле — пункта не будет</w:t>
-      </w:r>
-    </w:p>
-  </w:comment>
-  <w:comment w:id="76" w:author="Подсказка" w:initials="П" w:date="2026-01-01T00:00:00Z">
-    <w:p>
-      <w:pPr>
-        <w:pStyle w:val="CommentText"/>
-      </w:pPr>
-      <w:r>
-        <w:rPr>
-          <w:rStyle w:val="CommentReference"/>
-        </w:rPr>
-        <w:annotationRef/>
-      </w:r>
-      <w:r>
-        <w:t>Печатается, если в карточке субсидии заполнен дополнительный пункт №1. Пустое поле — пункта не будет</w:t>
-      </w:r>
-    </w:p>
-  </w:comment>
-  <w:comment w:id="77" w:author="Подсказка" w:initials="П" w:date="2026-01-01T00:00:00Z">
-    <w:p>
-      <w:pPr>
-        <w:pStyle w:val="CommentText"/>
-      </w:pPr>
-      <w:r>
-        <w:rPr>
-          <w:rStyle w:val="CommentReference"/>
-        </w:rPr>
-        <w:annotationRef/>
-      </w:r>
-      <w:r>
-        <w:t>Иначе — противоположный случай к условию выше</w:t>
-      </w:r>
-    </w:p>
-  </w:comment>
-  <w:comment w:id="78" w:author="Подсказка" w:initials="П" w:date="2026-01-01T00:00:00Z">
-    <w:p>
-      <w:pPr>
-        <w:pStyle w:val="CommentText"/>
-      </w:pPr>
-      <w:r>
-        <w:rPr>
-          <w:rStyle w:val="CommentReference"/>
-        </w:rPr>
-        <w:annotationRef/>
-      </w:r>
-      <w:r>
-        <w:t>Конец условия</w:t>
-      </w:r>
-    </w:p>
-  </w:comment>
-  <w:comment w:id="79" w:author="Подсказка" w:initials="П" w:date="2026-01-01T00:00:00Z">
-    <w:p>
-      <w:pPr>
-        <w:pStyle w:val="CommentText"/>
-      </w:pPr>
-      <w:r>
-        <w:rPr>
-          <w:rStyle w:val="CommentReference"/>
-        </w:rPr>
-        <w:annotationRef/>
-      </w:r>
-      <w:r>
-        <w:t>Дополнительный пункт договора №2 из карточки субсидии. Пустое поле — пункта в договоре нет. Пример: Стороны соглашаются на осуществление проверок соблюдения условий предоставления субсидии.</w:t>
-      </w:r>
-    </w:p>
-  </w:comment>
-  <w:comment w:id="80" w:author="Подсказка" w:initials="П" w:date="2026-01-01T00:00:00Z">
-    <w:p>
-      <w:pPr>
-        <w:pStyle w:val="CommentText"/>
-      </w:pPr>
-      <w:r>
-        <w:rPr>
-          <w:rStyle w:val="CommentReference"/>
-        </w:rPr>
-        <w:annotationRef/>
-      </w:r>
-      <w:r>
-        <w:t>Конец условия</w:t>
       </w:r>
     </w:p>
   </w:comment>
